--- a/Final_report_AES.docx
+++ b/Final_report_AES.docx
@@ -117,27 +117,63 @@
           <w:b/>
           <w:bCs/>
         </w:rPr>
-        <w:t>Mina Moawad</w:t>
-      </w:r>
-      <w:r>
-        <w:t xml:space="preserve"> ,</w:t>
-      </w:r>
+        <w:t xml:space="preserve">Mina </w:t>
+      </w:r>
+      <w:proofErr w:type="spellStart"/>
+      <w:proofErr w:type="gramStart"/>
       <w:r>
         <w:rPr>
           <w:b/>
           <w:bCs/>
         </w:rPr>
-        <w:t xml:space="preserve"> Muhammed Afifi </w:t>
-      </w:r>
-      <w:r>
-        <w:t xml:space="preserve">, </w:t>
-      </w:r>
+        <w:t>Moawad</w:t>
+      </w:r>
+      <w:proofErr w:type="spellEnd"/>
+      <w:r>
+        <w:t xml:space="preserve"> ,</w:t>
+      </w:r>
+      <w:proofErr w:type="gramEnd"/>
       <w:r>
         <w:rPr>
           <w:b/>
           <w:bCs/>
         </w:rPr>
-        <w:t>Hoda Ayman</w:t>
+        <w:t xml:space="preserve"> Muhammed </w:t>
+      </w:r>
+      <w:proofErr w:type="spellStart"/>
+      <w:r>
+        <w:rPr>
+          <w:b/>
+          <w:bCs/>
+        </w:rPr>
+        <w:t>Afifi</w:t>
+      </w:r>
+      <w:proofErr w:type="spellEnd"/>
+      <w:r>
+        <w:rPr>
+          <w:b/>
+          <w:bCs/>
+        </w:rPr>
+        <w:t xml:space="preserve"> </w:t>
+      </w:r>
+      <w:r>
+        <w:t xml:space="preserve">, </w:t>
+      </w:r>
+      <w:proofErr w:type="spellStart"/>
+      <w:r>
+        <w:rPr>
+          <w:b/>
+          <w:bCs/>
+        </w:rPr>
+        <w:t>Hoda</w:t>
+      </w:r>
+      <w:proofErr w:type="spellEnd"/>
+      <w:r>
+        <w:rPr>
+          <w:b/>
+          <w:bCs/>
+        </w:rPr>
+        <w:t xml:space="preserve"> Ayman</w:t>
       </w:r>
     </w:p>
     <w:p>
@@ -172,12 +208,21 @@
       <w:r>
         <w:t xml:space="preserve">Supervisor:  </w:t>
       </w:r>
+      <w:proofErr w:type="spellStart"/>
       <w:r>
         <w:rPr>
           <w:b/>
           <w:bCs/>
         </w:rPr>
-        <w:t>Eng/Muhammed Salah</w:t>
+        <w:t>Eng</w:t>
+      </w:r>
+      <w:proofErr w:type="spellEnd"/>
+      <w:r>
+        <w:rPr>
+          <w:b/>
+          <w:bCs/>
+        </w:rPr>
+        <w:t>/Muhammed Salah</w:t>
       </w:r>
     </w:p>
     <w:p>
@@ -290,7 +335,7 @@
           <w:r>
             <w:fldChar w:fldCharType="separate"/>
           </w:r>
-          <w:hyperlink w:anchor="_Toc240196067" w:history="1">
+          <w:hyperlink w:anchor="_Toc240567356" w:history="1">
             <w:r>
               <w:rPr>
                 <w:rStyle w:val="Hyperlink"/>
@@ -334,7 +379,7 @@
                 <w:noProof/>
                 <w:webHidden/>
               </w:rPr>
-              <w:instrText xml:space="preserve"> PAGEREF _Toc240196067 \h </w:instrText>
+              <w:instrText xml:space="preserve"> PAGEREF _Toc240567356 \h </w:instrText>
             </w:r>
             <w:r>
               <w:rPr>
@@ -377,7 +422,7 @@
               <w:noProof/>
             </w:rPr>
           </w:pPr>
-          <w:hyperlink w:anchor="_Toc240196068" w:history="1">
+          <w:hyperlink w:anchor="_Toc240567357" w:history="1">
             <w:r>
               <w:rPr>
                 <w:rStyle w:val="Hyperlink"/>
@@ -421,7 +466,7 @@
                 <w:noProof/>
                 <w:webHidden/>
               </w:rPr>
-              <w:instrText xml:space="preserve"> PAGEREF _Toc240196068 \h </w:instrText>
+              <w:instrText xml:space="preserve"> PAGEREF _Toc240567357 \h </w:instrText>
             </w:r>
             <w:r>
               <w:rPr>
@@ -463,7 +508,7 @@
               <w:noProof/>
             </w:rPr>
           </w:pPr>
-          <w:hyperlink w:anchor="_Toc240196069" w:history="1">
+          <w:hyperlink w:anchor="_Toc240567358" w:history="1">
             <w:r>
               <w:rPr>
                 <w:rStyle w:val="Hyperlink"/>
@@ -492,7 +537,7 @@
                 <w:noProof/>
                 <w:webHidden/>
               </w:rPr>
-              <w:instrText xml:space="preserve"> PAGEREF _Toc240196069 \h </w:instrText>
+              <w:instrText xml:space="preserve"> PAGEREF _Toc240567358 \h </w:instrText>
             </w:r>
             <w:r>
               <w:rPr>
@@ -535,7 +580,7 @@
               <w:noProof/>
             </w:rPr>
           </w:pPr>
-          <w:hyperlink w:anchor="_Toc240196070" w:history="1">
+          <w:hyperlink w:anchor="_Toc240567359" w:history="1">
             <w:r>
               <w:rPr>
                 <w:rStyle w:val="Hyperlink"/>
@@ -580,7 +625,7 @@
                 <w:noProof/>
                 <w:webHidden/>
               </w:rPr>
-              <w:instrText xml:space="preserve"> PAGEREF _Toc240196070 \h </w:instrText>
+              <w:instrText xml:space="preserve"> PAGEREF _Toc240567359 \h </w:instrText>
             </w:r>
             <w:r>
               <w:rPr>
@@ -623,7 +668,7 @@
               <w:noProof/>
             </w:rPr>
           </w:pPr>
-          <w:hyperlink w:anchor="_Toc240196071" w:history="1">
+          <w:hyperlink w:anchor="_Toc240567360" w:history="1">
             <w:r>
               <w:rPr>
                 <w:rStyle w:val="Hyperlink"/>
@@ -668,7 +713,7 @@
                 <w:noProof/>
                 <w:webHidden/>
               </w:rPr>
-              <w:instrText xml:space="preserve"> PAGEREF _Toc240196071 \h </w:instrText>
+              <w:instrText xml:space="preserve"> PAGEREF _Toc240567360 \h </w:instrText>
             </w:r>
             <w:r>
               <w:rPr>
@@ -711,7 +756,7 @@
               <w:noProof/>
             </w:rPr>
           </w:pPr>
-          <w:hyperlink w:anchor="_Toc240196072" w:history="1">
+          <w:hyperlink w:anchor="_Toc240567361" w:history="1">
             <w:r>
               <w:rPr>
                 <w:rStyle w:val="Hyperlink"/>
@@ -757,7 +802,7 @@
                 <w:noProof/>
                 <w:webHidden/>
               </w:rPr>
-              <w:instrText xml:space="preserve"> PAGEREF _Toc240196072 \h </w:instrText>
+              <w:instrText xml:space="preserve"> PAGEREF _Toc240567361 \h </w:instrText>
             </w:r>
             <w:r>
               <w:rPr>
@@ -799,7 +844,7 @@
               <w:noProof/>
             </w:rPr>
           </w:pPr>
-          <w:hyperlink w:anchor="_Toc240196073" w:history="1">
+          <w:hyperlink w:anchor="_Toc240567362" w:history="1">
             <w:r>
               <w:rPr>
                 <w:rStyle w:val="Hyperlink"/>
@@ -830,7 +875,7 @@
                 <w:noProof/>
                 <w:webHidden/>
               </w:rPr>
-              <w:instrText xml:space="preserve"> PAGEREF _Toc240196073 \h </w:instrText>
+              <w:instrText xml:space="preserve"> PAGEREF _Toc240567362 \h </w:instrText>
             </w:r>
             <w:r>
               <w:rPr>
@@ -872,7 +917,7 @@
               <w:noProof/>
             </w:rPr>
           </w:pPr>
-          <w:hyperlink w:anchor="_Toc240196074" w:history="1">
+          <w:hyperlink w:anchor="_Toc240567363" w:history="1">
             <w:r>
               <w:rPr>
                 <w:rStyle w:val="Hyperlink"/>
@@ -901,7 +946,7 @@
                 <w:noProof/>
                 <w:webHidden/>
               </w:rPr>
-              <w:instrText xml:space="preserve"> PAGEREF _Toc240196074 \h </w:instrText>
+              <w:instrText xml:space="preserve"> PAGEREF _Toc240567363 \h </w:instrText>
             </w:r>
             <w:r>
               <w:rPr>
@@ -943,7 +988,7 @@
               <w:noProof/>
             </w:rPr>
           </w:pPr>
-          <w:hyperlink w:anchor="_Toc240196075" w:history="1">
+          <w:hyperlink w:anchor="_Toc240567364" w:history="1">
             <w:r>
               <w:rPr>
                 <w:rStyle w:val="Hyperlink"/>
@@ -972,7 +1017,7 @@
                 <w:noProof/>
                 <w:webHidden/>
               </w:rPr>
-              <w:instrText xml:space="preserve"> PAGEREF _Toc240196075 \h </w:instrText>
+              <w:instrText xml:space="preserve"> PAGEREF _Toc240567364 \h </w:instrText>
             </w:r>
             <w:r>
               <w:rPr>
@@ -1014,7 +1059,7 @@
               <w:noProof/>
             </w:rPr>
           </w:pPr>
-          <w:hyperlink w:anchor="_Toc240196076" w:history="1">
+          <w:hyperlink w:anchor="_Toc240567365" w:history="1">
             <w:r>
               <w:rPr>
                 <w:rStyle w:val="Hyperlink"/>
@@ -1044,7 +1089,7 @@
                 <w:noProof/>
                 <w:webHidden/>
               </w:rPr>
-              <w:instrText xml:space="preserve"> PAGEREF _Toc240196076 \h </w:instrText>
+              <w:instrText xml:space="preserve"> PAGEREF _Toc240567365 \h </w:instrText>
             </w:r>
             <w:r>
               <w:rPr>
@@ -1086,7 +1131,7 @@
               <w:noProof/>
             </w:rPr>
           </w:pPr>
-          <w:hyperlink w:anchor="_Toc240196077" w:history="1">
+          <w:hyperlink w:anchor="_Toc240567366" w:history="1">
             <w:r>
               <w:rPr>
                 <w:rStyle w:val="Hyperlink"/>
@@ -1094,7 +1139,25 @@
                 <w:noProof/>
                 <w:lang w:bidi="ar-EG"/>
               </w:rPr>
-              <w:t>3.1 AES Integration with UART:</w:t>
+              <w:t>3.1 AE</w:t>
+            </w:r>
+            <w:r>
+              <w:rPr>
+                <w:rStyle w:val="Hyperlink"/>
+                <w:rFonts w:asciiTheme="majorBidi" w:hAnsiTheme="majorBidi" w:cstheme="majorBidi"/>
+                <w:noProof/>
+                <w:lang w:bidi="ar-EG"/>
+              </w:rPr>
+              <w:t>S</w:t>
+            </w:r>
+            <w:r>
+              <w:rPr>
+                <w:rStyle w:val="Hyperlink"/>
+                <w:rFonts w:asciiTheme="majorBidi" w:hAnsiTheme="majorBidi" w:cstheme="majorBidi"/>
+                <w:noProof/>
+                <w:lang w:bidi="ar-EG"/>
+              </w:rPr>
+              <w:t xml:space="preserve"> Integration with UART:</w:t>
             </w:r>
             <w:r>
               <w:rPr>
@@ -1115,7 +1178,7 @@
                 <w:noProof/>
                 <w:webHidden/>
               </w:rPr>
-              <w:instrText xml:space="preserve"> PAGEREF _Toc240196077 \h </w:instrText>
+              <w:instrText xml:space="preserve"> PAGEREF _Toc240567366 \h </w:instrText>
             </w:r>
             <w:r>
               <w:rPr>
@@ -1157,7 +1220,7 @@
               <w:noProof/>
             </w:rPr>
           </w:pPr>
-          <w:hyperlink w:anchor="_Toc240196078" w:history="1">
+          <w:hyperlink w:anchor="_Toc240567367" w:history="1">
             <w:r>
               <w:rPr>
                 <w:rStyle w:val="Hyperlink"/>
@@ -1186,7 +1249,7 @@
                 <w:noProof/>
                 <w:webHidden/>
               </w:rPr>
-              <w:instrText xml:space="preserve"> PAGEREF _Toc240196078 \h </w:instrText>
+              <w:instrText xml:space="preserve"> PAGEREF _Toc240567367 \h </w:instrText>
             </w:r>
             <w:r>
               <w:rPr>
@@ -1228,7 +1291,7 @@
               <w:noProof/>
             </w:rPr>
           </w:pPr>
-          <w:hyperlink w:anchor="_Toc240196079" w:history="1">
+          <w:hyperlink w:anchor="_Toc240567368" w:history="1">
             <w:r>
               <w:rPr>
                 <w:rStyle w:val="Hyperlink"/>
@@ -1257,7 +1320,7 @@
                 <w:noProof/>
                 <w:webHidden/>
               </w:rPr>
-              <w:instrText xml:space="preserve"> PAGEREF _Toc240196079 \h </w:instrText>
+              <w:instrText xml:space="preserve"> PAGEREF _Toc240567368 \h </w:instrText>
             </w:r>
             <w:r>
               <w:rPr>
@@ -1299,7 +1362,7 @@
               <w:noProof/>
             </w:rPr>
           </w:pPr>
-          <w:hyperlink w:anchor="_Toc240196080" w:history="1">
+          <w:hyperlink w:anchor="_Toc240567369" w:history="1">
             <w:r>
               <w:rPr>
                 <w:rStyle w:val="Hyperlink"/>
@@ -1328,7 +1391,7 @@
                 <w:noProof/>
                 <w:webHidden/>
               </w:rPr>
-              <w:instrText xml:space="preserve"> PAGEREF _Toc240196080 \h </w:instrText>
+              <w:instrText xml:space="preserve"> PAGEREF _Toc240567369 \h </w:instrText>
             </w:r>
             <w:r>
               <w:rPr>
@@ -1370,7 +1433,7 @@
               <w:noProof/>
             </w:rPr>
           </w:pPr>
-          <w:hyperlink w:anchor="_Toc240196081" w:history="1">
+          <w:hyperlink w:anchor="_Toc240567370" w:history="1">
             <w:r>
               <w:rPr>
                 <w:rStyle w:val="Hyperlink"/>
@@ -1399,7 +1462,7 @@
                 <w:noProof/>
                 <w:webHidden/>
               </w:rPr>
-              <w:instrText xml:space="preserve"> PAGEREF _Toc240196081 \h </w:instrText>
+              <w:instrText xml:space="preserve"> PAGEREF _Toc240567370 \h </w:instrText>
             </w:r>
             <w:r>
               <w:rPr>
@@ -1441,7 +1504,7 @@
               <w:noProof/>
             </w:rPr>
           </w:pPr>
-          <w:hyperlink w:anchor="_Toc240196082" w:history="1">
+          <w:hyperlink w:anchor="_Toc240567371" w:history="1">
             <w:r>
               <w:rPr>
                 <w:rStyle w:val="Hyperlink"/>
@@ -1470,7 +1533,7 @@
                 <w:noProof/>
                 <w:webHidden/>
               </w:rPr>
-              <w:instrText xml:space="preserve"> PAGEREF _Toc240196082 \h </w:instrText>
+              <w:instrText xml:space="preserve"> PAGEREF _Toc240567371 \h </w:instrText>
             </w:r>
             <w:r>
               <w:rPr>
@@ -1512,7 +1575,7 @@
               <w:noProof/>
             </w:rPr>
           </w:pPr>
-          <w:hyperlink w:anchor="_Toc240196083" w:history="1">
+          <w:hyperlink w:anchor="_Toc240567372" w:history="1">
             <w:r>
               <w:rPr>
                 <w:rStyle w:val="Hyperlink"/>
@@ -1541,7 +1604,7 @@
                 <w:noProof/>
                 <w:webHidden/>
               </w:rPr>
-              <w:instrText xml:space="preserve"> PAGEREF _Toc240196083 \h </w:instrText>
+              <w:instrText xml:space="preserve"> PAGEREF _Toc240567372 \h </w:instrText>
             </w:r>
             <w:r>
               <w:rPr>
@@ -1583,7 +1646,7 @@
               <w:noProof/>
             </w:rPr>
           </w:pPr>
-          <w:hyperlink w:anchor="_Toc240196084" w:history="1">
+          <w:hyperlink w:anchor="_Toc240567373" w:history="1">
             <w:r>
               <w:rPr>
                 <w:rStyle w:val="Hyperlink"/>
@@ -1612,7 +1675,7 @@
                 <w:noProof/>
                 <w:webHidden/>
               </w:rPr>
-              <w:instrText xml:space="preserve"> PAGEREF _Toc240196084 \h </w:instrText>
+              <w:instrText xml:space="preserve"> PAGEREF _Toc240567373 \h </w:instrText>
             </w:r>
             <w:r>
               <w:rPr>
@@ -1654,7 +1717,7 @@
               <w:noProof/>
             </w:rPr>
           </w:pPr>
-          <w:hyperlink w:anchor="_Toc240196085" w:history="1">
+          <w:hyperlink w:anchor="_Toc240567374" w:history="1">
             <w:r>
               <w:rPr>
                 <w:rStyle w:val="Hyperlink"/>
@@ -1663,27 +1726,7 @@
                 <w:noProof/>
                 <w:lang w:bidi="ar-EG"/>
               </w:rPr>
-              <w:t>UART Communicatio</w:t>
-            </w:r>
-            <w:r>
-              <w:rPr>
-                <w:rStyle w:val="Hyperlink"/>
-                <w:b/>
-                <w:bCs/>
-                <w:noProof/>
-                <w:lang w:bidi="ar-EG"/>
-              </w:rPr>
-              <w:t>n</w:t>
-            </w:r>
-            <w:r>
-              <w:rPr>
-                <w:rStyle w:val="Hyperlink"/>
-                <w:b/>
-                <w:bCs/>
-                <w:noProof/>
-                <w:lang w:bidi="ar-EG"/>
-              </w:rPr>
-              <w:t xml:space="preserve"> Module</w:t>
+              <w:t>UART Communication Module</w:t>
             </w:r>
             <w:r>
               <w:rPr>
@@ -1704,7 +1747,7 @@
                 <w:noProof/>
                 <w:webHidden/>
               </w:rPr>
-              <w:instrText xml:space="preserve"> PAGEREF _Toc240196085 \h </w:instrText>
+              <w:instrText xml:space="preserve"> PAGEREF _Toc240567374 \h </w:instrText>
             </w:r>
             <w:r>
               <w:rPr>
@@ -1746,7 +1789,7 @@
               <w:noProof/>
             </w:rPr>
           </w:pPr>
-          <w:hyperlink w:anchor="_Toc240196086" w:history="1">
+          <w:hyperlink w:anchor="_Toc240567375" w:history="1">
             <w:r>
               <w:rPr>
                 <w:rStyle w:val="Hyperlink"/>
@@ -1774,7 +1817,7 @@
                 <w:noProof/>
                 <w:webHidden/>
               </w:rPr>
-              <w:instrText xml:space="preserve"> PAGEREF _Toc240196086 \h </w:instrText>
+              <w:instrText xml:space="preserve"> PAGEREF _Toc240567375 \h </w:instrText>
             </w:r>
             <w:r>
               <w:rPr>
@@ -1816,7 +1859,7 @@
               <w:noProof/>
             </w:rPr>
           </w:pPr>
-          <w:hyperlink w:anchor="_Toc240196087" w:history="1">
+          <w:hyperlink w:anchor="_Toc240567376" w:history="1">
             <w:r>
               <w:rPr>
                 <w:rStyle w:val="Hyperlink"/>
@@ -1844,7 +1887,7 @@
                 <w:noProof/>
                 <w:webHidden/>
               </w:rPr>
-              <w:instrText xml:space="preserve"> PAGEREF _Toc240196087 \h </w:instrText>
+              <w:instrText xml:space="preserve"> PAGEREF _Toc240567376 \h </w:instrText>
             </w:r>
             <w:r>
               <w:rPr>
@@ -1886,7 +1929,7 @@
               <w:noProof/>
             </w:rPr>
           </w:pPr>
-          <w:hyperlink w:anchor="_Toc240196088" w:history="1">
+          <w:hyperlink w:anchor="_Toc240567377" w:history="1">
             <w:r>
               <w:rPr>
                 <w:rStyle w:val="Hyperlink"/>
@@ -1914,7 +1957,7 @@
                 <w:noProof/>
                 <w:webHidden/>
               </w:rPr>
-              <w:instrText xml:space="preserve"> PAGEREF _Toc240196088 \h </w:instrText>
+              <w:instrText xml:space="preserve"> PAGEREF _Toc240567377 \h </w:instrText>
             </w:r>
             <w:r>
               <w:rPr>
@@ -1956,7 +1999,7 @@
               <w:noProof/>
             </w:rPr>
           </w:pPr>
-          <w:hyperlink w:anchor="_Toc240196089" w:history="1">
+          <w:hyperlink w:anchor="_Toc240567378" w:history="1">
             <w:r>
               <w:rPr>
                 <w:rStyle w:val="Hyperlink"/>
@@ -1984,7 +2027,7 @@
                 <w:noProof/>
                 <w:webHidden/>
               </w:rPr>
-              <w:instrText xml:space="preserve"> PAGEREF _Toc240196089 \h </w:instrText>
+              <w:instrText xml:space="preserve"> PAGEREF _Toc240567378 \h </w:instrText>
             </w:r>
             <w:r>
               <w:rPr>
@@ -2026,7 +2069,7 @@
               <w:noProof/>
             </w:rPr>
           </w:pPr>
-          <w:hyperlink w:anchor="_Toc240196090" w:history="1">
+          <w:hyperlink w:anchor="_Toc240567379" w:history="1">
             <w:r>
               <w:rPr>
                 <w:rStyle w:val="Hyperlink"/>
@@ -2057,7 +2100,7 @@
                 <w:noProof/>
                 <w:webHidden/>
               </w:rPr>
-              <w:instrText xml:space="preserve"> PAGEREF _Toc240196090 \h </w:instrText>
+              <w:instrText xml:space="preserve"> PAGEREF _Toc240567379 \h </w:instrText>
             </w:r>
             <w:r>
               <w:rPr>
@@ -2099,7 +2142,7 @@
               <w:noProof/>
             </w:rPr>
           </w:pPr>
-          <w:hyperlink w:anchor="_Toc240196091" w:history="1">
+          <w:hyperlink w:anchor="_Toc240567380" w:history="1">
             <w:r>
               <w:rPr>
                 <w:rStyle w:val="Hyperlink"/>
@@ -2127,7 +2170,7 @@
                 <w:noProof/>
                 <w:webHidden/>
               </w:rPr>
-              <w:instrText xml:space="preserve"> PAGEREF _Toc240196091 \h </w:instrText>
+              <w:instrText xml:space="preserve"> PAGEREF _Toc240567380 \h </w:instrText>
             </w:r>
             <w:r>
               <w:rPr>
@@ -2169,7 +2212,7 @@
               <w:noProof/>
             </w:rPr>
           </w:pPr>
-          <w:hyperlink w:anchor="_Toc240196092" w:history="1">
+          <w:hyperlink w:anchor="_Toc240567381" w:history="1">
             <w:r>
               <w:rPr>
                 <w:rStyle w:val="Hyperlink"/>
@@ -2197,7 +2240,7 @@
                 <w:noProof/>
                 <w:webHidden/>
               </w:rPr>
-              <w:instrText xml:space="preserve"> PAGEREF _Toc240196092 \h </w:instrText>
+              <w:instrText xml:space="preserve"> PAGEREF _Toc240567381 \h </w:instrText>
             </w:r>
             <w:r>
               <w:rPr>
@@ -2239,7 +2282,7 @@
               <w:noProof/>
             </w:rPr>
           </w:pPr>
-          <w:hyperlink w:anchor="_Toc240196093" w:history="1">
+          <w:hyperlink w:anchor="_Toc240567382" w:history="1">
             <w:r>
               <w:rPr>
                 <w:rStyle w:val="Hyperlink"/>
@@ -2267,7 +2310,7 @@
                 <w:noProof/>
                 <w:webHidden/>
               </w:rPr>
-              <w:instrText xml:space="preserve"> PAGEREF _Toc240196093 \h </w:instrText>
+              <w:instrText xml:space="preserve"> PAGEREF _Toc240567382 \h </w:instrText>
             </w:r>
             <w:r>
               <w:rPr>
@@ -2309,7 +2352,7 @@
               <w:noProof/>
             </w:rPr>
           </w:pPr>
-          <w:hyperlink w:anchor="_Toc240196094" w:history="1">
+          <w:hyperlink w:anchor="_Toc240567383" w:history="1">
             <w:r>
               <w:rPr>
                 <w:rStyle w:val="Hyperlink"/>
@@ -2337,7 +2380,7 @@
                 <w:noProof/>
                 <w:webHidden/>
               </w:rPr>
-              <w:instrText xml:space="preserve"> PAGEREF _Toc240196094 \h </w:instrText>
+              <w:instrText xml:space="preserve"> PAGEREF _Toc240567383 \h </w:instrText>
             </w:r>
             <w:r>
               <w:rPr>
@@ -2379,7 +2422,7 @@
               <w:noProof/>
             </w:rPr>
           </w:pPr>
-          <w:hyperlink w:anchor="_Toc240196095" w:history="1">
+          <w:hyperlink w:anchor="_Toc240567384" w:history="1">
             <w:r>
               <w:rPr>
                 <w:rStyle w:val="Hyperlink"/>
@@ -2407,7 +2450,7 @@
                 <w:noProof/>
                 <w:webHidden/>
               </w:rPr>
-              <w:instrText xml:space="preserve"> PAGEREF _Toc240196095 \h </w:instrText>
+              <w:instrText xml:space="preserve"> PAGEREF _Toc240567384 \h </w:instrText>
             </w:r>
             <w:r>
               <w:rPr>
@@ -2449,7 +2492,7 @@
               <w:noProof/>
             </w:rPr>
           </w:pPr>
-          <w:hyperlink w:anchor="_Toc240196096" w:history="1">
+          <w:hyperlink w:anchor="_Toc240567385" w:history="1">
             <w:r>
               <w:rPr>
                 <w:rStyle w:val="Hyperlink"/>
@@ -2477,7 +2520,7 @@
                 <w:noProof/>
                 <w:webHidden/>
               </w:rPr>
-              <w:instrText xml:space="preserve"> PAGEREF _Toc240196096 \h </w:instrText>
+              <w:instrText xml:space="preserve"> PAGEREF _Toc240567385 \h </w:instrText>
             </w:r>
             <w:r>
               <w:rPr>
@@ -2519,7 +2562,7 @@
               <w:noProof/>
             </w:rPr>
           </w:pPr>
-          <w:hyperlink w:anchor="_Toc240196097" w:history="1">
+          <w:hyperlink w:anchor="_Toc240567386" w:history="1">
             <w:r>
               <w:rPr>
                 <w:rStyle w:val="Hyperlink"/>
@@ -2550,7 +2593,7 @@
                 <w:noProof/>
                 <w:webHidden/>
               </w:rPr>
-              <w:instrText xml:space="preserve"> PAGEREF _Toc240196097 \h </w:instrText>
+              <w:instrText xml:space="preserve"> PAGEREF _Toc240567386 \h </w:instrText>
             </w:r>
             <w:r>
               <w:rPr>
@@ -2592,7 +2635,7 @@
               <w:noProof/>
             </w:rPr>
           </w:pPr>
-          <w:hyperlink w:anchor="_Toc240196098" w:history="1">
+          <w:hyperlink w:anchor="_Toc240567387" w:history="1">
             <w:r>
               <w:rPr>
                 <w:rStyle w:val="Hyperlink"/>
@@ -2619,7 +2662,7 @@
                 <w:noProof/>
                 <w:webHidden/>
               </w:rPr>
-              <w:instrText xml:space="preserve"> PAGEREF _Toc240196098 \h </w:instrText>
+              <w:instrText xml:space="preserve"> PAGEREF _Toc240567387 \h </w:instrText>
             </w:r>
             <w:r>
               <w:rPr>
@@ -2661,7 +2704,7 @@
               <w:noProof/>
             </w:rPr>
           </w:pPr>
-          <w:hyperlink w:anchor="_Toc240196099" w:history="1">
+          <w:hyperlink w:anchor="_Toc240567388" w:history="1">
             <w:r>
               <w:rPr>
                 <w:rStyle w:val="Hyperlink"/>
@@ -2690,7 +2733,7 @@
                 <w:noProof/>
                 <w:webHidden/>
               </w:rPr>
-              <w:instrText xml:space="preserve"> PAGEREF _Toc240196099 \h </w:instrText>
+              <w:instrText xml:space="preserve"> PAGEREF _Toc240567388 \h </w:instrText>
             </w:r>
             <w:r>
               <w:rPr>
@@ -2732,7 +2775,7 @@
               <w:noProof/>
             </w:rPr>
           </w:pPr>
-          <w:hyperlink w:anchor="_Toc240196100" w:history="1">
+          <w:hyperlink w:anchor="_Toc240567389" w:history="1">
             <w:r>
               <w:rPr>
                 <w:rStyle w:val="Hyperlink"/>
@@ -2761,7 +2804,7 @@
                 <w:noProof/>
                 <w:webHidden/>
               </w:rPr>
-              <w:instrText xml:space="preserve"> PAGEREF _Toc240196100 \h </w:instrText>
+              <w:instrText xml:space="preserve"> PAGEREF _Toc240567389 \h </w:instrText>
             </w:r>
             <w:r>
               <w:rPr>
@@ -2803,7 +2846,7 @@
               <w:noProof/>
             </w:rPr>
           </w:pPr>
-          <w:hyperlink w:anchor="_Toc240196101" w:history="1">
+          <w:hyperlink w:anchor="_Toc240567390" w:history="1">
             <w:r>
               <w:rPr>
                 <w:rStyle w:val="Hyperlink"/>
@@ -2832,7 +2875,7 @@
                 <w:noProof/>
                 <w:webHidden/>
               </w:rPr>
-              <w:instrText xml:space="preserve"> PAGEREF _Toc240196101 \h </w:instrText>
+              <w:instrText xml:space="preserve"> PAGEREF _Toc240567390 \h </w:instrText>
             </w:r>
             <w:r>
               <w:rPr>
@@ -2874,7 +2917,7 @@
               <w:noProof/>
             </w:rPr>
           </w:pPr>
-          <w:hyperlink w:anchor="_Toc240196102" w:history="1">
+          <w:hyperlink w:anchor="_Toc240567391" w:history="1">
             <w:r>
               <w:rPr>
                 <w:rStyle w:val="Hyperlink"/>
@@ -2903,7 +2946,7 @@
                 <w:noProof/>
                 <w:webHidden/>
               </w:rPr>
-              <w:instrText xml:space="preserve"> PAGEREF _Toc240196102 \h </w:instrText>
+              <w:instrText xml:space="preserve"> PAGEREF _Toc240567391 \h </w:instrText>
             </w:r>
             <w:r>
               <w:rPr>
@@ -2945,7 +2988,7 @@
               <w:noProof/>
             </w:rPr>
           </w:pPr>
-          <w:hyperlink w:anchor="_Toc240196103" w:history="1">
+          <w:hyperlink w:anchor="_Toc240567392" w:history="1">
             <w:r>
               <w:rPr>
                 <w:rStyle w:val="Hyperlink"/>
@@ -2976,7 +3019,7 @@
                 <w:noProof/>
                 <w:webHidden/>
               </w:rPr>
-              <w:instrText xml:space="preserve"> PAGEREF _Toc240196103 \h </w:instrText>
+              <w:instrText xml:space="preserve"> PAGEREF _Toc240567392 \h </w:instrText>
             </w:r>
             <w:r>
               <w:rPr>
@@ -3018,7 +3061,7 @@
               <w:noProof/>
             </w:rPr>
           </w:pPr>
-          <w:hyperlink w:anchor="_Toc240196104" w:history="1">
+          <w:hyperlink w:anchor="_Toc240567393" w:history="1">
             <w:r>
               <w:rPr>
                 <w:rStyle w:val="Hyperlink"/>
@@ -3045,7 +3088,7 @@
                 <w:noProof/>
                 <w:webHidden/>
               </w:rPr>
-              <w:instrText xml:space="preserve"> PAGEREF _Toc240196104 \h </w:instrText>
+              <w:instrText xml:space="preserve"> PAGEREF _Toc240567393 \h </w:instrText>
             </w:r>
             <w:r>
               <w:rPr>
@@ -3087,7 +3130,7 @@
               <w:noProof/>
             </w:rPr>
           </w:pPr>
-          <w:hyperlink w:anchor="_Toc240196105" w:history="1">
+          <w:hyperlink w:anchor="_Toc240567394" w:history="1">
             <w:r>
               <w:rPr>
                 <w:rStyle w:val="Hyperlink"/>
@@ -3115,7 +3158,7 @@
                 <w:noProof/>
                 <w:webHidden/>
               </w:rPr>
-              <w:instrText xml:space="preserve"> PAGEREF _Toc240196105 \h </w:instrText>
+              <w:instrText xml:space="preserve"> PAGEREF _Toc240567394 \h </w:instrText>
             </w:r>
             <w:r>
               <w:rPr>
@@ -3157,7 +3200,7 @@
               <w:noProof/>
             </w:rPr>
           </w:pPr>
-          <w:hyperlink w:anchor="_Toc240196106" w:history="1">
+          <w:hyperlink w:anchor="_Toc240567395" w:history="1">
             <w:r>
               <w:rPr>
                 <w:rStyle w:val="Hyperlink"/>
@@ -3187,7 +3230,7 @@
                 <w:noProof/>
                 <w:webHidden/>
               </w:rPr>
-              <w:instrText xml:space="preserve"> PAGEREF _Toc240196106 \h </w:instrText>
+              <w:instrText xml:space="preserve"> PAGEREF _Toc240567395 \h </w:instrText>
             </w:r>
             <w:r>
               <w:rPr>
@@ -3208,6 +3251,1067 @@
                 <w:webHidden/>
               </w:rPr>
               <w:t>23</w:t>
+            </w:r>
+            <w:r>
+              <w:rPr>
+                <w:noProof/>
+                <w:webHidden/>
+              </w:rPr>
+              <w:fldChar w:fldCharType="end"/>
+            </w:r>
+          </w:hyperlink>
+        </w:p>
+        <w:p>
+          <w:pPr>
+            <w:pStyle w:val="TOC2"/>
+            <w:tabs>
+              <w:tab w:val="right" w:leader="dot" w:pos="9016"/>
+            </w:tabs>
+            <w:rPr>
+              <w:rFonts w:eastAsiaTheme="minorEastAsia"/>
+              <w:noProof/>
+            </w:rPr>
+          </w:pPr>
+          <w:hyperlink w:anchor="_Toc240567396" w:history="1">
+            <w:r>
+              <w:rPr>
+                <w:rStyle w:val="Hyperlink"/>
+                <w:noProof/>
+                <w:lang w:bidi="ar-EG"/>
+              </w:rPr>
+              <w:t>9.1 Busy Protection:</w:t>
+            </w:r>
+            <w:r>
+              <w:rPr>
+                <w:noProof/>
+                <w:webHidden/>
+              </w:rPr>
+              <w:tab/>
+            </w:r>
+            <w:r>
+              <w:rPr>
+                <w:noProof/>
+                <w:webHidden/>
+              </w:rPr>
+              <w:fldChar w:fldCharType="begin"/>
+            </w:r>
+            <w:r>
+              <w:rPr>
+                <w:noProof/>
+                <w:webHidden/>
+              </w:rPr>
+              <w:instrText xml:space="preserve"> PAGEREF _Toc240567396 \h </w:instrText>
+            </w:r>
+            <w:r>
+              <w:rPr>
+                <w:noProof/>
+                <w:webHidden/>
+              </w:rPr>
+            </w:r>
+            <w:r>
+              <w:rPr>
+                <w:noProof/>
+                <w:webHidden/>
+              </w:rPr>
+              <w:fldChar w:fldCharType="separate"/>
+            </w:r>
+            <w:r>
+              <w:rPr>
+                <w:noProof/>
+                <w:webHidden/>
+              </w:rPr>
+              <w:t>23</w:t>
+            </w:r>
+            <w:r>
+              <w:rPr>
+                <w:noProof/>
+                <w:webHidden/>
+              </w:rPr>
+              <w:fldChar w:fldCharType="end"/>
+            </w:r>
+          </w:hyperlink>
+        </w:p>
+        <w:p>
+          <w:pPr>
+            <w:pStyle w:val="TOC2"/>
+            <w:tabs>
+              <w:tab w:val="right" w:leader="dot" w:pos="9016"/>
+            </w:tabs>
+            <w:rPr>
+              <w:rFonts w:eastAsiaTheme="minorEastAsia"/>
+              <w:noProof/>
+            </w:rPr>
+          </w:pPr>
+          <w:hyperlink w:anchor="_Toc240567397" w:history="1">
+            <w:r>
+              <w:rPr>
+                <w:rStyle w:val="Hyperlink"/>
+                <w:noProof/>
+                <w:lang w:bidi="ar-EG"/>
+              </w:rPr>
+              <w:t>9.2 Done Pulse Handling:</w:t>
+            </w:r>
+            <w:r>
+              <w:rPr>
+                <w:noProof/>
+                <w:webHidden/>
+              </w:rPr>
+              <w:tab/>
+            </w:r>
+            <w:r>
+              <w:rPr>
+                <w:noProof/>
+                <w:webHidden/>
+              </w:rPr>
+              <w:fldChar w:fldCharType="begin"/>
+            </w:r>
+            <w:r>
+              <w:rPr>
+                <w:noProof/>
+                <w:webHidden/>
+              </w:rPr>
+              <w:instrText xml:space="preserve"> PAGEREF _Toc240567397 \h </w:instrText>
+            </w:r>
+            <w:r>
+              <w:rPr>
+                <w:noProof/>
+                <w:webHidden/>
+              </w:rPr>
+            </w:r>
+            <w:r>
+              <w:rPr>
+                <w:noProof/>
+                <w:webHidden/>
+              </w:rPr>
+              <w:fldChar w:fldCharType="separate"/>
+            </w:r>
+            <w:r>
+              <w:rPr>
+                <w:noProof/>
+                <w:webHidden/>
+              </w:rPr>
+              <w:t>23</w:t>
+            </w:r>
+            <w:r>
+              <w:rPr>
+                <w:noProof/>
+                <w:webHidden/>
+              </w:rPr>
+              <w:fldChar w:fldCharType="end"/>
+            </w:r>
+          </w:hyperlink>
+        </w:p>
+        <w:p>
+          <w:pPr>
+            <w:pStyle w:val="TOC1"/>
+            <w:tabs>
+              <w:tab w:val="right" w:leader="dot" w:pos="9016"/>
+            </w:tabs>
+            <w:rPr>
+              <w:rFonts w:eastAsiaTheme="minorEastAsia"/>
+              <w:noProof/>
+            </w:rPr>
+          </w:pPr>
+          <w:hyperlink w:anchor="_Toc240567398" w:history="1">
+            <w:r>
+              <w:rPr>
+                <w:rStyle w:val="Hyperlink"/>
+                <w:b/>
+                <w:bCs/>
+                <w:noProof/>
+              </w:rPr>
+              <w:t>AES Integration with CRC</w:t>
+            </w:r>
+            <w:r>
+              <w:rPr>
+                <w:noProof/>
+                <w:webHidden/>
+              </w:rPr>
+              <w:tab/>
+            </w:r>
+            <w:r>
+              <w:rPr>
+                <w:noProof/>
+                <w:webHidden/>
+              </w:rPr>
+              <w:fldChar w:fldCharType="begin"/>
+            </w:r>
+            <w:r>
+              <w:rPr>
+                <w:noProof/>
+                <w:webHidden/>
+              </w:rPr>
+              <w:instrText xml:space="preserve"> PAGEREF _Toc240567398 \h </w:instrText>
+            </w:r>
+            <w:r>
+              <w:rPr>
+                <w:noProof/>
+                <w:webHidden/>
+              </w:rPr>
+            </w:r>
+            <w:r>
+              <w:rPr>
+                <w:noProof/>
+                <w:webHidden/>
+              </w:rPr>
+              <w:fldChar w:fldCharType="separate"/>
+            </w:r>
+            <w:r>
+              <w:rPr>
+                <w:noProof/>
+                <w:webHidden/>
+              </w:rPr>
+              <w:t>24</w:t>
+            </w:r>
+            <w:r>
+              <w:rPr>
+                <w:noProof/>
+                <w:webHidden/>
+              </w:rPr>
+              <w:fldChar w:fldCharType="end"/>
+            </w:r>
+          </w:hyperlink>
+        </w:p>
+        <w:p>
+          <w:pPr>
+            <w:pStyle w:val="TOC1"/>
+            <w:tabs>
+              <w:tab w:val="right" w:leader="dot" w:pos="9016"/>
+            </w:tabs>
+            <w:rPr>
+              <w:rFonts w:eastAsiaTheme="minorEastAsia"/>
+              <w:noProof/>
+            </w:rPr>
+          </w:pPr>
+          <w:hyperlink w:anchor="_Toc240567399" w:history="1">
+            <w:r>
+              <w:rPr>
+                <w:rStyle w:val="Hyperlink"/>
+                <w:b/>
+                <w:bCs/>
+                <w:noProof/>
+              </w:rPr>
+              <w:t>Timing and Synthesizability Considerations</w:t>
+            </w:r>
+            <w:r>
+              <w:rPr>
+                <w:noProof/>
+                <w:webHidden/>
+              </w:rPr>
+              <w:tab/>
+            </w:r>
+            <w:r>
+              <w:rPr>
+                <w:noProof/>
+                <w:webHidden/>
+              </w:rPr>
+              <w:fldChar w:fldCharType="begin"/>
+            </w:r>
+            <w:r>
+              <w:rPr>
+                <w:noProof/>
+                <w:webHidden/>
+              </w:rPr>
+              <w:instrText xml:space="preserve"> PAGEREF _Toc240567399 \h </w:instrText>
+            </w:r>
+            <w:r>
+              <w:rPr>
+                <w:noProof/>
+                <w:webHidden/>
+              </w:rPr>
+            </w:r>
+            <w:r>
+              <w:rPr>
+                <w:noProof/>
+                <w:webHidden/>
+              </w:rPr>
+              <w:fldChar w:fldCharType="separate"/>
+            </w:r>
+            <w:r>
+              <w:rPr>
+                <w:noProof/>
+                <w:webHidden/>
+              </w:rPr>
+              <w:t>26</w:t>
+            </w:r>
+            <w:r>
+              <w:rPr>
+                <w:noProof/>
+                <w:webHidden/>
+              </w:rPr>
+              <w:fldChar w:fldCharType="end"/>
+            </w:r>
+          </w:hyperlink>
+        </w:p>
+        <w:p>
+          <w:pPr>
+            <w:pStyle w:val="TOC2"/>
+            <w:tabs>
+              <w:tab w:val="right" w:leader="dot" w:pos="9016"/>
+            </w:tabs>
+            <w:rPr>
+              <w:rFonts w:eastAsiaTheme="minorEastAsia"/>
+              <w:noProof/>
+            </w:rPr>
+          </w:pPr>
+          <w:hyperlink w:anchor="_Toc240567400" w:history="1">
+            <w:r>
+              <w:rPr>
+                <w:rStyle w:val="Hyperlink"/>
+                <w:noProof/>
+                <w:lang w:bidi="ar-EG"/>
+              </w:rPr>
+              <w:t>10.1 AES Timing:</w:t>
+            </w:r>
+            <w:r>
+              <w:rPr>
+                <w:noProof/>
+                <w:webHidden/>
+              </w:rPr>
+              <w:tab/>
+            </w:r>
+            <w:r>
+              <w:rPr>
+                <w:noProof/>
+                <w:webHidden/>
+              </w:rPr>
+              <w:fldChar w:fldCharType="begin"/>
+            </w:r>
+            <w:r>
+              <w:rPr>
+                <w:noProof/>
+                <w:webHidden/>
+              </w:rPr>
+              <w:instrText xml:space="preserve"> PAGEREF _Toc240567400 \h </w:instrText>
+            </w:r>
+            <w:r>
+              <w:rPr>
+                <w:noProof/>
+                <w:webHidden/>
+              </w:rPr>
+            </w:r>
+            <w:r>
+              <w:rPr>
+                <w:noProof/>
+                <w:webHidden/>
+              </w:rPr>
+              <w:fldChar w:fldCharType="separate"/>
+            </w:r>
+            <w:r>
+              <w:rPr>
+                <w:noProof/>
+                <w:webHidden/>
+              </w:rPr>
+              <w:t>26</w:t>
+            </w:r>
+            <w:r>
+              <w:rPr>
+                <w:noProof/>
+                <w:webHidden/>
+              </w:rPr>
+              <w:fldChar w:fldCharType="end"/>
+            </w:r>
+          </w:hyperlink>
+        </w:p>
+        <w:p>
+          <w:pPr>
+            <w:pStyle w:val="TOC2"/>
+            <w:tabs>
+              <w:tab w:val="right" w:leader="dot" w:pos="9016"/>
+            </w:tabs>
+            <w:rPr>
+              <w:rFonts w:eastAsiaTheme="minorEastAsia"/>
+              <w:noProof/>
+            </w:rPr>
+          </w:pPr>
+          <w:hyperlink w:anchor="_Toc240567401" w:history="1">
+            <w:r>
+              <w:rPr>
+                <w:rStyle w:val="Hyperlink"/>
+                <w:noProof/>
+                <w:lang w:bidi="ar-EG"/>
+              </w:rPr>
+              <w:t>10.2 CRC Timing:</w:t>
+            </w:r>
+            <w:r>
+              <w:rPr>
+                <w:noProof/>
+                <w:webHidden/>
+              </w:rPr>
+              <w:tab/>
+            </w:r>
+            <w:r>
+              <w:rPr>
+                <w:noProof/>
+                <w:webHidden/>
+              </w:rPr>
+              <w:fldChar w:fldCharType="begin"/>
+            </w:r>
+            <w:r>
+              <w:rPr>
+                <w:noProof/>
+                <w:webHidden/>
+              </w:rPr>
+              <w:instrText xml:space="preserve"> PAGEREF _Toc240567401 \h </w:instrText>
+            </w:r>
+            <w:r>
+              <w:rPr>
+                <w:noProof/>
+                <w:webHidden/>
+              </w:rPr>
+            </w:r>
+            <w:r>
+              <w:rPr>
+                <w:noProof/>
+                <w:webHidden/>
+              </w:rPr>
+              <w:fldChar w:fldCharType="separate"/>
+            </w:r>
+            <w:r>
+              <w:rPr>
+                <w:noProof/>
+                <w:webHidden/>
+              </w:rPr>
+              <w:t>26</w:t>
+            </w:r>
+            <w:r>
+              <w:rPr>
+                <w:noProof/>
+                <w:webHidden/>
+              </w:rPr>
+              <w:fldChar w:fldCharType="end"/>
+            </w:r>
+          </w:hyperlink>
+        </w:p>
+        <w:p>
+          <w:pPr>
+            <w:pStyle w:val="TOC2"/>
+            <w:tabs>
+              <w:tab w:val="right" w:leader="dot" w:pos="9016"/>
+            </w:tabs>
+            <w:rPr>
+              <w:rFonts w:eastAsiaTheme="minorEastAsia"/>
+              <w:noProof/>
+            </w:rPr>
+          </w:pPr>
+          <w:hyperlink w:anchor="_Toc240567402" w:history="1">
+            <w:r>
+              <w:rPr>
+                <w:rStyle w:val="Hyperlink"/>
+                <w:noProof/>
+                <w:lang w:bidi="ar-EG"/>
+              </w:rPr>
+              <w:t>10.3 UART Timing:</w:t>
+            </w:r>
+            <w:r>
+              <w:rPr>
+                <w:noProof/>
+                <w:webHidden/>
+              </w:rPr>
+              <w:tab/>
+            </w:r>
+            <w:r>
+              <w:rPr>
+                <w:noProof/>
+                <w:webHidden/>
+              </w:rPr>
+              <w:fldChar w:fldCharType="begin"/>
+            </w:r>
+            <w:r>
+              <w:rPr>
+                <w:noProof/>
+                <w:webHidden/>
+              </w:rPr>
+              <w:instrText xml:space="preserve"> PAGEREF _Toc240567402 \h </w:instrText>
+            </w:r>
+            <w:r>
+              <w:rPr>
+                <w:noProof/>
+                <w:webHidden/>
+              </w:rPr>
+            </w:r>
+            <w:r>
+              <w:rPr>
+                <w:noProof/>
+                <w:webHidden/>
+              </w:rPr>
+              <w:fldChar w:fldCharType="separate"/>
+            </w:r>
+            <w:r>
+              <w:rPr>
+                <w:noProof/>
+                <w:webHidden/>
+              </w:rPr>
+              <w:t>26</w:t>
+            </w:r>
+            <w:r>
+              <w:rPr>
+                <w:noProof/>
+                <w:webHidden/>
+              </w:rPr>
+              <w:fldChar w:fldCharType="end"/>
+            </w:r>
+          </w:hyperlink>
+        </w:p>
+        <w:p>
+          <w:pPr>
+            <w:pStyle w:val="TOC2"/>
+            <w:tabs>
+              <w:tab w:val="right" w:leader="dot" w:pos="9016"/>
+            </w:tabs>
+            <w:rPr>
+              <w:rFonts w:eastAsiaTheme="minorEastAsia"/>
+              <w:noProof/>
+            </w:rPr>
+          </w:pPr>
+          <w:hyperlink w:anchor="_Toc240567403" w:history="1">
+            <w:r>
+              <w:rPr>
+                <w:rStyle w:val="Hyperlink"/>
+                <w:noProof/>
+                <w:lang w:bidi="ar-EG"/>
+              </w:rPr>
+              <w:t>10.4 Reset Strategy:</w:t>
+            </w:r>
+            <w:r>
+              <w:rPr>
+                <w:noProof/>
+                <w:webHidden/>
+              </w:rPr>
+              <w:tab/>
+            </w:r>
+            <w:r>
+              <w:rPr>
+                <w:noProof/>
+                <w:webHidden/>
+              </w:rPr>
+              <w:fldChar w:fldCharType="begin"/>
+            </w:r>
+            <w:r>
+              <w:rPr>
+                <w:noProof/>
+                <w:webHidden/>
+              </w:rPr>
+              <w:instrText xml:space="preserve"> PAGEREF _Toc240567403 \h </w:instrText>
+            </w:r>
+            <w:r>
+              <w:rPr>
+                <w:noProof/>
+                <w:webHidden/>
+              </w:rPr>
+            </w:r>
+            <w:r>
+              <w:rPr>
+                <w:noProof/>
+                <w:webHidden/>
+              </w:rPr>
+              <w:fldChar w:fldCharType="separate"/>
+            </w:r>
+            <w:r>
+              <w:rPr>
+                <w:noProof/>
+                <w:webHidden/>
+              </w:rPr>
+              <w:t>26</w:t>
+            </w:r>
+            <w:r>
+              <w:rPr>
+                <w:noProof/>
+                <w:webHidden/>
+              </w:rPr>
+              <w:fldChar w:fldCharType="end"/>
+            </w:r>
+          </w:hyperlink>
+        </w:p>
+        <w:p>
+          <w:pPr>
+            <w:pStyle w:val="TOC1"/>
+            <w:tabs>
+              <w:tab w:val="right" w:leader="dot" w:pos="9016"/>
+            </w:tabs>
+            <w:rPr>
+              <w:rFonts w:eastAsiaTheme="minorEastAsia"/>
+              <w:noProof/>
+            </w:rPr>
+          </w:pPr>
+          <w:hyperlink w:anchor="_Toc240567404" w:history="1">
+            <w:r>
+              <w:rPr>
+                <w:rStyle w:val="Hyperlink"/>
+                <w:b/>
+                <w:bCs/>
+                <w:noProof/>
+                <w:lang w:bidi="ar-EG"/>
+              </w:rPr>
+              <w:t>Design Decisions and Engineering Rationale</w:t>
+            </w:r>
+            <w:r>
+              <w:rPr>
+                <w:noProof/>
+                <w:webHidden/>
+              </w:rPr>
+              <w:tab/>
+            </w:r>
+            <w:r>
+              <w:rPr>
+                <w:noProof/>
+                <w:webHidden/>
+              </w:rPr>
+              <w:fldChar w:fldCharType="begin"/>
+            </w:r>
+            <w:r>
+              <w:rPr>
+                <w:noProof/>
+                <w:webHidden/>
+              </w:rPr>
+              <w:instrText xml:space="preserve"> PAGEREF _Toc240567404 \h </w:instrText>
+            </w:r>
+            <w:r>
+              <w:rPr>
+                <w:noProof/>
+                <w:webHidden/>
+              </w:rPr>
+            </w:r>
+            <w:r>
+              <w:rPr>
+                <w:noProof/>
+                <w:webHidden/>
+              </w:rPr>
+              <w:fldChar w:fldCharType="separate"/>
+            </w:r>
+            <w:r>
+              <w:rPr>
+                <w:noProof/>
+                <w:webHidden/>
+              </w:rPr>
+              <w:t>27</w:t>
+            </w:r>
+            <w:r>
+              <w:rPr>
+                <w:noProof/>
+                <w:webHidden/>
+              </w:rPr>
+              <w:fldChar w:fldCharType="end"/>
+            </w:r>
+          </w:hyperlink>
+        </w:p>
+        <w:p>
+          <w:pPr>
+            <w:pStyle w:val="TOC2"/>
+            <w:tabs>
+              <w:tab w:val="right" w:leader="dot" w:pos="9016"/>
+            </w:tabs>
+            <w:rPr>
+              <w:rFonts w:eastAsiaTheme="minorEastAsia"/>
+              <w:noProof/>
+            </w:rPr>
+          </w:pPr>
+          <w:hyperlink w:anchor="_Toc240567405" w:history="1">
+            <w:r>
+              <w:rPr>
+                <w:rStyle w:val="Hyperlink"/>
+                <w:noProof/>
+                <w:lang w:bidi="ar-EG"/>
+              </w:rPr>
+              <w:t>11.1 Security and Integrity:</w:t>
+            </w:r>
+            <w:r>
+              <w:rPr>
+                <w:noProof/>
+                <w:webHidden/>
+              </w:rPr>
+              <w:tab/>
+            </w:r>
+            <w:r>
+              <w:rPr>
+                <w:noProof/>
+                <w:webHidden/>
+              </w:rPr>
+              <w:fldChar w:fldCharType="begin"/>
+            </w:r>
+            <w:r>
+              <w:rPr>
+                <w:noProof/>
+                <w:webHidden/>
+              </w:rPr>
+              <w:instrText xml:space="preserve"> PAGEREF _Toc240567405 \h </w:instrText>
+            </w:r>
+            <w:r>
+              <w:rPr>
+                <w:noProof/>
+                <w:webHidden/>
+              </w:rPr>
+            </w:r>
+            <w:r>
+              <w:rPr>
+                <w:noProof/>
+                <w:webHidden/>
+              </w:rPr>
+              <w:fldChar w:fldCharType="separate"/>
+            </w:r>
+            <w:r>
+              <w:rPr>
+                <w:noProof/>
+                <w:webHidden/>
+              </w:rPr>
+              <w:t>27</w:t>
+            </w:r>
+            <w:r>
+              <w:rPr>
+                <w:noProof/>
+                <w:webHidden/>
+              </w:rPr>
+              <w:fldChar w:fldCharType="end"/>
+            </w:r>
+          </w:hyperlink>
+        </w:p>
+        <w:p>
+          <w:pPr>
+            <w:pStyle w:val="TOC2"/>
+            <w:tabs>
+              <w:tab w:val="right" w:leader="dot" w:pos="9016"/>
+            </w:tabs>
+            <w:rPr>
+              <w:rFonts w:eastAsiaTheme="minorEastAsia"/>
+              <w:noProof/>
+            </w:rPr>
+          </w:pPr>
+          <w:hyperlink w:anchor="_Toc240567406" w:history="1">
+            <w:r>
+              <w:rPr>
+                <w:rStyle w:val="Hyperlink"/>
+                <w:noProof/>
+                <w:lang w:bidi="ar-EG"/>
+              </w:rPr>
+              <w:t>11.2 CRC After Encryption:</w:t>
+            </w:r>
+            <w:r>
+              <w:rPr>
+                <w:noProof/>
+                <w:webHidden/>
+              </w:rPr>
+              <w:tab/>
+            </w:r>
+            <w:r>
+              <w:rPr>
+                <w:noProof/>
+                <w:webHidden/>
+              </w:rPr>
+              <w:fldChar w:fldCharType="begin"/>
+            </w:r>
+            <w:r>
+              <w:rPr>
+                <w:noProof/>
+                <w:webHidden/>
+              </w:rPr>
+              <w:instrText xml:space="preserve"> PAGEREF _Toc240567406 \h </w:instrText>
+            </w:r>
+            <w:r>
+              <w:rPr>
+                <w:noProof/>
+                <w:webHidden/>
+              </w:rPr>
+            </w:r>
+            <w:r>
+              <w:rPr>
+                <w:noProof/>
+                <w:webHidden/>
+              </w:rPr>
+              <w:fldChar w:fldCharType="separate"/>
+            </w:r>
+            <w:r>
+              <w:rPr>
+                <w:noProof/>
+                <w:webHidden/>
+              </w:rPr>
+              <w:t>27</w:t>
+            </w:r>
+            <w:r>
+              <w:rPr>
+                <w:noProof/>
+                <w:webHidden/>
+              </w:rPr>
+              <w:fldChar w:fldCharType="end"/>
+            </w:r>
+          </w:hyperlink>
+        </w:p>
+        <w:p>
+          <w:pPr>
+            <w:pStyle w:val="TOC1"/>
+            <w:tabs>
+              <w:tab w:val="right" w:leader="dot" w:pos="9016"/>
+            </w:tabs>
+            <w:rPr>
+              <w:rFonts w:eastAsiaTheme="minorEastAsia"/>
+              <w:noProof/>
+            </w:rPr>
+          </w:pPr>
+          <w:hyperlink w:anchor="_Toc240567407" w:history="1">
+            <w:r>
+              <w:rPr>
+                <w:rStyle w:val="Hyperlink"/>
+                <w:b/>
+                <w:bCs/>
+                <w:noProof/>
+                <w:lang w:bidi="ar-EG"/>
+              </w:rPr>
+              <w:t>Limitations and Future Improvements</w:t>
+            </w:r>
+            <w:r>
+              <w:rPr>
+                <w:noProof/>
+                <w:webHidden/>
+              </w:rPr>
+              <w:tab/>
+            </w:r>
+            <w:r>
+              <w:rPr>
+                <w:noProof/>
+                <w:webHidden/>
+              </w:rPr>
+              <w:fldChar w:fldCharType="begin"/>
+            </w:r>
+            <w:r>
+              <w:rPr>
+                <w:noProof/>
+                <w:webHidden/>
+              </w:rPr>
+              <w:instrText xml:space="preserve"> PAGEREF _Toc240567407 \h </w:instrText>
+            </w:r>
+            <w:r>
+              <w:rPr>
+                <w:noProof/>
+                <w:webHidden/>
+              </w:rPr>
+            </w:r>
+            <w:r>
+              <w:rPr>
+                <w:noProof/>
+                <w:webHidden/>
+              </w:rPr>
+              <w:fldChar w:fldCharType="separate"/>
+            </w:r>
+            <w:r>
+              <w:rPr>
+                <w:noProof/>
+                <w:webHidden/>
+              </w:rPr>
+              <w:t>28</w:t>
+            </w:r>
+            <w:r>
+              <w:rPr>
+                <w:noProof/>
+                <w:webHidden/>
+              </w:rPr>
+              <w:fldChar w:fldCharType="end"/>
+            </w:r>
+          </w:hyperlink>
+        </w:p>
+        <w:p>
+          <w:pPr>
+            <w:pStyle w:val="TOC1"/>
+            <w:tabs>
+              <w:tab w:val="right" w:leader="dot" w:pos="9016"/>
+            </w:tabs>
+            <w:rPr>
+              <w:rFonts w:eastAsiaTheme="minorEastAsia"/>
+              <w:noProof/>
+            </w:rPr>
+          </w:pPr>
+          <w:hyperlink w:anchor="_Toc240567408" w:history="1">
+            <w:r>
+              <w:rPr>
+                <w:rStyle w:val="Hyperlink"/>
+                <w:b/>
+                <w:bCs/>
+                <w:noProof/>
+                <w:lang w:bidi="ar-EG"/>
+              </w:rPr>
+              <w:t>Final Specifications</w:t>
+            </w:r>
+            <w:r>
+              <w:rPr>
+                <w:noProof/>
+                <w:webHidden/>
+              </w:rPr>
+              <w:tab/>
+            </w:r>
+            <w:r>
+              <w:rPr>
+                <w:noProof/>
+                <w:webHidden/>
+              </w:rPr>
+              <w:fldChar w:fldCharType="begin"/>
+            </w:r>
+            <w:r>
+              <w:rPr>
+                <w:noProof/>
+                <w:webHidden/>
+              </w:rPr>
+              <w:instrText xml:space="preserve"> PAGEREF _Toc240567408 \h </w:instrText>
+            </w:r>
+            <w:r>
+              <w:rPr>
+                <w:noProof/>
+                <w:webHidden/>
+              </w:rPr>
+            </w:r>
+            <w:r>
+              <w:rPr>
+                <w:noProof/>
+                <w:webHidden/>
+              </w:rPr>
+              <w:fldChar w:fldCharType="separate"/>
+            </w:r>
+            <w:r>
+              <w:rPr>
+                <w:noProof/>
+                <w:webHidden/>
+              </w:rPr>
+              <w:t>28</w:t>
+            </w:r>
+            <w:r>
+              <w:rPr>
+                <w:noProof/>
+                <w:webHidden/>
+              </w:rPr>
+              <w:fldChar w:fldCharType="end"/>
+            </w:r>
+          </w:hyperlink>
+        </w:p>
+        <w:p>
+          <w:pPr>
+            <w:pStyle w:val="TOC1"/>
+            <w:tabs>
+              <w:tab w:val="right" w:leader="dot" w:pos="9016"/>
+            </w:tabs>
+            <w:rPr>
+              <w:rFonts w:eastAsiaTheme="minorEastAsia"/>
+              <w:noProof/>
+            </w:rPr>
+          </w:pPr>
+          <w:hyperlink w:anchor="_Toc240567409" w:history="1">
+            <w:r>
+              <w:rPr>
+                <w:rStyle w:val="Hyperlink"/>
+                <w:b/>
+                <w:bCs/>
+                <w:noProof/>
+                <w:lang w:bidi="ar-EG"/>
+              </w:rPr>
+              <w:t>Conclusion</w:t>
+            </w:r>
+            <w:r>
+              <w:rPr>
+                <w:noProof/>
+                <w:webHidden/>
+              </w:rPr>
+              <w:tab/>
+            </w:r>
+            <w:r>
+              <w:rPr>
+                <w:noProof/>
+                <w:webHidden/>
+              </w:rPr>
+              <w:fldChar w:fldCharType="begin"/>
+            </w:r>
+            <w:r>
+              <w:rPr>
+                <w:noProof/>
+                <w:webHidden/>
+              </w:rPr>
+              <w:instrText xml:space="preserve"> PAGEREF _Toc240567409 \h </w:instrText>
+            </w:r>
+            <w:r>
+              <w:rPr>
+                <w:noProof/>
+                <w:webHidden/>
+              </w:rPr>
+            </w:r>
+            <w:r>
+              <w:rPr>
+                <w:noProof/>
+                <w:webHidden/>
+              </w:rPr>
+              <w:fldChar w:fldCharType="separate"/>
+            </w:r>
+            <w:r>
+              <w:rPr>
+                <w:noProof/>
+                <w:webHidden/>
+              </w:rPr>
+              <w:t>29</w:t>
+            </w:r>
+            <w:r>
+              <w:rPr>
+                <w:noProof/>
+                <w:webHidden/>
+              </w:rPr>
+              <w:fldChar w:fldCharType="end"/>
+            </w:r>
+          </w:hyperlink>
+        </w:p>
+        <w:p>
+          <w:pPr>
+            <w:pStyle w:val="TOC1"/>
+            <w:tabs>
+              <w:tab w:val="right" w:leader="dot" w:pos="9016"/>
+            </w:tabs>
+            <w:rPr>
+              <w:rFonts w:eastAsiaTheme="minorEastAsia"/>
+              <w:noProof/>
+            </w:rPr>
+          </w:pPr>
+          <w:hyperlink w:anchor="_Toc240567410" w:history="1">
+            <w:r>
+              <w:rPr>
+                <w:rStyle w:val="Hyperlink"/>
+                <w:b/>
+                <w:bCs/>
+                <w:noProof/>
+              </w:rPr>
+              <w:t>References</w:t>
+            </w:r>
+            <w:r>
+              <w:rPr>
+                <w:noProof/>
+                <w:webHidden/>
+              </w:rPr>
+              <w:tab/>
+            </w:r>
+            <w:r>
+              <w:rPr>
+                <w:noProof/>
+                <w:webHidden/>
+              </w:rPr>
+              <w:fldChar w:fldCharType="begin"/>
+            </w:r>
+            <w:r>
+              <w:rPr>
+                <w:noProof/>
+                <w:webHidden/>
+              </w:rPr>
+              <w:instrText xml:space="preserve"> PAGEREF _Toc240567410 \h </w:instrText>
+            </w:r>
+            <w:r>
+              <w:rPr>
+                <w:noProof/>
+                <w:webHidden/>
+              </w:rPr>
+            </w:r>
+            <w:r>
+              <w:rPr>
+                <w:noProof/>
+                <w:webHidden/>
+              </w:rPr>
+              <w:fldChar w:fldCharType="separate"/>
+            </w:r>
+            <w:r>
+              <w:rPr>
+                <w:noProof/>
+                <w:webHidden/>
+              </w:rPr>
+              <w:t>29</w:t>
             </w:r>
             <w:r>
               <w:rPr>
@@ -3267,7 +4371,7 @@
           <w:lang w:bidi="ar-EG"/>
         </w:rPr>
       </w:pPr>
-      <w:bookmarkStart w:id="0" w:name="_Toc240196067"/>
+      <w:bookmarkStart w:id="0" w:name="_Toc240567356"/>
       <w:r>
         <w:rPr>
           <w:sz w:val="32"/>
@@ -3689,7 +4793,7 @@
           <w:lang w:bidi="ar-EG"/>
         </w:rPr>
       </w:pPr>
-      <w:bookmarkStart w:id="1" w:name="_Toc240196068"/>
+      <w:bookmarkStart w:id="1" w:name="_Toc240567357"/>
       <w:r>
         <w:rPr>
           <w:sz w:val="32"/>
@@ -3722,7 +4826,39 @@
           <w:sz w:val="24"/>
           <w:szCs w:val="24"/>
         </w:rPr>
-        <w:t>This report documents a complete hardware communication and security data path implemented in Verilog/SystemVerilog HDL. The design combines a UART communication interface, an AES-128 encryption engine, and a CRC-16/XMODEM error-detection engine into an integrated RTL system. Application data is encrypted with AES-128, a CRC-16/XMODEM checksum is calculated over the resulting ciphertext, and the protected frame is transmitted serially through UART. The report covers the project's motivation and requirements, a review of related work, the system architecture, the detailed design of each RTL module (UART, AES-128, CRC-16/XMODEM), the end-to-end integration and handshake strategy, the verification plan (including the AES-128 known-answer vector and the CRC-16/XMODEM standard check value).</w:t>
+        <w:t>This report documents a complete hardware communication and security data path implemented in Verilog/</w:t>
+      </w:r>
+      <w:proofErr w:type="spellStart"/>
+      <w:r>
+        <w:rPr>
+          <w:sz w:val="24"/>
+          <w:szCs w:val="24"/>
+        </w:rPr>
+        <w:t>SystemVerilog</w:t>
+      </w:r>
+      <w:proofErr w:type="spellEnd"/>
+      <w:r>
+        <w:rPr>
+          <w:sz w:val="24"/>
+          <w:szCs w:val="24"/>
+        </w:rPr>
+        <w:t xml:space="preserve"> HDL. The design combines a UART communication interface, an AES-128 encryption engine, and a CRC-16/XMODEM error-detection engine into an integrated RTL system. Application data is encrypted with AES-128, a CRC-16/XMODEM checksum is calculated over the resulting </w:t>
+      </w:r>
+      <w:proofErr w:type="spellStart"/>
+      <w:r>
+        <w:rPr>
+          <w:sz w:val="24"/>
+          <w:szCs w:val="24"/>
+        </w:rPr>
+        <w:t>ciphertext</w:t>
+      </w:r>
+      <w:proofErr w:type="spellEnd"/>
+      <w:r>
+        <w:rPr>
+          <w:sz w:val="24"/>
+          <w:szCs w:val="24"/>
+        </w:rPr>
+        <w:t>, and the protected frame is transmitted serially through UART. The report covers the project's motivation and requirements, a review of related work, the system architecture, the detailed design of each RTL module (UART, AES-128, CRC-16/XMODEM), the end-to-end integration and handshake strategy, the verification plan (including the AES-128 known-answer vector and the CRC-16/XMODEM standard check value).</w:t>
       </w:r>
     </w:p>
     <w:p>
@@ -3762,7 +4898,7 @@
           <w:szCs w:val="36"/>
         </w:rPr>
       </w:pPr>
-      <w:bookmarkStart w:id="2" w:name="_Toc240196069"/>
+      <w:bookmarkStart w:id="2" w:name="_Toc240567358"/>
       <w:r>
         <w:rPr>
           <w:b/>
@@ -3792,7 +4928,7 @@
           <w:lang w:bidi="ar-EG"/>
         </w:rPr>
       </w:pPr>
-      <w:bookmarkStart w:id="3" w:name="_Toc240196070"/>
+      <w:bookmarkStart w:id="3" w:name="_Toc240567359"/>
       <w:r>
         <w:rPr>
           <w:rFonts w:asciiTheme="majorBidi" w:hAnsiTheme="majorBidi" w:cstheme="majorBidi"/>
@@ -3812,7 +4948,23 @@
         <w:jc w:val="both"/>
       </w:pPr>
       <w:r>
-        <w:t>This project implements a complete hardware communication and security datapath in Verilog/SystemVerilog HDL. The design combines a UART communication interface, an AES-128 encryption engine, and a CRC-16/XMODEM error-detection engine into an integrated RTL system. The objective is to demonstrate how communication, confidentiality, and data-integrity functions can be implemented and coordinated at the hardware level.</w:t>
+        <w:t xml:space="preserve">This project implements a complete hardware communication and security </w:t>
+      </w:r>
+      <w:proofErr w:type="spellStart"/>
+      <w:r>
+        <w:t>datapath</w:t>
+      </w:r>
+      <w:proofErr w:type="spellEnd"/>
+      <w:r>
+        <w:t xml:space="preserve"> in Verilog/</w:t>
+      </w:r>
+      <w:proofErr w:type="spellStart"/>
+      <w:r>
+        <w:t>SystemVerilog</w:t>
+      </w:r>
+      <w:proofErr w:type="spellEnd"/>
+      <w:r>
+        <w:t xml:space="preserve"> HDL. The design combines a UART communication interface, an AES-128 encryption engine, and a CRC-16/XMODEM error-detection engine into an integrated RTL system. The objective is to demonstrate how communication, confidentiality, and data-integrity functions can be implemented and coordinated at the hardware level.</w:t>
       </w:r>
     </w:p>
     <w:p>
@@ -3855,7 +5007,7 @@
         </w:rPr>
         <w:t xml:space="preserve"> </w:t>
       </w:r>
-      <w:bookmarkStart w:id="4" w:name="_Toc240196071"/>
+      <w:bookmarkStart w:id="4" w:name="_Toc240567360"/>
       <w:r>
         <w:rPr>
           <w:rFonts w:asciiTheme="majorBidi" w:hAnsiTheme="majorBidi" w:cstheme="majorBidi"/>
@@ -3897,7 +5049,23 @@
           <w:rFonts w:asciiTheme="majorBidi" w:eastAsia="Calibri" w:hAnsiTheme="majorBidi" w:cstheme="majorBidi"/>
           <w:color w:val="000000"/>
         </w:rPr>
-        <w:t>synthesizable UART transmitter/receiver subsystem in Verilog/SystemVerilog HDL.</w:t>
+        <w:t>synthesizable UART transmitter/receiver subsystem in Verilog/</w:t>
+      </w:r>
+      <w:proofErr w:type="spellStart"/>
+      <w:r>
+        <w:rPr>
+          <w:rFonts w:asciiTheme="majorBidi" w:eastAsia="Calibri" w:hAnsiTheme="majorBidi" w:cstheme="majorBidi"/>
+          <w:color w:val="000000"/>
+        </w:rPr>
+        <w:t>SystemVerilog</w:t>
+      </w:r>
+      <w:proofErr w:type="spellEnd"/>
+      <w:r>
+        <w:rPr>
+          <w:rFonts w:asciiTheme="majorBidi" w:eastAsia="Calibri" w:hAnsiTheme="majorBidi" w:cstheme="majorBidi"/>
+          <w:color w:val="000000"/>
+        </w:rPr>
+        <w:t xml:space="preserve"> HDL.</w:t>
       </w:r>
     </w:p>
     <w:p>
@@ -3995,7 +5163,23 @@
           <w:rFonts w:asciiTheme="majorBidi" w:hAnsiTheme="majorBidi" w:cstheme="majorBidi"/>
           <w:color w:val="000000"/>
         </w:rPr>
-        <w:t>the three functions into a single end-to-end communication datapath.</w:t>
+        <w:t xml:space="preserve">the three functions into a single end-to-end communication </w:t>
+      </w:r>
+      <w:proofErr w:type="spellStart"/>
+      <w:r>
+        <w:rPr>
+          <w:rFonts w:asciiTheme="majorBidi" w:hAnsiTheme="majorBidi" w:cstheme="majorBidi"/>
+          <w:color w:val="000000"/>
+        </w:rPr>
+        <w:t>datapath</w:t>
+      </w:r>
+      <w:proofErr w:type="spellEnd"/>
+      <w:r>
+        <w:rPr>
+          <w:rFonts w:asciiTheme="majorBidi" w:hAnsiTheme="majorBidi" w:cstheme="majorBidi"/>
+          <w:color w:val="000000"/>
+        </w:rPr>
+        <w:t>.</w:t>
       </w:r>
     </w:p>
     <w:p>
@@ -4059,7 +5243,23 @@
           <w:rFonts w:asciiTheme="majorBidi" w:hAnsiTheme="majorBidi" w:cstheme="majorBidi"/>
           <w:color w:val="000000"/>
         </w:rPr>
-        <w:t>individual modules and the integrated system using simulation-based testbenches.</w:t>
+        <w:t xml:space="preserve">individual modules and the integrated system using simulation-based </w:t>
+      </w:r>
+      <w:proofErr w:type="spellStart"/>
+      <w:r>
+        <w:rPr>
+          <w:rFonts w:asciiTheme="majorBidi" w:hAnsiTheme="majorBidi" w:cstheme="majorBidi"/>
+          <w:color w:val="000000"/>
+        </w:rPr>
+        <w:t>testbenches</w:t>
+      </w:r>
+      <w:proofErr w:type="spellEnd"/>
+      <w:r>
+        <w:rPr>
+          <w:rFonts w:asciiTheme="majorBidi" w:hAnsiTheme="majorBidi" w:cstheme="majorBidi"/>
+          <w:color w:val="000000"/>
+        </w:rPr>
+        <w:t>.</w:t>
       </w:r>
     </w:p>
     <w:p>
@@ -4121,7 +5321,7 @@
         </w:rPr>
         <w:t xml:space="preserve"> </w:t>
       </w:r>
-      <w:bookmarkStart w:id="5" w:name="_Toc240196072"/>
+      <w:bookmarkStart w:id="5" w:name="_Toc240567361"/>
       <w:r>
         <w:rPr>
           <w:rFonts w:asciiTheme="majorBidi" w:hAnsiTheme="majorBidi" w:cstheme="majorBidi"/>
@@ -4319,8 +5519,17 @@
                 <w:sz w:val="20"/>
                 <w:szCs w:val="20"/>
               </w:rPr>
-              <w:t>Parallel byte ↔ serial bitstream</w:t>
-            </w:r>
+              <w:t xml:space="preserve">Parallel byte ↔ serial </w:t>
+            </w:r>
+            <w:proofErr w:type="spellStart"/>
+            <w:r>
+              <w:rPr>
+                <w:sz w:val="20"/>
+                <w:szCs w:val="20"/>
+              </w:rPr>
+              <w:t>bitstream</w:t>
+            </w:r>
+            <w:proofErr w:type="spellEnd"/>
           </w:p>
         </w:tc>
         <w:tc>
@@ -4405,8 +5614,17 @@
                 <w:sz w:val="20"/>
                 <w:szCs w:val="20"/>
               </w:rPr>
-              <w:t>128-bit plaintext + 128-bit key → 128-bit ciphertext</w:t>
-            </w:r>
+              <w:t xml:space="preserve">128-bit plaintext + 128-bit key → 128-bit </w:t>
+            </w:r>
+            <w:proofErr w:type="spellStart"/>
+            <w:r>
+              <w:rPr>
+                <w:sz w:val="20"/>
+                <w:szCs w:val="20"/>
+              </w:rPr>
+              <w:t>ciphertext</w:t>
+            </w:r>
+            <w:proofErr w:type="spellEnd"/>
           </w:p>
         </w:tc>
         <w:tc>
@@ -4621,7 +5839,7 @@
           <w:lang w:bidi="ar-EG"/>
         </w:rPr>
       </w:pPr>
-      <w:bookmarkStart w:id="6" w:name="_Toc240196073"/>
+      <w:bookmarkStart w:id="6" w:name="_Toc240567362"/>
       <w:r>
         <w:rPr>
           <w:rFonts w:asciiTheme="majorBidi" w:hAnsiTheme="majorBidi" w:cstheme="majorBidi"/>
@@ -4649,7 +5867,7 @@
           <w:lang w:bidi="ar-EG"/>
         </w:rPr>
       </w:pPr>
-      <w:bookmarkStart w:id="7" w:name="_Toc240196074"/>
+      <w:bookmarkStart w:id="7" w:name="_Toc240567363"/>
       <w:r>
         <w:rPr>
           <w:rFonts w:asciiTheme="majorBidi" w:hAnsiTheme="majorBidi" w:cstheme="majorBidi"/>
@@ -4704,7 +5922,25 @@
           <w:sz w:val="24"/>
           <w:szCs w:val="24"/>
         </w:rPr>
-        <w:t>shall serialize and deserialize data according to the selected baud-rate configuration.</w:t>
+        <w:t xml:space="preserve">shall serialize and </w:t>
+      </w:r>
+      <w:proofErr w:type="spellStart"/>
+      <w:r>
+        <w:rPr>
+          <w:color w:val="000000"/>
+          <w:sz w:val="24"/>
+          <w:szCs w:val="24"/>
+        </w:rPr>
+        <w:t>deserialize</w:t>
+      </w:r>
+      <w:proofErr w:type="spellEnd"/>
+      <w:r>
+        <w:rPr>
+          <w:color w:val="000000"/>
+          <w:sz w:val="24"/>
+          <w:szCs w:val="24"/>
+        </w:rPr>
+        <w:t xml:space="preserve"> data according to the selected baud-rate configuration.</w:t>
       </w:r>
     </w:p>
     <w:p>
@@ -4938,7 +6174,7 @@
           <w:lang w:bidi="ar-EG"/>
         </w:rPr>
       </w:pPr>
-      <w:bookmarkStart w:id="8" w:name="_Toc240196075"/>
+      <w:bookmarkStart w:id="8" w:name="_Toc240567364"/>
       <w:r>
         <w:rPr>
           <w:rFonts w:asciiTheme="majorBidi" w:hAnsiTheme="majorBidi" w:cstheme="majorBidi"/>
@@ -5134,8 +6370,17 @@
                 <w:sz w:val="20"/>
                 <w:szCs w:val="20"/>
               </w:rPr>
-              <w:t>Defined by the implementation/testbench</w:t>
-            </w:r>
+              <w:t>Defined by the implementation/</w:t>
+            </w:r>
+            <w:proofErr w:type="spellStart"/>
+            <w:r>
+              <w:rPr>
+                <w:sz w:val="20"/>
+                <w:szCs w:val="20"/>
+              </w:rPr>
+              <w:t>testbench</w:t>
+            </w:r>
+            <w:proofErr w:type="spellEnd"/>
           </w:p>
         </w:tc>
       </w:tr>
@@ -5652,6 +6897,7 @@
             </w:tcMar>
           </w:tcPr>
           <w:p>
+            <w:proofErr w:type="spellStart"/>
             <w:r>
               <w:rPr>
                 <w:sz w:val="20"/>
@@ -5659,6 +6905,7 @@
               </w:rPr>
               <w:t>RefIn</w:t>
             </w:r>
+            <w:proofErr w:type="spellEnd"/>
           </w:p>
         </w:tc>
         <w:tc>
@@ -5721,6 +6968,7 @@
             </w:tcMar>
           </w:tcPr>
           <w:p>
+            <w:proofErr w:type="spellStart"/>
             <w:r>
               <w:rPr>
                 <w:sz w:val="20"/>
@@ -5728,6 +6976,7 @@
               </w:rPr>
               <w:t>RefOut</w:t>
             </w:r>
+            <w:proofErr w:type="spellEnd"/>
           </w:p>
         </w:tc>
         <w:tc>
@@ -5789,6 +7038,7 @@
             </w:tcMar>
           </w:tcPr>
           <w:p>
+            <w:proofErr w:type="spellStart"/>
             <w:r>
               <w:rPr>
                 <w:sz w:val="20"/>
@@ -5796,6 +7046,7 @@
               </w:rPr>
               <w:t>XorOut</w:t>
             </w:r>
+            <w:proofErr w:type="spellEnd"/>
           </w:p>
         </w:tc>
         <w:tc>
@@ -5849,7 +7100,7 @@
           <w:lang w:bidi="ar-EG"/>
         </w:rPr>
       </w:pPr>
-      <w:bookmarkStart w:id="9" w:name="_Toc240196076"/>
+      <w:bookmarkStart w:id="9" w:name="_Toc240567365"/>
       <w:r>
         <w:rPr>
           <w:b/>
@@ -5875,7 +7126,7 @@
           <w:lang w:bidi="ar-EG"/>
         </w:rPr>
       </w:pPr>
-      <w:bookmarkStart w:id="10" w:name="_Toc240196077"/>
+      <w:bookmarkStart w:id="10" w:name="_Toc240567366"/>
       <w:r>
         <w:rPr>
           <w:rFonts w:asciiTheme="majorBidi" w:hAnsiTheme="majorBidi" w:cstheme="majorBidi"/>
@@ -5908,12 +7159,85 @@
           <w:szCs w:val="24"/>
         </w:rPr>
       </w:pPr>
-      <w:r>
-        <w:rPr>
-          <w:sz w:val="24"/>
-          <w:szCs w:val="24"/>
-        </w:rPr>
-        <w:t>Basu, Kole and Rahaman (2012) describe an early implementation of the AES algorithm inside a UART module to secure serial data transfer, showing that block-cipher encryption can be embedded directly in the serial data path rather than performed in software on a host processor. Katkade and Phade (2016) extend this idea, applying AES specifically to protect data confidentiality in serial communication links and reporting on the practical trade-offs of adding a cipher to a low-resource serial interface.</w:t>
+      <w:proofErr w:type="spellStart"/>
+      <w:r>
+        <w:rPr>
+          <w:sz w:val="24"/>
+          <w:szCs w:val="24"/>
+        </w:rPr>
+        <w:t>Basu</w:t>
+      </w:r>
+      <w:proofErr w:type="spellEnd"/>
+      <w:r>
+        <w:rPr>
+          <w:sz w:val="24"/>
+          <w:szCs w:val="24"/>
+        </w:rPr>
+        <w:t xml:space="preserve">, </w:t>
+      </w:r>
+      <w:proofErr w:type="spellStart"/>
+      <w:r>
+        <w:rPr>
+          <w:sz w:val="24"/>
+          <w:szCs w:val="24"/>
+        </w:rPr>
+        <w:t>Kole</w:t>
+      </w:r>
+      <w:proofErr w:type="spellEnd"/>
+      <w:r>
+        <w:rPr>
+          <w:sz w:val="24"/>
+          <w:szCs w:val="24"/>
+        </w:rPr>
+        <w:t xml:space="preserve"> and </w:t>
+      </w:r>
+      <w:proofErr w:type="spellStart"/>
+      <w:r>
+        <w:rPr>
+          <w:sz w:val="24"/>
+          <w:szCs w:val="24"/>
+        </w:rPr>
+        <w:t>Rahaman</w:t>
+      </w:r>
+      <w:proofErr w:type="spellEnd"/>
+      <w:r>
+        <w:rPr>
+          <w:sz w:val="24"/>
+          <w:szCs w:val="24"/>
+        </w:rPr>
+        <w:t xml:space="preserve"> (2012) describe an early implementation of the AES algorithm inside a UART module to secure serial data transfer, showing that block-cipher encryption can be embedded directly in the serial data path rather than performed in software on a host processor. </w:t>
+      </w:r>
+      <w:proofErr w:type="spellStart"/>
+      <w:r>
+        <w:rPr>
+          <w:sz w:val="24"/>
+          <w:szCs w:val="24"/>
+        </w:rPr>
+        <w:t>Katkade</w:t>
+      </w:r>
+      <w:proofErr w:type="spellEnd"/>
+      <w:r>
+        <w:rPr>
+          <w:sz w:val="24"/>
+          <w:szCs w:val="24"/>
+        </w:rPr>
+        <w:t xml:space="preserve"> and </w:t>
+      </w:r>
+      <w:proofErr w:type="spellStart"/>
+      <w:r>
+        <w:rPr>
+          <w:sz w:val="24"/>
+          <w:szCs w:val="24"/>
+        </w:rPr>
+        <w:t>Phade</w:t>
+      </w:r>
+      <w:proofErr w:type="spellEnd"/>
+      <w:r>
+        <w:rPr>
+          <w:sz w:val="24"/>
+          <w:szCs w:val="24"/>
+        </w:rPr>
+        <w:t xml:space="preserve"> (2016) extend this idea, applying AES specifically to protect data confidentiality in serial communication links and reporting on the practical trade-offs of adding a cipher to a low-resource serial interface.</w:t>
       </w:r>
     </w:p>
     <w:p>
@@ -5931,14 +7255,62 @@
           <w:sz w:val="24"/>
           <w:szCs w:val="24"/>
         </w:rPr>
-        <w:t>Kala, Panda and Tanwar (2023) target a high-throughput, low-power AES-128 cipher implementation on FPGA, highlighting the area/throughput trade-off between fully unrolled (pipelined) AES round datapaths and iterative,</w:t>
-      </w:r>
-      <w:r>
-        <w:rPr>
-          <w:sz w:val="24"/>
-          <w:szCs w:val="24"/>
-        </w:rPr>
-        <w:t xml:space="preserve"> single-round-reuse datapaths. </w:t>
+        <w:t xml:space="preserve">Kala, Panda and </w:t>
+      </w:r>
+      <w:proofErr w:type="spellStart"/>
+      <w:r>
+        <w:rPr>
+          <w:sz w:val="24"/>
+          <w:szCs w:val="24"/>
+        </w:rPr>
+        <w:t>Tanwar</w:t>
+      </w:r>
+      <w:proofErr w:type="spellEnd"/>
+      <w:r>
+        <w:rPr>
+          <w:sz w:val="24"/>
+          <w:szCs w:val="24"/>
+        </w:rPr>
+        <w:t xml:space="preserve"> (2023) target a high-throughput, low-power AES-128 cipher implementation on FPGA, highlighting the area/throughput trade-off between fully unrolled (pipelined) AES round </w:t>
+      </w:r>
+      <w:proofErr w:type="spellStart"/>
+      <w:r>
+        <w:rPr>
+          <w:sz w:val="24"/>
+          <w:szCs w:val="24"/>
+        </w:rPr>
+        <w:t>datapaths</w:t>
+      </w:r>
+      <w:proofErr w:type="spellEnd"/>
+      <w:r>
+        <w:rPr>
+          <w:sz w:val="24"/>
+          <w:szCs w:val="24"/>
+        </w:rPr>
+        <w:t xml:space="preserve"> and iterative,</w:t>
+      </w:r>
+      <w:r>
+        <w:rPr>
+          <w:sz w:val="24"/>
+          <w:szCs w:val="24"/>
+        </w:rPr>
+        <w:t xml:space="preserve"> single-round-reuse </w:t>
+      </w:r>
+      <w:proofErr w:type="spellStart"/>
+      <w:r>
+        <w:rPr>
+          <w:sz w:val="24"/>
+          <w:szCs w:val="24"/>
+        </w:rPr>
+        <w:t>datapaths</w:t>
+      </w:r>
+      <w:proofErr w:type="spellEnd"/>
+      <w:r>
+        <w:rPr>
+          <w:sz w:val="24"/>
+          <w:szCs w:val="24"/>
+        </w:rPr>
+        <w:t xml:space="preserve">. </w:t>
       </w:r>
       <w:r>
         <w:rPr>
@@ -5983,7 +7355,23 @@
           <w:sz w:val="24"/>
           <w:szCs w:val="24"/>
         </w:rPr>
-        <w:t xml:space="preserve"> a system that encrypts a 128-bit plaintext block with a fixed AES key for secure UART transfer, reinforcing the practice of pairing AES confidentiality with an explicit, well-documented frame convention the approach followed here with the ciphertext-plus-CRC protected payload. </w:t>
+        <w:t xml:space="preserve"> a system that encrypts a 128-bit plaintext block with a fixed AES key for secure UART transfer, reinforcing the practice of pairing AES confidentiality with an explicit, well-documented frame convention the approach followed here with the </w:t>
+      </w:r>
+      <w:proofErr w:type="spellStart"/>
+      <w:r>
+        <w:rPr>
+          <w:sz w:val="24"/>
+          <w:szCs w:val="24"/>
+        </w:rPr>
+        <w:t>ciphertext</w:t>
+      </w:r>
+      <w:proofErr w:type="spellEnd"/>
+      <w:r>
+        <w:rPr>
+          <w:sz w:val="24"/>
+          <w:szCs w:val="24"/>
+        </w:rPr>
+        <w:t xml:space="preserve">-plus-CRC protected payload. </w:t>
       </w:r>
     </w:p>
     <w:p>
@@ -6008,7 +7396,7 @@
           <w:lang w:bidi="ar-EG"/>
         </w:rPr>
       </w:pPr>
-      <w:bookmarkStart w:id="11" w:name="_Toc240196078"/>
+      <w:bookmarkStart w:id="11" w:name="_Toc240567367"/>
       <w:r>
         <w:rPr>
           <w:rFonts w:asciiTheme="majorBidi" w:hAnsiTheme="majorBidi" w:cstheme="majorBidi"/>
@@ -6069,7 +7457,71 @@
           <w:szCs w:val="24"/>
         </w:rPr>
         <w:lastRenderedPageBreak/>
-        <w:t>initialized register (init 0x0000, RefIn/RefOut false, XorOut 0x0000) — which differs from the closely related CRC-16/CCITT-FALSE variant only in its initial value.</w:t>
+        <w:t>initialized register (</w:t>
+      </w:r>
+      <w:proofErr w:type="spellStart"/>
+      <w:r>
+        <w:rPr>
+          <w:sz w:val="24"/>
+          <w:szCs w:val="24"/>
+        </w:rPr>
+        <w:t>init</w:t>
+      </w:r>
+      <w:proofErr w:type="spellEnd"/>
+      <w:r>
+        <w:rPr>
+          <w:sz w:val="24"/>
+          <w:szCs w:val="24"/>
+        </w:rPr>
+        <w:t xml:space="preserve"> 0x0000, </w:t>
+      </w:r>
+      <w:proofErr w:type="spellStart"/>
+      <w:r>
+        <w:rPr>
+          <w:sz w:val="24"/>
+          <w:szCs w:val="24"/>
+        </w:rPr>
+        <w:t>RefIn</w:t>
+      </w:r>
+      <w:proofErr w:type="spellEnd"/>
+      <w:r>
+        <w:rPr>
+          <w:sz w:val="24"/>
+          <w:szCs w:val="24"/>
+        </w:rPr>
+        <w:t>/</w:t>
+      </w:r>
+      <w:proofErr w:type="spellStart"/>
+      <w:r>
+        <w:rPr>
+          <w:sz w:val="24"/>
+          <w:szCs w:val="24"/>
+        </w:rPr>
+        <w:t>RefOut</w:t>
+      </w:r>
+      <w:proofErr w:type="spellEnd"/>
+      <w:r>
+        <w:rPr>
+          <w:sz w:val="24"/>
+          <w:szCs w:val="24"/>
+        </w:rPr>
+        <w:t xml:space="preserve"> false, </w:t>
+      </w:r>
+      <w:proofErr w:type="spellStart"/>
+      <w:r>
+        <w:rPr>
+          <w:sz w:val="24"/>
+          <w:szCs w:val="24"/>
+        </w:rPr>
+        <w:t>XorOut</w:t>
+      </w:r>
+      <w:proofErr w:type="spellEnd"/>
+      <w:r>
+        <w:rPr>
+          <w:sz w:val="24"/>
+          <w:szCs w:val="24"/>
+        </w:rPr>
+        <w:t xml:space="preserve"> 0x0000) — which differs from the closely related CRC-16/CCITT-FALSE variant only in its initial value.</w:t>
       </w:r>
     </w:p>
     <w:p>
@@ -6085,7 +7537,7 @@
           <w:lang w:bidi="ar-EG"/>
         </w:rPr>
       </w:pPr>
-      <w:bookmarkStart w:id="12" w:name="_Toc240196079"/>
+      <w:bookmarkStart w:id="12" w:name="_Toc240567368"/>
       <w:r>
         <w:rPr>
           <w:rFonts w:asciiTheme="majorBidi" w:hAnsiTheme="majorBidi" w:cstheme="majorBidi"/>
@@ -6161,7 +7613,7 @@
           <w:szCs w:val="32"/>
         </w:rPr>
       </w:pPr>
-      <w:bookmarkStart w:id="13" w:name="_Toc240196080"/>
+      <w:bookmarkStart w:id="13" w:name="_Toc240567369"/>
       <w:r>
         <w:rPr>
           <w:b/>
@@ -6201,7 +7653,7 @@
           <w:lang w:bidi="ar-EG"/>
         </w:rPr>
       </w:pPr>
-      <w:bookmarkStart w:id="14" w:name="_Toc240196081"/>
+      <w:bookmarkStart w:id="14" w:name="_Toc240567370"/>
       <w:r>
         <w:rPr>
           <w:rFonts w:asciiTheme="majorBidi" w:hAnsiTheme="majorBidi" w:cstheme="majorBidi"/>
@@ -6259,7 +7711,7 @@
           <w:noProof/>
         </w:rPr>
         <w:drawing>
-          <wp:inline distT="114300" distB="114300" distL="114300" distR="114300" wp14:anchorId="3CF4DB97" wp14:editId="1898F5B1">
+          <wp:inline distT="114300" distB="114300" distL="114300" distR="114300" wp14:anchorId="47444E78" wp14:editId="228328F6">
             <wp:extent cx="5953992" cy="1903730"/>
             <wp:effectExtent l="0" t="0" r="8890" b="1270"/>
             <wp:docPr id="1" name="image2.png"/>
@@ -6346,7 +7798,7 @@
           <w:lang w:bidi="ar-EG"/>
         </w:rPr>
       </w:pPr>
-      <w:bookmarkStart w:id="15" w:name="_Toc240196082"/>
+      <w:bookmarkStart w:id="15" w:name="_Toc240567371"/>
       <w:r>
         <w:rPr>
           <w:rFonts w:asciiTheme="majorBidi" w:hAnsiTheme="majorBidi" w:cstheme="majorBidi"/>
@@ -6661,8 +8113,17 @@
                 <w:sz w:val="20"/>
                 <w:szCs w:val="20"/>
               </w:rPr>
-              <w:t>128-bit ciphertext</w:t>
-            </w:r>
+              <w:t xml:space="preserve">128-bit </w:t>
+            </w:r>
+            <w:proofErr w:type="spellStart"/>
+            <w:r>
+              <w:rPr>
+                <w:sz w:val="20"/>
+                <w:szCs w:val="20"/>
+              </w:rPr>
+              <w:t>ciphertext</w:t>
+            </w:r>
+            <w:proofErr w:type="spellEnd"/>
           </w:p>
         </w:tc>
       </w:tr>
@@ -6786,12 +8247,21 @@
             </w:tcMar>
           </w:tcPr>
           <w:p>
-            <w:r>
-              <w:rPr>
-                <w:sz w:val="20"/>
-                <w:szCs w:val="20"/>
-              </w:rPr>
-              <w:t>Ciphertext + CRC</w:t>
+            <w:proofErr w:type="spellStart"/>
+            <w:r>
+              <w:rPr>
+                <w:sz w:val="20"/>
+                <w:szCs w:val="20"/>
+              </w:rPr>
+              <w:t>Ciphertext</w:t>
+            </w:r>
+            <w:proofErr w:type="spellEnd"/>
+            <w:r>
+              <w:rPr>
+                <w:sz w:val="20"/>
+                <w:szCs w:val="20"/>
+              </w:rPr>
+              <w:t xml:space="preserve"> + CRC</w:t>
             </w:r>
           </w:p>
         </w:tc>
@@ -6901,6 +8371,7 @@
               </w:rPr>
               <w:t xml:space="preserve"> + </w:t>
             </w:r>
+            <w:proofErr w:type="spellStart"/>
             <w:r>
               <w:rPr>
                 <w:rFonts w:ascii="Roboto Mono" w:eastAsia="Roboto Mono" w:hAnsi="Roboto Mono" w:cs="Roboto Mono"/>
@@ -6910,6 +8381,7 @@
               </w:rPr>
               <w:t>tx_en</w:t>
             </w:r>
+            <w:proofErr w:type="spellEnd"/>
             <w:r>
               <w:rPr>
                 <w:sz w:val="20"/>
@@ -6951,7 +8423,27 @@
                 <w:sz w:val="20"/>
                 <w:szCs w:val="20"/>
               </w:rPr>
-              <w:t>{stop,data[7:0], start}</w:t>
+              <w:t>{</w:t>
+            </w:r>
+            <w:proofErr w:type="spellStart"/>
+            <w:r>
+              <w:rPr>
+                <w:rFonts w:ascii="Roboto Mono" w:eastAsia="Roboto Mono" w:hAnsi="Roboto Mono" w:cs="Roboto Mono"/>
+                <w:color w:val="188038"/>
+                <w:sz w:val="20"/>
+                <w:szCs w:val="20"/>
+              </w:rPr>
+              <w:t>stop,data</w:t>
+            </w:r>
+            <w:proofErr w:type="spellEnd"/>
+            <w:r>
+              <w:rPr>
+                <w:rFonts w:ascii="Roboto Mono" w:eastAsia="Roboto Mono" w:hAnsi="Roboto Mono" w:cs="Roboto Mono"/>
+                <w:color w:val="188038"/>
+                <w:sz w:val="20"/>
+                <w:szCs w:val="20"/>
+              </w:rPr>
+              <w:t>[7:0], start}</w:t>
             </w:r>
             <w:r>
               <w:rPr>
@@ -6975,8 +8467,17 @@
           </w:tcPr>
           <w:p>
             <w:r>
-              <w:t>Serial TX bitstream (</w:t>
-            </w:r>
+              <w:t xml:space="preserve">Serial TX </w:t>
+            </w:r>
+            <w:proofErr w:type="spellStart"/>
+            <w:r>
+              <w:t>bitstream</w:t>
+            </w:r>
+            <w:proofErr w:type="spellEnd"/>
+            <w:r>
+              <w:t xml:space="preserve"> (</w:t>
+            </w:r>
+            <w:proofErr w:type="spellStart"/>
             <w:r>
               <w:rPr>
                 <w:rFonts w:ascii="Roboto Mono" w:eastAsia="Roboto Mono" w:hAnsi="Roboto Mono" w:cs="Roboto Mono"/>
@@ -6984,6 +8485,7 @@
               </w:rPr>
               <w:t>tx</w:t>
             </w:r>
+            <w:proofErr w:type="spellEnd"/>
             <w:r>
               <w:t xml:space="preserve">), plus </w:t>
             </w:r>
@@ -7061,7 +8563,23 @@
                 <w:sz w:val="20"/>
                 <w:szCs w:val="20"/>
               </w:rPr>
-              <w:t xml:space="preserve">Serial RX bitstream </w:t>
+              <w:t xml:space="preserve">Serial RX </w:t>
+            </w:r>
+            <w:proofErr w:type="spellStart"/>
+            <w:r>
+              <w:rPr>
+                <w:sz w:val="20"/>
+                <w:szCs w:val="20"/>
+              </w:rPr>
+              <w:t>bitstream</w:t>
+            </w:r>
+            <w:proofErr w:type="spellEnd"/>
+            <w:r>
+              <w:rPr>
+                <w:sz w:val="20"/>
+                <w:szCs w:val="20"/>
+              </w:rPr>
+              <w:t xml:space="preserve"> </w:t>
             </w:r>
           </w:p>
         </w:tc>
@@ -7235,7 +8753,23 @@
                 <w:sz w:val="20"/>
                 <w:szCs w:val="20"/>
               </w:rPr>
-              <w:t>128-bit Ciphertext +</w:t>
+              <w:t xml:space="preserve">128-bit </w:t>
+            </w:r>
+            <w:proofErr w:type="spellStart"/>
+            <w:r>
+              <w:rPr>
+                <w:sz w:val="20"/>
+                <w:szCs w:val="20"/>
+              </w:rPr>
+              <w:t>Ciphertext</w:t>
+            </w:r>
+            <w:proofErr w:type="spellEnd"/>
+            <w:r>
+              <w:rPr>
+                <w:sz w:val="20"/>
+                <w:szCs w:val="20"/>
+              </w:rPr>
+              <w:t xml:space="preserve"> +</w:t>
             </w:r>
             <w:r>
               <w:rPr>
@@ -7478,7 +9012,7 @@
           <w:lang w:bidi="ar-EG"/>
         </w:rPr>
       </w:pPr>
-      <w:bookmarkStart w:id="16" w:name="_Toc240196083"/>
+      <w:bookmarkStart w:id="16" w:name="_Toc240567372"/>
       <w:r>
         <w:rPr>
           <w:rFonts w:asciiTheme="majorBidi" w:hAnsiTheme="majorBidi" w:cstheme="majorBidi"/>
@@ -7516,7 +9050,23 @@
           <w:sz w:val="24"/>
           <w:szCs w:val="24"/>
         </w:rPr>
-        <w:t xml:space="preserve">A practical protected frame is organized as ciphertext followed by CRC. The exact byte ordering is fixed between transmitter and receiver and documented as part of the interface specification. </w:t>
+        <w:t xml:space="preserve">A practical protected frame is organized as </w:t>
+      </w:r>
+      <w:proofErr w:type="spellStart"/>
+      <w:r>
+        <w:rPr>
+          <w:sz w:val="24"/>
+          <w:szCs w:val="24"/>
+        </w:rPr>
+        <w:t>ciphertext</w:t>
+      </w:r>
+      <w:proofErr w:type="spellEnd"/>
+      <w:r>
+        <w:rPr>
+          <w:sz w:val="24"/>
+          <w:szCs w:val="24"/>
+        </w:rPr>
+        <w:t xml:space="preserve"> followed by CRC. The exact byte ordering is fixed between transmitter and receiver and documented as part of the interface specification. </w:t>
       </w:r>
     </w:p>
     <w:p>
@@ -7533,7 +9083,23 @@
           <w:sz w:val="24"/>
           <w:szCs w:val="24"/>
         </w:rPr>
-        <w:t>The CRC must be calculated over exactly the same byte sequence that the receiver uses for verification. The specification should explicitly define whether the CRC covers plaintext, ciphertext, header fields, or another protected field.</w:t>
+        <w:t xml:space="preserve">The CRC must be calculated over exactly the same byte sequence that the receiver uses for verification. The specification should explicitly define whether the CRC covers plaintext, </w:t>
+      </w:r>
+      <w:proofErr w:type="spellStart"/>
+      <w:r>
+        <w:rPr>
+          <w:sz w:val="24"/>
+          <w:szCs w:val="24"/>
+        </w:rPr>
+        <w:t>ciphertext</w:t>
+      </w:r>
+      <w:proofErr w:type="spellEnd"/>
+      <w:r>
+        <w:rPr>
+          <w:sz w:val="24"/>
+          <w:szCs w:val="24"/>
+        </w:rPr>
+        <w:t>, header fields, or another protected field.</w:t>
       </w:r>
     </w:p>
     <w:p>
@@ -7659,6 +9225,7 @@
             </w:tcMar>
           </w:tcPr>
           <w:p>
+            <w:proofErr w:type="spellStart"/>
             <w:r>
               <w:rPr>
                 <w:sz w:val="20"/>
@@ -7666,6 +9233,7 @@
               </w:rPr>
               <w:t>Ciphertext</w:t>
             </w:r>
+            <w:proofErr w:type="spellEnd"/>
           </w:p>
         </w:tc>
         <w:tc>
@@ -7870,7 +9438,7 @@
           <w:lang w:bidi="ar-EG"/>
         </w:rPr>
       </w:pPr>
-      <w:bookmarkStart w:id="17" w:name="_Toc240196084"/>
+      <w:bookmarkStart w:id="17" w:name="_Toc240567373"/>
       <w:r>
         <w:rPr>
           <w:rFonts w:asciiTheme="majorBidi" w:hAnsiTheme="majorBidi" w:cstheme="majorBidi"/>
@@ -7918,7 +9486,39 @@
           <w:sz w:val="24"/>
           <w:szCs w:val="24"/>
         </w:rPr>
-        <w:t>The 128-bit AES result is converted into 16 bytes for UART transmission. The implementation must define a consistent byte ordering. The most-significant byte is transmitted first, the sequence is Ciphertext [127:120] → Byte 0, Ciphertext [</w:t>
+        <w:t xml:space="preserve">The 128-bit AES result is converted into 16 bytes for UART transmission. The implementation must define a consistent byte ordering. The most-significant byte is transmitted first, the sequence is </w:t>
+      </w:r>
+      <w:proofErr w:type="spellStart"/>
+      <w:r>
+        <w:rPr>
+          <w:sz w:val="24"/>
+          <w:szCs w:val="24"/>
+        </w:rPr>
+        <w:t>Ciphertext</w:t>
+      </w:r>
+      <w:proofErr w:type="spellEnd"/>
+      <w:r>
+        <w:rPr>
+          <w:sz w:val="24"/>
+          <w:szCs w:val="24"/>
+        </w:rPr>
+        <w:t xml:space="preserve"> [127:120] → Byte 0, </w:t>
+      </w:r>
+      <w:proofErr w:type="spellStart"/>
+      <w:r>
+        <w:rPr>
+          <w:sz w:val="24"/>
+          <w:szCs w:val="24"/>
+        </w:rPr>
+        <w:t>Ciphertext</w:t>
+      </w:r>
+      <w:proofErr w:type="spellEnd"/>
+      <w:r>
+        <w:rPr>
+          <w:sz w:val="24"/>
+          <w:szCs w:val="24"/>
+        </w:rPr>
+        <w:t xml:space="preserve"> [</w:t>
       </w:r>
       <w:r>
         <w:rPr>
@@ -7927,12 +9527,21 @@
         </w:rPr>
         <w:t xml:space="preserve">119:112] → Byte 1, </w:t>
       </w:r>
-      <w:r>
-        <w:rPr>
-          <w:sz w:val="24"/>
-          <w:szCs w:val="24"/>
-        </w:rPr>
-        <w:t>Ciphertext [7:0] → Byte 15, followed by the two CRC bytes in the documented order (high byte then low byte).</w:t>
+      <w:proofErr w:type="spellStart"/>
+      <w:r>
+        <w:rPr>
+          <w:sz w:val="24"/>
+          <w:szCs w:val="24"/>
+        </w:rPr>
+        <w:t>Ciphertext</w:t>
+      </w:r>
+      <w:proofErr w:type="spellEnd"/>
+      <w:r>
+        <w:rPr>
+          <w:sz w:val="24"/>
+          <w:szCs w:val="24"/>
+        </w:rPr>
+        <w:t xml:space="preserve"> [7:0] → Byte 15, followed by the two CRC bytes in the documented order (high byte then low byte).</w:t>
       </w:r>
     </w:p>
     <w:p>
@@ -8011,7 +9620,7 @@
           <w:lang w:bidi="ar-EG"/>
         </w:rPr>
       </w:pPr>
-      <w:bookmarkStart w:id="18" w:name="_Toc240196085"/>
+      <w:bookmarkStart w:id="18" w:name="_Toc240567374"/>
       <w:r>
         <w:rPr>
           <w:b/>
@@ -8028,6 +9637,56 @@
     <w:p>
       <w:pPr>
         <w:spacing w:line="276" w:lineRule="auto"/>
+        <w:jc w:val="center"/>
+        <w:rPr>
+          <w:sz w:val="24"/>
+          <w:szCs w:val="24"/>
+        </w:rPr>
+      </w:pPr>
+      <w:r>
+        <w:rPr>
+          <w:noProof/>
+        </w:rPr>
+        <w:drawing>
+          <wp:inline distT="0" distB="0" distL="0" distR="0" wp14:anchorId="786F5186" wp14:editId="14FE04BF">
+            <wp:extent cx="5268026" cy="2402696"/>
+            <wp:effectExtent l="0" t="0" r="0" b="0"/>
+            <wp:docPr id="20" name="Picture 20"/>
+            <wp:cNvGraphicFramePr>
+              <a:graphicFrameLocks xmlns:a="http://schemas.openxmlformats.org/drawingml/2006/main" noChangeAspect="1"/>
+            </wp:cNvGraphicFramePr>
+            <a:graphic xmlns:a="http://schemas.openxmlformats.org/drawingml/2006/main">
+              <a:graphicData uri="http://schemas.openxmlformats.org/drawingml/2006/picture">
+                <pic:pic xmlns:pic="http://schemas.openxmlformats.org/drawingml/2006/picture">
+                  <pic:nvPicPr>
+                    <pic:cNvPr id="1" name=""/>
+                    <pic:cNvPicPr/>
+                  </pic:nvPicPr>
+                  <pic:blipFill>
+                    <a:blip r:embed="rId9"/>
+                    <a:stretch>
+                      <a:fillRect/>
+                    </a:stretch>
+                  </pic:blipFill>
+                  <pic:spPr>
+                    <a:xfrm>
+                      <a:off x="0" y="0"/>
+                      <a:ext cx="5276022" cy="2406343"/>
+                    </a:xfrm>
+                    <a:prstGeom prst="rect">
+                      <a:avLst/>
+                    </a:prstGeom>
+                  </pic:spPr>
+                </pic:pic>
+              </a:graphicData>
+            </a:graphic>
+          </wp:inline>
+        </w:drawing>
+      </w:r>
+    </w:p>
+    <w:p>
+      <w:pPr>
+        <w:spacing w:line="276" w:lineRule="auto"/>
         <w:jc w:val="both"/>
         <w:rPr>
           <w:sz w:val="24"/>
@@ -8066,7 +9725,7 @@
           <w:lang w:bidi="ar-EG"/>
         </w:rPr>
       </w:pPr>
-      <w:bookmarkStart w:id="19" w:name="_Toc240196086"/>
+      <w:bookmarkStart w:id="19" w:name="_Toc240567375"/>
       <w:r>
         <w:rPr>
           <w:color w:val="0070C0"/>
@@ -8137,6 +9796,7 @@
         </w:rPr>
         <w:t xml:space="preserve">) with the </w:t>
       </w:r>
+      <w:proofErr w:type="spellStart"/>
       <w:r>
         <w:rPr>
           <w:rFonts w:eastAsia="Roboto Mono" w:cstheme="minorHAnsi"/>
@@ -8146,6 +9806,7 @@
         </w:rPr>
         <w:t>tx</w:t>
       </w:r>
+      <w:proofErr w:type="spellEnd"/>
       <w:r>
         <w:rPr>
           <w:rFonts w:cstheme="minorHAnsi"/>
@@ -8303,7 +9964,7 @@
           <w:lang w:bidi="ar-EG"/>
         </w:rPr>
       </w:pPr>
-      <w:bookmarkStart w:id="20" w:name="_Toc240196087"/>
+      <w:bookmarkStart w:id="20" w:name="_Toc240567376"/>
       <w:r>
         <w:rPr>
           <w:color w:val="0070C0"/>
@@ -8343,7 +10004,25 @@
           <w:szCs w:val="28"/>
           <w:lang w:bidi="ar-EG"/>
         </w:rPr>
-        <w:t>Start Detection: monitor rx in IDLE; assert falling edge on a high to low transition.</w:t>
+        <w:t xml:space="preserve">Start Detection: monitor </w:t>
+      </w:r>
+      <w:proofErr w:type="spellStart"/>
+      <w:r>
+        <w:rPr>
+          <w:sz w:val="28"/>
+          <w:szCs w:val="28"/>
+          <w:lang w:bidi="ar-EG"/>
+        </w:rPr>
+        <w:t>rx</w:t>
+      </w:r>
+      <w:proofErr w:type="spellEnd"/>
+      <w:r>
+        <w:rPr>
+          <w:sz w:val="28"/>
+          <w:szCs w:val="28"/>
+          <w:lang w:bidi="ar-EG"/>
+        </w:rPr>
+        <w:t xml:space="preserve"> in IDLE; assert falling edge on a high to low transition.</w:t>
       </w:r>
     </w:p>
     <w:p>
@@ -8387,7 +10066,44 @@
           <w:szCs w:val="28"/>
           <w:lang w:bidi="ar-EG"/>
         </w:rPr>
-        <w:t>Data Shift: Assert en_shift signal on each finish tick to shift incoming rx bits LSB-first into the SIPO register.</w:t>
+        <w:lastRenderedPageBreak/>
+        <w:t xml:space="preserve">Data Shift: Assert </w:t>
+      </w:r>
+      <w:proofErr w:type="spellStart"/>
+      <w:r>
+        <w:rPr>
+          <w:sz w:val="28"/>
+          <w:szCs w:val="28"/>
+          <w:lang w:bidi="ar-EG"/>
+        </w:rPr>
+        <w:t>en_shift</w:t>
+      </w:r>
+      <w:proofErr w:type="spellEnd"/>
+      <w:r>
+        <w:rPr>
+          <w:sz w:val="28"/>
+          <w:szCs w:val="28"/>
+          <w:lang w:bidi="ar-EG"/>
+        </w:rPr>
+        <w:t xml:space="preserve"> signal on each finish tick to shift incoming </w:t>
+      </w:r>
+      <w:proofErr w:type="spellStart"/>
+      <w:r>
+        <w:rPr>
+          <w:sz w:val="28"/>
+          <w:szCs w:val="28"/>
+          <w:lang w:bidi="ar-EG"/>
+        </w:rPr>
+        <w:t>rx</w:t>
+      </w:r>
+      <w:proofErr w:type="spellEnd"/>
+      <w:r>
+        <w:rPr>
+          <w:sz w:val="28"/>
+          <w:szCs w:val="28"/>
+          <w:lang w:bidi="ar-EG"/>
+        </w:rPr>
+        <w:t xml:space="preserve"> bits LSB-first into the SIPO register.</w:t>
       </w:r>
     </w:p>
     <w:p>
@@ -8409,17 +10125,26 @@
           <w:szCs w:val="28"/>
           <w:lang w:bidi="ar-EG"/>
         </w:rPr>
-        <w:t>Stop Bit &amp; Validation: Sample the stop bit after 8 data bits; assert done if rx is high or enter ERR state and assert err if low.</w:t>
-      </w:r>
-    </w:p>
-    <w:p>
-      <w:pPr>
+        <w:t xml:space="preserve">Stop Bit &amp; Validation: Sample the stop bit after 8 data bits; assert done if </w:t>
+      </w:r>
+      <w:proofErr w:type="spellStart"/>
+      <w:r>
         <w:rPr>
           <w:sz w:val="28"/>
           <w:szCs w:val="28"/>
           <w:lang w:bidi="ar-EG"/>
         </w:rPr>
-      </w:pPr>
+        <w:t>rx</w:t>
+      </w:r>
+      <w:proofErr w:type="spellEnd"/>
+      <w:r>
+        <w:rPr>
+          <w:sz w:val="28"/>
+          <w:szCs w:val="28"/>
+          <w:lang w:bidi="ar-EG"/>
+        </w:rPr>
+        <w:t xml:space="preserve"> is high or enter ERR state and assert err if low.</w:t>
+      </w:r>
     </w:p>
     <w:p>
       <w:pPr>
@@ -8432,7 +10157,7 @@
           <w:lang w:bidi="ar-EG"/>
         </w:rPr>
       </w:pPr>
-      <w:bookmarkStart w:id="21" w:name="_Toc240196088"/>
+      <w:bookmarkStart w:id="21" w:name="_Toc240567377"/>
       <w:r>
         <w:rPr>
           <w:color w:val="0070C0"/>
@@ -8450,6 +10175,7 @@
         <w:rPr>
           <w:sz w:val="36"/>
           <w:szCs w:val="36"/>
+          <w:rtl/>
           <w:lang w:bidi="ar-EG"/>
         </w:rPr>
       </w:pPr>
@@ -8460,17 +10186,6 @@
         </w:rPr>
         <w:t>The UART interface is byte-oriented, while AES operates on 128-bit blocks and CRC produces a 16-bit result. The top-level controller is therefore responsible for converting the block-level results into an ordered byte stream.</w:t>
       </w:r>
-    </w:p>
-    <w:p>
-      <w:pPr>
-        <w:ind w:firstLine="720"/>
-        <w:rPr>
-          <w:sz w:val="28"/>
-          <w:szCs w:val="28"/>
-          <w:rtl/>
-          <w:lang w:bidi="ar-EG"/>
-        </w:rPr>
-      </w:pPr>
     </w:p>
     <w:tbl>
       <w:tblPr>
@@ -8516,7 +10231,6 @@
                 <w:sz w:val="20"/>
                 <w:szCs w:val="20"/>
               </w:rPr>
-              <w:lastRenderedPageBreak/>
               <w:t>Signal</w:t>
             </w:r>
           </w:p>
@@ -8585,12 +10299,21 @@
             </w:tcMar>
           </w:tcPr>
           <w:p>
-            <w:r>
-              <w:rPr>
-                <w:sz w:val="20"/>
-                <w:szCs w:val="20"/>
-              </w:rPr>
-              <w:t xml:space="preserve">clk </w:t>
+            <w:proofErr w:type="spellStart"/>
+            <w:r>
+              <w:rPr>
+                <w:sz w:val="20"/>
+                <w:szCs w:val="20"/>
+              </w:rPr>
+              <w:t>clk</w:t>
+            </w:r>
+            <w:proofErr w:type="spellEnd"/>
+            <w:r>
+              <w:rPr>
+                <w:sz w:val="20"/>
+                <w:szCs w:val="20"/>
+              </w:rPr>
+              <w:t xml:space="preserve"> </w:t>
             </w:r>
           </w:p>
         </w:tc>
@@ -8646,12 +10369,21 @@
             </w:tcMar>
           </w:tcPr>
           <w:p>
-            <w:r>
-              <w:rPr>
-                <w:sz w:val="20"/>
-                <w:szCs w:val="20"/>
-              </w:rPr>
-              <w:t xml:space="preserve">rst </w:t>
+            <w:proofErr w:type="spellStart"/>
+            <w:r>
+              <w:rPr>
+                <w:sz w:val="20"/>
+                <w:szCs w:val="20"/>
+              </w:rPr>
+              <w:t>rst</w:t>
+            </w:r>
+            <w:proofErr w:type="spellEnd"/>
+            <w:r>
+              <w:rPr>
+                <w:sz w:val="20"/>
+                <w:szCs w:val="20"/>
+              </w:rPr>
+              <w:t xml:space="preserve"> </w:t>
             </w:r>
           </w:p>
         </w:tc>
@@ -8711,12 +10443,21 @@
             </w:tcMar>
           </w:tcPr>
           <w:p>
-            <w:r>
-              <w:rPr>
-                <w:sz w:val="20"/>
-                <w:szCs w:val="20"/>
-              </w:rPr>
-              <w:t xml:space="preserve">arst_n </w:t>
+            <w:proofErr w:type="spellStart"/>
+            <w:r>
+              <w:rPr>
+                <w:sz w:val="20"/>
+                <w:szCs w:val="20"/>
+              </w:rPr>
+              <w:t>arst_n</w:t>
+            </w:r>
+            <w:proofErr w:type="spellEnd"/>
+            <w:r>
+              <w:rPr>
+                <w:sz w:val="20"/>
+                <w:szCs w:val="20"/>
+              </w:rPr>
+              <w:t xml:space="preserve"> </w:t>
             </w:r>
           </w:p>
         </w:tc>
@@ -8772,12 +10513,21 @@
             </w:tcMar>
           </w:tcPr>
           <w:p>
-            <w:r>
-              <w:rPr>
-                <w:sz w:val="20"/>
-                <w:szCs w:val="20"/>
-              </w:rPr>
-              <w:t xml:space="preserve">tx_en </w:t>
+            <w:proofErr w:type="spellStart"/>
+            <w:r>
+              <w:rPr>
+                <w:sz w:val="20"/>
+                <w:szCs w:val="20"/>
+              </w:rPr>
+              <w:t>tx_en</w:t>
+            </w:r>
+            <w:proofErr w:type="spellEnd"/>
+            <w:r>
+              <w:rPr>
+                <w:sz w:val="20"/>
+                <w:szCs w:val="20"/>
+              </w:rPr>
+              <w:t xml:space="preserve"> </w:t>
             </w:r>
           </w:p>
         </w:tc>
@@ -8897,12 +10647,21 @@
             </w:tcMar>
           </w:tcPr>
           <w:p>
-            <w:r>
-              <w:rPr>
-                <w:sz w:val="20"/>
-                <w:szCs w:val="20"/>
-              </w:rPr>
-              <w:t xml:space="preserve">tx </w:t>
+            <w:proofErr w:type="spellStart"/>
+            <w:r>
+              <w:rPr>
+                <w:sz w:val="20"/>
+                <w:szCs w:val="20"/>
+              </w:rPr>
+              <w:t>tx</w:t>
+            </w:r>
+            <w:proofErr w:type="spellEnd"/>
+            <w:r>
+              <w:rPr>
+                <w:sz w:val="20"/>
+                <w:szCs w:val="20"/>
+              </w:rPr>
+              <w:t xml:space="preserve"> </w:t>
             </w:r>
           </w:p>
         </w:tc>
@@ -9104,12 +10863,21 @@
                 <w:color w:val="188038"/>
               </w:rPr>
             </w:pPr>
+            <w:proofErr w:type="spellStart"/>
             <w:r>
               <w:rPr>
                 <w:rFonts w:ascii="Roboto Mono" w:eastAsia="Roboto Mono" w:hAnsi="Roboto Mono" w:cs="Roboto Mono"/>
                 <w:color w:val="188038"/>
               </w:rPr>
-              <w:t xml:space="preserve">rx_en </w:t>
+              <w:t>rx_en</w:t>
+            </w:r>
+            <w:proofErr w:type="spellEnd"/>
+            <w:r>
+              <w:rPr>
+                <w:rFonts w:ascii="Roboto Mono" w:eastAsia="Roboto Mono" w:hAnsi="Roboto Mono" w:cs="Roboto Mono"/>
+                <w:color w:val="188038"/>
+              </w:rPr>
+              <w:t xml:space="preserve"> </w:t>
             </w:r>
           </w:p>
         </w:tc>
@@ -9181,12 +10949,21 @@
             </w:tcMar>
           </w:tcPr>
           <w:p>
-            <w:r>
-              <w:rPr>
-                <w:sz w:val="20"/>
-                <w:szCs w:val="20"/>
-              </w:rPr>
-              <w:t xml:space="preserve">rx </w:t>
+            <w:proofErr w:type="spellStart"/>
+            <w:r>
+              <w:rPr>
+                <w:sz w:val="20"/>
+                <w:szCs w:val="20"/>
+              </w:rPr>
+              <w:t>rx</w:t>
+            </w:r>
+            <w:proofErr w:type="spellEnd"/>
+            <w:r>
+              <w:rPr>
+                <w:sz w:val="20"/>
+                <w:szCs w:val="20"/>
+              </w:rPr>
+              <w:t xml:space="preserve"> </w:t>
             </w:r>
           </w:p>
         </w:tc>
@@ -9505,6 +11282,7 @@
                 <w:sz w:val="20"/>
                 <w:szCs w:val="20"/>
               </w:rPr>
+              <w:lastRenderedPageBreak/>
               <w:t xml:space="preserve">err </w:t>
             </w:r>
           </w:p>
@@ -9565,51 +11343,6 @@
         </w:tc>
       </w:tr>
     </w:tbl>
-    <w:p>
-      <w:pPr>
-        <w:rPr>
-          <w:sz w:val="28"/>
-          <w:szCs w:val="28"/>
-          <w:lang w:bidi="ar-EG"/>
-        </w:rPr>
-      </w:pPr>
-    </w:p>
-    <w:p>
-      <w:pPr>
-        <w:rPr>
-          <w:sz w:val="28"/>
-          <w:szCs w:val="28"/>
-          <w:lang w:bidi="ar-EG"/>
-        </w:rPr>
-      </w:pPr>
-    </w:p>
-    <w:p>
-      <w:pPr>
-        <w:rPr>
-          <w:sz w:val="28"/>
-          <w:szCs w:val="28"/>
-          <w:lang w:bidi="ar-EG"/>
-        </w:rPr>
-      </w:pPr>
-    </w:p>
-    <w:p>
-      <w:pPr>
-        <w:rPr>
-          <w:sz w:val="28"/>
-          <w:szCs w:val="28"/>
-          <w:lang w:bidi="ar-EG"/>
-        </w:rPr>
-      </w:pPr>
-    </w:p>
-    <w:p>
-      <w:pPr>
-        <w:rPr>
-          <w:sz w:val="28"/>
-          <w:szCs w:val="28"/>
-          <w:lang w:bidi="ar-EG"/>
-        </w:rPr>
-      </w:pPr>
-    </w:p>
     <w:p>
       <w:pPr>
         <w:outlineLvl w:val="1"/>
@@ -9621,7 +11354,7 @@
           <w:lang w:bidi="ar-EG"/>
         </w:rPr>
       </w:pPr>
-      <w:bookmarkStart w:id="22" w:name="_Toc240196089"/>
+      <w:bookmarkStart w:id="22" w:name="_Toc240567378"/>
       <w:r>
         <w:rPr>
           <w:color w:val="0070C0"/>
@@ -9629,8 +11362,27 @@
           <w:szCs w:val="28"/>
           <w:lang w:bidi="ar-EG"/>
         </w:rPr>
-        <w:lastRenderedPageBreak/>
-        <w:t>5.4 UART Testbench:</w:t>
+        <w:t xml:space="preserve">5.4 UART </w:t>
+      </w:r>
+      <w:proofErr w:type="spellStart"/>
+      <w:r>
+        <w:rPr>
+          <w:color w:val="0070C0"/>
+          <w:sz w:val="28"/>
+          <w:szCs w:val="28"/>
+          <w:lang w:bidi="ar-EG"/>
+        </w:rPr>
+        <w:t>Testbench</w:t>
+      </w:r>
+      <w:proofErr w:type="spellEnd"/>
+      <w:r>
+        <w:rPr>
+          <w:color w:val="0070C0"/>
+          <w:sz w:val="28"/>
+          <w:szCs w:val="28"/>
+          <w:lang w:bidi="ar-EG"/>
+        </w:rPr>
+        <w:t>:</w:t>
       </w:r>
       <w:bookmarkEnd w:id="22"/>
     </w:p>
@@ -10056,59 +11808,10 @@
           <w:noProof/>
         </w:rPr>
         <w:drawing>
-          <wp:inline distT="0" distB="0" distL="0" distR="0" wp14:anchorId="3F1645DE" wp14:editId="548322D3">
-            <wp:extent cx="5559316" cy="2204720"/>
-            <wp:effectExtent l="0" t="0" r="3810" b="5080"/>
+          <wp:inline distT="0" distB="0" distL="0" distR="0" wp14:anchorId="1CC73744" wp14:editId="219FF3A3">
+            <wp:extent cx="5109210" cy="2026216"/>
+            <wp:effectExtent l="0" t="0" r="0" b="0"/>
             <wp:docPr id="2" name="Picture 2"/>
-            <wp:cNvGraphicFramePr>
-              <a:graphicFrameLocks xmlns:a="http://schemas.openxmlformats.org/drawingml/2006/main" noChangeAspect="1"/>
-            </wp:cNvGraphicFramePr>
-            <a:graphic xmlns:a="http://schemas.openxmlformats.org/drawingml/2006/main">
-              <a:graphicData uri="http://schemas.openxmlformats.org/drawingml/2006/picture">
-                <pic:pic xmlns:pic="http://schemas.openxmlformats.org/drawingml/2006/picture">
-                  <pic:nvPicPr>
-                    <pic:cNvPr id="1" name=""/>
-                    <pic:cNvPicPr/>
-                  </pic:nvPicPr>
-                  <pic:blipFill>
-                    <a:blip r:embed="rId9"/>
-                    <a:stretch>
-                      <a:fillRect/>
-                    </a:stretch>
-                  </pic:blipFill>
-                  <pic:spPr>
-                    <a:xfrm>
-                      <a:off x="0" y="0"/>
-                      <a:ext cx="5569649" cy="2208818"/>
-                    </a:xfrm>
-                    <a:prstGeom prst="rect">
-                      <a:avLst/>
-                    </a:prstGeom>
-                  </pic:spPr>
-                </pic:pic>
-              </a:graphicData>
-            </a:graphic>
-          </wp:inline>
-        </w:drawing>
-      </w:r>
-    </w:p>
-    <w:p>
-      <w:pPr>
-        <w:rPr>
-          <w:sz w:val="28"/>
-          <w:szCs w:val="28"/>
-          <w:lang w:bidi="ar-EG"/>
-        </w:rPr>
-      </w:pPr>
-      <w:r>
-        <w:rPr>
-          <w:noProof/>
-        </w:rPr>
-        <w:drawing>
-          <wp:inline distT="0" distB="0" distL="0" distR="0" wp14:anchorId="45DBD5F0" wp14:editId="1DAB3780">
-            <wp:extent cx="5588212" cy="2872914"/>
-            <wp:effectExtent l="0" t="0" r="0" b="3810"/>
-            <wp:docPr id="3" name="Picture 3"/>
             <wp:cNvGraphicFramePr>
               <a:graphicFrameLocks xmlns:a="http://schemas.openxmlformats.org/drawingml/2006/main" noChangeAspect="1"/>
             </wp:cNvGraphicFramePr>
@@ -10128,7 +11831,7 @@
                   <pic:spPr>
                     <a:xfrm>
                       <a:off x="0" y="0"/>
-                      <a:ext cx="5626300" cy="2892495"/>
+                      <a:ext cx="5131439" cy="2035031"/>
                     </a:xfrm>
                     <a:prstGeom prst="rect">
                       <a:avLst/>
@@ -10143,6 +11846,64 @@
     </w:p>
     <w:p>
       <w:pPr>
+        <w:rPr>
+          <w:sz w:val="28"/>
+          <w:szCs w:val="28"/>
+          <w:lang w:bidi="ar-EG"/>
+        </w:rPr>
+      </w:pPr>
+      <w:r>
+        <w:rPr>
+          <w:noProof/>
+        </w:rPr>
+        <w:drawing>
+          <wp:inline distT="0" distB="0" distL="0" distR="0" wp14:anchorId="10527614" wp14:editId="4688AA24">
+            <wp:extent cx="5122985" cy="2124075"/>
+            <wp:effectExtent l="0" t="0" r="1905" b="0"/>
+            <wp:docPr id="3" name="Picture 3"/>
+            <wp:cNvGraphicFramePr>
+              <a:graphicFrameLocks xmlns:a="http://schemas.openxmlformats.org/drawingml/2006/main" noChangeAspect="1"/>
+            </wp:cNvGraphicFramePr>
+            <a:graphic xmlns:a="http://schemas.openxmlformats.org/drawingml/2006/main">
+              <a:graphicData uri="http://schemas.openxmlformats.org/drawingml/2006/picture">
+                <pic:pic xmlns:pic="http://schemas.openxmlformats.org/drawingml/2006/picture">
+                  <pic:nvPicPr>
+                    <pic:cNvPr id="1" name=""/>
+                    <pic:cNvPicPr/>
+                  </pic:nvPicPr>
+                  <pic:blipFill>
+                    <a:blip r:embed="rId11"/>
+                    <a:stretch>
+                      <a:fillRect/>
+                    </a:stretch>
+                  </pic:blipFill>
+                  <pic:spPr>
+                    <a:xfrm>
+                      <a:off x="0" y="0"/>
+                      <a:ext cx="5186547" cy="2150429"/>
+                    </a:xfrm>
+                    <a:prstGeom prst="rect">
+                      <a:avLst/>
+                    </a:prstGeom>
+                  </pic:spPr>
+                </pic:pic>
+              </a:graphicData>
+            </a:graphic>
+          </wp:inline>
+        </w:drawing>
+      </w:r>
+    </w:p>
+    <w:p>
+      <w:pPr>
+        <w:rPr>
+          <w:sz w:val="28"/>
+          <w:szCs w:val="28"/>
+          <w:lang w:bidi="ar-EG"/>
+        </w:rPr>
+      </w:pPr>
+    </w:p>
+    <w:p>
+      <w:pPr>
         <w:jc w:val="center"/>
         <w:outlineLvl w:val="0"/>
         <w:rPr>
@@ -10154,7 +11915,7 @@
           <w:lang w:bidi="ar-EG"/>
         </w:rPr>
       </w:pPr>
-      <w:bookmarkStart w:id="23" w:name="_Toc240196090"/>
+      <w:bookmarkStart w:id="23" w:name="_Toc240567379"/>
       <w:r>
         <w:rPr>
           <w:rFonts w:asciiTheme="majorBidi" w:hAnsiTheme="majorBidi" w:cstheme="majorBidi"/>
@@ -10178,12 +11939,188 @@
           <w:szCs w:val="24"/>
         </w:rPr>
       </w:pPr>
-      <w:r>
-        <w:rPr>
-          <w:sz w:val="24"/>
-          <w:szCs w:val="24"/>
-        </w:rPr>
-        <w:t>AES (Advanced Encryption Standard) is used to provide confidentiality. The implemented AES engine operates on a 128-bit plaintext block and a 128-bit master key, producing a 128-bit cipher text block. AES-128 uses 10 encryption rounds in addition to the initial AddRoundKey operation.</w:t>
+    </w:p>
+    <w:p>
+      <w:pPr>
+        <w:spacing w:line="276" w:lineRule="auto"/>
+        <w:jc w:val="both"/>
+        <w:rPr>
+          <w:sz w:val="24"/>
+          <w:szCs w:val="24"/>
+        </w:rPr>
+      </w:pPr>
+    </w:p>
+    <w:p>
+      <w:pPr>
+        <w:spacing w:line="276" w:lineRule="auto"/>
+        <w:jc w:val="both"/>
+        <w:rPr>
+          <w:sz w:val="24"/>
+          <w:szCs w:val="24"/>
+        </w:rPr>
+      </w:pPr>
+      <w:r>
+        <w:rPr>
+          <w:noProof/>
+        </w:rPr>
+        <w:drawing>
+          <wp:inline distT="0" distB="0" distL="0" distR="0" wp14:anchorId="34F52B07" wp14:editId="2DB26332">
+            <wp:extent cx="5943600" cy="2570480"/>
+            <wp:effectExtent l="0" t="0" r="0" b="1270"/>
+            <wp:docPr id="14" name="Picture 14"/>
+            <wp:cNvGraphicFramePr>
+              <a:graphicFrameLocks xmlns:a="http://schemas.openxmlformats.org/drawingml/2006/main" noChangeAspect="1"/>
+            </wp:cNvGraphicFramePr>
+            <a:graphic xmlns:a="http://schemas.openxmlformats.org/drawingml/2006/main">
+              <a:graphicData uri="http://schemas.openxmlformats.org/drawingml/2006/picture">
+                <pic:pic xmlns:pic="http://schemas.openxmlformats.org/drawingml/2006/picture">
+                  <pic:nvPicPr>
+                    <pic:cNvPr id="1" name=""/>
+                    <pic:cNvPicPr/>
+                  </pic:nvPicPr>
+                  <pic:blipFill>
+                    <a:blip r:embed="rId12"/>
+                    <a:stretch>
+                      <a:fillRect/>
+                    </a:stretch>
+                  </pic:blipFill>
+                  <pic:spPr>
+                    <a:xfrm>
+                      <a:off x="0" y="0"/>
+                      <a:ext cx="5943600" cy="2570480"/>
+                    </a:xfrm>
+                    <a:prstGeom prst="rect">
+                      <a:avLst/>
+                    </a:prstGeom>
+                  </pic:spPr>
+                </pic:pic>
+              </a:graphicData>
+            </a:graphic>
+          </wp:inline>
+        </w:drawing>
+      </w:r>
+    </w:p>
+    <w:p>
+      <w:pPr>
+        <w:spacing w:line="276" w:lineRule="auto"/>
+        <w:jc w:val="both"/>
+        <w:rPr>
+          <w:sz w:val="24"/>
+          <w:szCs w:val="24"/>
+        </w:rPr>
+      </w:pPr>
+    </w:p>
+    <w:p>
+      <w:pPr>
+        <w:spacing w:line="276" w:lineRule="auto"/>
+        <w:jc w:val="center"/>
+        <w:rPr>
+          <w:noProof/>
+        </w:rPr>
+      </w:pPr>
+    </w:p>
+    <w:p>
+      <w:pPr>
+        <w:spacing w:line="276" w:lineRule="auto"/>
+        <w:jc w:val="center"/>
+        <w:rPr>
+          <w:sz w:val="24"/>
+          <w:szCs w:val="24"/>
+        </w:rPr>
+      </w:pPr>
+      <w:r>
+        <w:rPr>
+          <w:noProof/>
+        </w:rPr>
+        <w:drawing>
+          <wp:inline distT="0" distB="0" distL="0" distR="0" wp14:anchorId="32FA3BF3" wp14:editId="13308D6E">
+            <wp:extent cx="5693992" cy="2745318"/>
+            <wp:effectExtent l="0" t="0" r="2540" b="0"/>
+            <wp:docPr id="16" name="Picture 16"/>
+            <wp:cNvGraphicFramePr>
+              <a:graphicFrameLocks xmlns:a="http://schemas.openxmlformats.org/drawingml/2006/main" noChangeAspect="1"/>
+            </wp:cNvGraphicFramePr>
+            <a:graphic xmlns:a="http://schemas.openxmlformats.org/drawingml/2006/main">
+              <a:graphicData uri="http://schemas.openxmlformats.org/drawingml/2006/picture">
+                <pic:pic xmlns:pic="http://schemas.openxmlformats.org/drawingml/2006/picture">
+                  <pic:nvPicPr>
+                    <pic:cNvPr id="1" name=""/>
+                    <pic:cNvPicPr/>
+                  </pic:nvPicPr>
+                  <pic:blipFill>
+                    <a:blip r:embed="rId13"/>
+                    <a:stretch>
+                      <a:fillRect/>
+                    </a:stretch>
+                  </pic:blipFill>
+                  <pic:spPr>
+                    <a:xfrm>
+                      <a:off x="0" y="0"/>
+                      <a:ext cx="5698773" cy="2747623"/>
+                    </a:xfrm>
+                    <a:prstGeom prst="rect">
+                      <a:avLst/>
+                    </a:prstGeom>
+                  </pic:spPr>
+                </pic:pic>
+              </a:graphicData>
+            </a:graphic>
+          </wp:inline>
+        </w:drawing>
+      </w:r>
+    </w:p>
+    <w:p>
+      <w:pPr>
+        <w:spacing w:line="276" w:lineRule="auto"/>
+        <w:jc w:val="both"/>
+        <w:rPr>
+          <w:sz w:val="24"/>
+          <w:szCs w:val="24"/>
+        </w:rPr>
+      </w:pPr>
+    </w:p>
+    <w:p>
+      <w:pPr>
+        <w:spacing w:line="276" w:lineRule="auto"/>
+        <w:jc w:val="both"/>
+        <w:rPr>
+          <w:sz w:val="24"/>
+          <w:szCs w:val="24"/>
+        </w:rPr>
+      </w:pPr>
+    </w:p>
+    <w:p>
+      <w:pPr>
+        <w:spacing w:line="276" w:lineRule="auto"/>
+        <w:jc w:val="both"/>
+        <w:rPr>
+          <w:sz w:val="24"/>
+          <w:szCs w:val="24"/>
+        </w:rPr>
+      </w:pPr>
+      <w:r>
+        <w:rPr>
+          <w:sz w:val="24"/>
+          <w:szCs w:val="24"/>
+        </w:rPr>
+        <w:lastRenderedPageBreak/>
+        <w:t xml:space="preserve">AES (Advanced Encryption Standard) is used to provide confidentiality. The implemented AES engine operates on a 128-bit plaintext block and a 128-bit master key, producing a 128-bit cipher text block. AES-128 uses 10 encryption rounds in addition to the initial </w:t>
+      </w:r>
+      <w:proofErr w:type="spellStart"/>
+      <w:r>
+        <w:rPr>
+          <w:sz w:val="24"/>
+          <w:szCs w:val="24"/>
+        </w:rPr>
+        <w:t>AddRoundKey</w:t>
+      </w:r>
+      <w:proofErr w:type="spellEnd"/>
+      <w:r>
+        <w:rPr>
+          <w:sz w:val="24"/>
+          <w:szCs w:val="24"/>
+        </w:rPr>
+        <w:t xml:space="preserve"> operation.</w:t>
       </w:r>
     </w:p>
     <w:p>
@@ -10196,7 +12133,7 @@
           <w:lang w:bidi="ar-EG"/>
         </w:rPr>
       </w:pPr>
-      <w:bookmarkStart w:id="24" w:name="_Toc240196091"/>
+      <w:bookmarkStart w:id="24" w:name="_Toc240567380"/>
       <w:r>
         <w:rPr>
           <w:color w:val="0070C0"/>
@@ -10222,7 +12159,7 @@
           <w:noProof/>
         </w:rPr>
         <w:drawing>
-          <wp:inline distT="114300" distB="114300" distL="114300" distR="114300" wp14:anchorId="4C7CDEC6" wp14:editId="6D7B3163">
+          <wp:inline distT="114300" distB="114300" distL="114300" distR="114300" wp14:anchorId="03F40EDC" wp14:editId="44EAB0FD">
             <wp:extent cx="4370706" cy="6681212"/>
             <wp:effectExtent l="0" t="0" r="0" b="5715"/>
             <wp:docPr id="5" name="image4.png"/>
@@ -10235,7 +12172,7 @@
                     <pic:cNvPicPr preferRelativeResize="0"/>
                   </pic:nvPicPr>
                   <pic:blipFill>
-                    <a:blip r:embed="rId11"/>
+                    <a:blip r:embed="rId14"/>
                     <a:srcRect/>
                     <a:stretch>
                       <a:fillRect/>
@@ -10350,8 +12287,17 @@
                 <w:sz w:val="20"/>
                 <w:szCs w:val="20"/>
               </w:rPr>
-              <w:t>Initial AddRoundKey</w:t>
-            </w:r>
+              <w:t xml:space="preserve">Initial </w:t>
+            </w:r>
+            <w:proofErr w:type="spellStart"/>
+            <w:r>
+              <w:rPr>
+                <w:sz w:val="20"/>
+                <w:szCs w:val="20"/>
+              </w:rPr>
+              <w:t>AddRoundKey</w:t>
+            </w:r>
+            <w:proofErr w:type="spellEnd"/>
           </w:p>
         </w:tc>
         <w:tc>
@@ -10410,12 +12356,69 @@
             </w:tcMar>
           </w:tcPr>
           <w:p>
-            <w:r>
-              <w:rPr>
-                <w:sz w:val="20"/>
-                <w:szCs w:val="20"/>
-              </w:rPr>
-              <w:t>SubBytes → ShiftRows → MixColumns → AddRoundKey.</w:t>
+            <w:proofErr w:type="spellStart"/>
+            <w:r>
+              <w:rPr>
+                <w:sz w:val="20"/>
+                <w:szCs w:val="20"/>
+              </w:rPr>
+              <w:t>SubBytes</w:t>
+            </w:r>
+            <w:proofErr w:type="spellEnd"/>
+            <w:r>
+              <w:rPr>
+                <w:sz w:val="20"/>
+                <w:szCs w:val="20"/>
+              </w:rPr>
+              <w:t xml:space="preserve"> → </w:t>
+            </w:r>
+            <w:proofErr w:type="spellStart"/>
+            <w:r>
+              <w:rPr>
+                <w:sz w:val="20"/>
+                <w:szCs w:val="20"/>
+              </w:rPr>
+              <w:t>ShiftRows</w:t>
+            </w:r>
+            <w:proofErr w:type="spellEnd"/>
+            <w:r>
+              <w:rPr>
+                <w:sz w:val="20"/>
+                <w:szCs w:val="20"/>
+              </w:rPr>
+              <w:t xml:space="preserve"> → </w:t>
+            </w:r>
+            <w:proofErr w:type="spellStart"/>
+            <w:r>
+              <w:rPr>
+                <w:sz w:val="20"/>
+                <w:szCs w:val="20"/>
+              </w:rPr>
+              <w:t>MixColumns</w:t>
+            </w:r>
+            <w:proofErr w:type="spellEnd"/>
+            <w:r>
+              <w:rPr>
+                <w:sz w:val="20"/>
+                <w:szCs w:val="20"/>
+              </w:rPr>
+              <w:t xml:space="preserve"> → </w:t>
+            </w:r>
+            <w:proofErr w:type="spellStart"/>
+            <w:r>
+              <w:rPr>
+                <w:sz w:val="20"/>
+                <w:szCs w:val="20"/>
+              </w:rPr>
+              <w:t>AddRoundKey</w:t>
+            </w:r>
+            <w:proofErr w:type="spellEnd"/>
+            <w:r>
+              <w:rPr>
+                <w:sz w:val="20"/>
+                <w:szCs w:val="20"/>
+              </w:rPr>
+              <w:t>.</w:t>
             </w:r>
           </w:p>
         </w:tc>
@@ -10454,12 +12457,69 @@
             </w:tcMar>
           </w:tcPr>
           <w:p>
-            <w:r>
-              <w:rPr>
-                <w:sz w:val="20"/>
-                <w:szCs w:val="20"/>
-              </w:rPr>
-              <w:t>SubBytes → ShiftRows → AddRoundKey; MixColumns is omitted.</w:t>
+            <w:proofErr w:type="spellStart"/>
+            <w:r>
+              <w:rPr>
+                <w:sz w:val="20"/>
+                <w:szCs w:val="20"/>
+              </w:rPr>
+              <w:t>SubBytes</w:t>
+            </w:r>
+            <w:proofErr w:type="spellEnd"/>
+            <w:r>
+              <w:rPr>
+                <w:sz w:val="20"/>
+                <w:szCs w:val="20"/>
+              </w:rPr>
+              <w:t xml:space="preserve"> → </w:t>
+            </w:r>
+            <w:proofErr w:type="spellStart"/>
+            <w:r>
+              <w:rPr>
+                <w:sz w:val="20"/>
+                <w:szCs w:val="20"/>
+              </w:rPr>
+              <w:t>ShiftRows</w:t>
+            </w:r>
+            <w:proofErr w:type="spellEnd"/>
+            <w:r>
+              <w:rPr>
+                <w:sz w:val="20"/>
+                <w:szCs w:val="20"/>
+              </w:rPr>
+              <w:t xml:space="preserve"> → </w:t>
+            </w:r>
+            <w:proofErr w:type="spellStart"/>
+            <w:r>
+              <w:rPr>
+                <w:sz w:val="20"/>
+                <w:szCs w:val="20"/>
+              </w:rPr>
+              <w:t>AddRoundKey</w:t>
+            </w:r>
+            <w:proofErr w:type="spellEnd"/>
+            <w:r>
+              <w:rPr>
+                <w:sz w:val="20"/>
+                <w:szCs w:val="20"/>
+              </w:rPr>
+              <w:t xml:space="preserve">; </w:t>
+            </w:r>
+            <w:proofErr w:type="spellStart"/>
+            <w:r>
+              <w:rPr>
+                <w:sz w:val="20"/>
+                <w:szCs w:val="20"/>
+              </w:rPr>
+              <w:t>MixColumns</w:t>
+            </w:r>
+            <w:proofErr w:type="spellEnd"/>
+            <w:r>
+              <w:rPr>
+                <w:sz w:val="20"/>
+                <w:szCs w:val="20"/>
+              </w:rPr>
+              <w:t xml:space="preserve"> is omitted.</w:t>
             </w:r>
           </w:p>
         </w:tc>
@@ -10484,7 +12544,7 @@
           <w:lang w:bidi="ar-EG"/>
         </w:rPr>
       </w:pPr>
-      <w:bookmarkStart w:id="25" w:name="_Toc240196092"/>
+      <w:bookmarkStart w:id="25" w:name="_Toc240567381"/>
       <w:r>
         <w:rPr>
           <w:color w:val="0070C0"/>
@@ -10518,13 +12578,23 @@
           <w:lang w:bidi="ar-EG"/>
         </w:rPr>
       </w:pPr>
-      <w:r>
-        <w:rPr>
-          <w:sz w:val="24"/>
-          <w:szCs w:val="24"/>
-          <w:lang w:bidi="ar-EG"/>
-        </w:rPr>
-        <w:t xml:space="preserve">SubBytes: </w:t>
+      <w:proofErr w:type="spellStart"/>
+      <w:r>
+        <w:rPr>
+          <w:sz w:val="24"/>
+          <w:szCs w:val="24"/>
+          <w:lang w:bidi="ar-EG"/>
+        </w:rPr>
+        <w:t>SubBytes</w:t>
+      </w:r>
+      <w:proofErr w:type="spellEnd"/>
+      <w:r>
+        <w:rPr>
+          <w:sz w:val="24"/>
+          <w:szCs w:val="24"/>
+          <w:lang w:bidi="ar-EG"/>
+        </w:rPr>
+        <w:t xml:space="preserve">: </w:t>
       </w:r>
       <w:r>
         <w:rPr>
@@ -10549,13 +12619,23 @@
           <w:lang w:bidi="ar-EG"/>
         </w:rPr>
       </w:pPr>
-      <w:r>
-        <w:rPr>
-          <w:sz w:val="24"/>
-          <w:szCs w:val="24"/>
-          <w:lang w:bidi="ar-EG"/>
-        </w:rPr>
-        <w:t xml:space="preserve">ShiftRows: </w:t>
+      <w:proofErr w:type="spellStart"/>
+      <w:r>
+        <w:rPr>
+          <w:sz w:val="24"/>
+          <w:szCs w:val="24"/>
+          <w:lang w:bidi="ar-EG"/>
+        </w:rPr>
+        <w:t>ShiftRows</w:t>
+      </w:r>
+      <w:proofErr w:type="spellEnd"/>
+      <w:r>
+        <w:rPr>
+          <w:sz w:val="24"/>
+          <w:szCs w:val="24"/>
+          <w:lang w:bidi="ar-EG"/>
+        </w:rPr>
+        <w:t xml:space="preserve">: </w:t>
       </w:r>
       <w:r>
         <w:rPr>
@@ -10580,13 +12660,23 @@
           <w:lang w:bidi="ar-EG"/>
         </w:rPr>
       </w:pPr>
-      <w:r>
-        <w:rPr>
-          <w:sz w:val="24"/>
-          <w:szCs w:val="24"/>
-          <w:lang w:bidi="ar-EG"/>
-        </w:rPr>
-        <w:t xml:space="preserve">MixColumns: </w:t>
+      <w:proofErr w:type="spellStart"/>
+      <w:r>
+        <w:rPr>
+          <w:sz w:val="24"/>
+          <w:szCs w:val="24"/>
+          <w:lang w:bidi="ar-EG"/>
+        </w:rPr>
+        <w:t>MixColumns</w:t>
+      </w:r>
+      <w:proofErr w:type="spellEnd"/>
+      <w:r>
+        <w:rPr>
+          <w:sz w:val="24"/>
+          <w:szCs w:val="24"/>
+          <w:lang w:bidi="ar-EG"/>
+        </w:rPr>
+        <w:t xml:space="preserve">: </w:t>
       </w:r>
       <w:r>
         <w:rPr>
@@ -10612,13 +12702,23 @@
           <w:lang w:bidi="ar-EG"/>
         </w:rPr>
       </w:pPr>
-      <w:r>
-        <w:rPr>
-          <w:sz w:val="24"/>
-          <w:szCs w:val="24"/>
-          <w:lang w:bidi="ar-EG"/>
-        </w:rPr>
-        <w:t xml:space="preserve">AddRoundKey: </w:t>
+      <w:proofErr w:type="spellStart"/>
+      <w:r>
+        <w:rPr>
+          <w:sz w:val="24"/>
+          <w:szCs w:val="24"/>
+          <w:lang w:bidi="ar-EG"/>
+        </w:rPr>
+        <w:t>AddRoundKey</w:t>
+      </w:r>
+      <w:proofErr w:type="spellEnd"/>
+      <w:r>
+        <w:rPr>
+          <w:sz w:val="24"/>
+          <w:szCs w:val="24"/>
+          <w:lang w:bidi="ar-EG"/>
+        </w:rPr>
+        <w:t xml:space="preserve">: </w:t>
       </w:r>
       <w:r>
         <w:rPr>
@@ -10645,7 +12745,7 @@
           <w:noProof/>
         </w:rPr>
         <w:drawing>
-          <wp:inline distT="114300" distB="114300" distL="114300" distR="114300" wp14:anchorId="2A228C8A" wp14:editId="0A76616E">
+          <wp:inline distT="114300" distB="114300" distL="114300" distR="114300" wp14:anchorId="7A94B40C" wp14:editId="35CC1DE8">
             <wp:extent cx="2659380" cy="4758768"/>
             <wp:effectExtent l="0" t="0" r="7620" b="3810"/>
             <wp:docPr id="4" name="image3.png"/>
@@ -10658,7 +12758,7 @@
                     <pic:cNvPicPr preferRelativeResize="0"/>
                   </pic:nvPicPr>
                   <pic:blipFill>
-                    <a:blip r:embed="rId12"/>
+                    <a:blip r:embed="rId15"/>
                     <a:srcRect/>
                     <a:stretch>
                       <a:fillRect/>
@@ -10695,7 +12795,7 @@
           <w:lang w:bidi="ar-EG"/>
         </w:rPr>
       </w:pPr>
-      <w:bookmarkStart w:id="26" w:name="_Toc240196093"/>
+      <w:bookmarkStart w:id="26" w:name="_Toc240567382"/>
       <w:r>
         <w:rPr>
           <w:color w:val="0070C0"/>
@@ -10722,7 +12822,23 @@
           <w:sz w:val="24"/>
           <w:szCs w:val="24"/>
         </w:rPr>
-        <w:t>The AES-128 key schedule expands the 128-bit master key into eleven 128-bit round keys, K0 through K10. K0 is used by the initial AddRoundKey operation, while K1 through K10 correspond to encryption rounds 1 through 10.</w:t>
+        <w:t xml:space="preserve">The AES-128 key schedule expands the 128-bit master key into eleven 128-bit round keys, K0 through K10. K0 is used by the initial </w:t>
+      </w:r>
+      <w:proofErr w:type="spellStart"/>
+      <w:r>
+        <w:rPr>
+          <w:sz w:val="24"/>
+          <w:szCs w:val="24"/>
+        </w:rPr>
+        <w:t>AddRoundKey</w:t>
+      </w:r>
+      <w:proofErr w:type="spellEnd"/>
+      <w:r>
+        <w:rPr>
+          <w:sz w:val="24"/>
+          <w:szCs w:val="24"/>
+        </w:rPr>
+        <w:t xml:space="preserve"> operation, while K1 through K10 correspond to encryption rounds 1 through 10.</w:t>
       </w:r>
     </w:p>
     <w:p>
@@ -10898,7 +13014,7 @@
           <w:lang w:bidi="ar-EG"/>
         </w:rPr>
       </w:pPr>
-      <w:bookmarkStart w:id="27" w:name="_Toc240196094"/>
+      <w:bookmarkStart w:id="27" w:name="_Toc240567383"/>
       <w:r>
         <w:rPr>
           <w:color w:val="0070C0"/>
@@ -11251,7 +13367,23 @@
                 <w:sz w:val="20"/>
                 <w:szCs w:val="20"/>
               </w:rPr>
-              <w:t>Execute the final AES round without MixColumns.</w:t>
+              <w:t xml:space="preserve">Execute the final AES round without </w:t>
+            </w:r>
+            <w:proofErr w:type="spellStart"/>
+            <w:r>
+              <w:rPr>
+                <w:sz w:val="20"/>
+                <w:szCs w:val="20"/>
+              </w:rPr>
+              <w:t>MixColumns</w:t>
+            </w:r>
+            <w:proofErr w:type="spellEnd"/>
+            <w:r>
+              <w:rPr>
+                <w:sz w:val="20"/>
+                <w:szCs w:val="20"/>
+              </w:rPr>
+              <w:t>.</w:t>
             </w:r>
           </w:p>
         </w:tc>
@@ -11295,7 +13427,23 @@
                 <w:sz w:val="20"/>
                 <w:szCs w:val="20"/>
               </w:rPr>
-              <w:t>Register the ciphertext and signal completion.</w:t>
+              <w:t xml:space="preserve">Register the </w:t>
+            </w:r>
+            <w:proofErr w:type="spellStart"/>
+            <w:r>
+              <w:rPr>
+                <w:sz w:val="20"/>
+                <w:szCs w:val="20"/>
+              </w:rPr>
+              <w:t>ciphertext</w:t>
+            </w:r>
+            <w:proofErr w:type="spellEnd"/>
+            <w:r>
+              <w:rPr>
+                <w:sz w:val="20"/>
+                <w:szCs w:val="20"/>
+              </w:rPr>
+              <w:t xml:space="preserve"> and signal completion.</w:t>
             </w:r>
           </w:p>
         </w:tc>
@@ -11317,7 +13465,23 @@
           <w:szCs w:val="24"/>
         </w:rPr>
         <w:lastRenderedPageBreak/>
-        <w:t>A clocked FSM-based implementation is suitable for this architecture because it makes the sequencing of the ten AES rounds explicit and permits the same physical round datapath to be reused across rounds, minimizing hardware area compared with a fully unrolled implementation</w:t>
+        <w:t xml:space="preserve">A clocked FSM-based implementation is suitable for this architecture because it makes the sequencing of the ten AES rounds explicit and permits the same physical round </w:t>
+      </w:r>
+      <w:proofErr w:type="spellStart"/>
+      <w:r>
+        <w:rPr>
+          <w:sz w:val="24"/>
+          <w:szCs w:val="24"/>
+        </w:rPr>
+        <w:t>datapath</w:t>
+      </w:r>
+      <w:proofErr w:type="spellEnd"/>
+      <w:r>
+        <w:rPr>
+          <w:sz w:val="24"/>
+          <w:szCs w:val="24"/>
+        </w:rPr>
+        <w:t xml:space="preserve"> to be reused across rounds, minimizing hardware area compared with a fully unrolled implementation</w:t>
       </w:r>
     </w:p>
     <w:p>
@@ -11331,7 +13495,7 @@
           <w:lang w:bidi="ar-EG"/>
         </w:rPr>
       </w:pPr>
-      <w:bookmarkStart w:id="28" w:name="_Toc240196095"/>
+      <w:bookmarkStart w:id="28" w:name="_Toc240567384"/>
       <w:r>
         <w:rPr>
           <w:color w:val="0070C0"/>
@@ -11429,6 +13593,7 @@
             </w:tcMar>
           </w:tcPr>
           <w:p>
+            <w:proofErr w:type="spellStart"/>
             <w:r>
               <w:rPr>
                 <w:sz w:val="20"/>
@@ -11436,6 +13601,7 @@
               </w:rPr>
               <w:t>clk</w:t>
             </w:r>
+            <w:proofErr w:type="spellEnd"/>
           </w:p>
         </w:tc>
         <w:tc>
@@ -11473,6 +13639,7 @@
             </w:tcMar>
           </w:tcPr>
           <w:p>
+            <w:proofErr w:type="spellStart"/>
             <w:r>
               <w:rPr>
                 <w:sz w:val="20"/>
@@ -11480,6 +13647,7 @@
               </w:rPr>
               <w:t>rst_n</w:t>
             </w:r>
+            <w:proofErr w:type="spellEnd"/>
           </w:p>
         </w:tc>
         <w:tc>
@@ -11605,12 +13773,21 @@
             </w:tcMar>
           </w:tcPr>
           <w:p>
-            <w:r>
-              <w:rPr>
-                <w:sz w:val="20"/>
-                <w:szCs w:val="20"/>
-              </w:rPr>
-              <w:t>master_key[127:0]</w:t>
+            <w:proofErr w:type="spellStart"/>
+            <w:r>
+              <w:rPr>
+                <w:sz w:val="20"/>
+                <w:szCs w:val="20"/>
+              </w:rPr>
+              <w:t>master_key</w:t>
+            </w:r>
+            <w:proofErr w:type="spellEnd"/>
+            <w:r>
+              <w:rPr>
+                <w:sz w:val="20"/>
+                <w:szCs w:val="20"/>
+              </w:rPr>
+              <w:t>[127:0]</w:t>
             </w:r>
           </w:p>
         </w:tc>
@@ -11649,12 +13826,21 @@
             </w:tcMar>
           </w:tcPr>
           <w:p>
-            <w:r>
-              <w:rPr>
-                <w:sz w:val="20"/>
-                <w:szCs w:val="20"/>
-              </w:rPr>
-              <w:t>ciphertext[127:0]</w:t>
+            <w:proofErr w:type="spellStart"/>
+            <w:r>
+              <w:rPr>
+                <w:sz w:val="20"/>
+                <w:szCs w:val="20"/>
+              </w:rPr>
+              <w:t>ciphertext</w:t>
+            </w:r>
+            <w:proofErr w:type="spellEnd"/>
+            <w:r>
+              <w:rPr>
+                <w:sz w:val="20"/>
+                <w:szCs w:val="20"/>
+              </w:rPr>
+              <w:t>[127:0]</w:t>
             </w:r>
           </w:p>
         </w:tc>
@@ -11763,7 +13949,23 @@
                 <w:sz w:val="20"/>
                 <w:szCs w:val="20"/>
               </w:rPr>
-              <w:t>Indicates that ciphertext is valid</w:t>
+              <w:t xml:space="preserve">Indicates that </w:t>
+            </w:r>
+            <w:proofErr w:type="spellStart"/>
+            <w:r>
+              <w:rPr>
+                <w:sz w:val="20"/>
+                <w:szCs w:val="20"/>
+              </w:rPr>
+              <w:t>ciphertext</w:t>
+            </w:r>
+            <w:proofErr w:type="spellEnd"/>
+            <w:r>
+              <w:rPr>
+                <w:sz w:val="20"/>
+                <w:szCs w:val="20"/>
+              </w:rPr>
+              <w:t xml:space="preserve"> is valid</w:t>
             </w:r>
           </w:p>
         </w:tc>
@@ -11789,7 +13991,7 @@
           <w:lang w:bidi="ar-EG"/>
         </w:rPr>
       </w:pPr>
-      <w:bookmarkStart w:id="29" w:name="_Toc240196096"/>
+      <w:bookmarkStart w:id="29" w:name="_Toc240567385"/>
       <w:r>
         <w:rPr>
           <w:color w:val="0070C0"/>
@@ -11797,9 +13999,9 @@
           <w:szCs w:val="28"/>
           <w:lang w:bidi="ar-EG"/>
         </w:rPr>
-        <w:t>6.6 AES Testbench:</w:t>
-      </w:r>
-      <w:bookmarkEnd w:id="29"/>
+        <w:t xml:space="preserve">6.6 AES </w:t>
+      </w:r>
+      <w:proofErr w:type="spellStart"/>
       <w:r>
         <w:rPr>
           <w:color w:val="0070C0"/>
@@ -11807,6 +14009,26 @@
           <w:szCs w:val="28"/>
           <w:lang w:bidi="ar-EG"/>
         </w:rPr>
+        <w:t>Testbench</w:t>
+      </w:r>
+      <w:proofErr w:type="spellEnd"/>
+      <w:r>
+        <w:rPr>
+          <w:color w:val="0070C0"/>
+          <w:sz w:val="28"/>
+          <w:szCs w:val="28"/>
+          <w:lang w:bidi="ar-EG"/>
+        </w:rPr>
+        <w:t>:</w:t>
+      </w:r>
+      <w:bookmarkEnd w:id="29"/>
+      <w:r>
+        <w:rPr>
+          <w:color w:val="0070C0"/>
+          <w:sz w:val="28"/>
+          <w:szCs w:val="28"/>
+          <w:lang w:bidi="ar-EG"/>
+        </w:rPr>
         <w:t xml:space="preserve"> </w:t>
       </w:r>
     </w:p>
@@ -11825,8 +14047,27 @@
           <w:sz w:val="24"/>
           <w:szCs w:val="24"/>
         </w:rPr>
-        <w:t>The provided testbench (</w:t>
-      </w:r>
+        <w:t xml:space="preserve">The provided </w:t>
+      </w:r>
+      <w:proofErr w:type="spellStart"/>
+      <w:r>
+        <w:rPr>
+          <w:rFonts w:cstheme="minorHAnsi"/>
+          <w:sz w:val="24"/>
+          <w:szCs w:val="24"/>
+        </w:rPr>
+        <w:t>testbench</w:t>
+      </w:r>
+      <w:proofErr w:type="spellEnd"/>
+      <w:r>
+        <w:rPr>
+          <w:rFonts w:cstheme="minorHAnsi"/>
+          <w:sz w:val="24"/>
+          <w:szCs w:val="24"/>
+        </w:rPr>
+        <w:t xml:space="preserve"> (</w:t>
+      </w:r>
+      <w:proofErr w:type="spellStart"/>
       <w:r>
         <w:rPr>
           <w:rFonts w:eastAsia="Roboto Mono" w:cstheme="minorHAnsi"/>
@@ -11836,6 +14077,7 @@
         </w:rPr>
         <w:t>tb_AES_FSM</w:t>
       </w:r>
+      <w:proofErr w:type="spellEnd"/>
       <w:r>
         <w:rPr>
           <w:rFonts w:cstheme="minorHAnsi"/>
@@ -11859,7 +14101,25 @@
           <w:sz w:val="24"/>
           <w:szCs w:val="24"/>
         </w:rPr>
-        <w:t xml:space="preserve">). It applies clock generation, synchronous reset sequencing, input data latching, and execution pulse triggers while dynamically monitoring simulation signals and reporting final ciphertext results. </w:t>
+        <w:t xml:space="preserve">). It applies clock generation, synchronous reset sequencing, input data latching, and execution pulse triggers while dynamically monitoring simulation signals and reporting final </w:t>
+      </w:r>
+      <w:proofErr w:type="spellStart"/>
+      <w:r>
+        <w:rPr>
+          <w:rFonts w:cstheme="minorHAnsi"/>
+          <w:sz w:val="24"/>
+          <w:szCs w:val="24"/>
+        </w:rPr>
+        <w:t>ciphertext</w:t>
+      </w:r>
+      <w:proofErr w:type="spellEnd"/>
+      <w:r>
+        <w:rPr>
+          <w:rFonts w:cstheme="minorHAnsi"/>
+          <w:sz w:val="24"/>
+          <w:szCs w:val="24"/>
+        </w:rPr>
+        <w:t xml:space="preserve"> results. </w:t>
       </w:r>
     </w:p>
     <w:p>
@@ -11923,6 +14183,7 @@
         </w:rPr>
         <w:t xml:space="preserve">, </w:t>
       </w:r>
+      <w:proofErr w:type="spellStart"/>
       <w:r>
         <w:rPr>
           <w:rFonts w:eastAsia="Roboto Mono" w:cstheme="minorHAnsi"/>
@@ -11932,6 +14193,7 @@
         </w:rPr>
         <w:t>master_key</w:t>
       </w:r>
+      <w:proofErr w:type="spellEnd"/>
       <w:r>
         <w:rPr>
           <w:rFonts w:cstheme="minorHAnsi"/>
@@ -11940,6 +14202,7 @@
         </w:rPr>
         <w:t>) are initialized to zero, and active-low reset (</w:t>
       </w:r>
+      <w:proofErr w:type="spellStart"/>
       <w:r>
         <w:rPr>
           <w:rFonts w:eastAsia="Roboto Mono" w:cstheme="minorHAnsi"/>
@@ -11947,16 +14210,9 @@
           <w:sz w:val="24"/>
           <w:szCs w:val="24"/>
         </w:rPr>
-        <w:t>rst_n = 0</w:t>
-      </w:r>
-      <w:r>
-        <w:rPr>
-          <w:rFonts w:cstheme="minorHAnsi"/>
-          <w:sz w:val="24"/>
-          <w:szCs w:val="24"/>
-        </w:rPr>
-        <w:t>) is held low for two clock cycles before release (</w:t>
-      </w:r>
+        <w:t>rst_n</w:t>
+      </w:r>
+      <w:proofErr w:type="spellEnd"/>
       <w:r>
         <w:rPr>
           <w:rFonts w:eastAsia="Roboto Mono" w:cstheme="minorHAnsi"/>
@@ -11964,7 +14220,35 @@
           <w:sz w:val="24"/>
           <w:szCs w:val="24"/>
         </w:rPr>
-        <w:t>rst_n = 1</w:t>
+        <w:t xml:space="preserve"> = 0</w:t>
+      </w:r>
+      <w:r>
+        <w:rPr>
+          <w:rFonts w:cstheme="minorHAnsi"/>
+          <w:sz w:val="24"/>
+          <w:szCs w:val="24"/>
+        </w:rPr>
+        <w:t>) is held low for two clock cycles before release (</w:t>
+      </w:r>
+      <w:proofErr w:type="spellStart"/>
+      <w:r>
+        <w:rPr>
+          <w:rFonts w:eastAsia="Roboto Mono" w:cstheme="minorHAnsi"/>
+          <w:color w:val="188038"/>
+          <w:sz w:val="24"/>
+          <w:szCs w:val="24"/>
+        </w:rPr>
+        <w:t>rst_n</w:t>
+      </w:r>
+      <w:proofErr w:type="spellEnd"/>
+      <w:r>
+        <w:rPr>
+          <w:rFonts w:eastAsia="Roboto Mono" w:cstheme="minorHAnsi"/>
+          <w:color w:val="188038"/>
+          <w:sz w:val="24"/>
+          <w:szCs w:val="24"/>
+        </w:rPr>
+        <w:t xml:space="preserve"> = 1</w:t>
       </w:r>
       <w:r>
         <w:rPr>
@@ -12019,6 +14303,7 @@
         </w:rPr>
         <w:t xml:space="preserve"> and </w:t>
       </w:r>
+      <w:proofErr w:type="spellStart"/>
       <w:r>
         <w:rPr>
           <w:rFonts w:eastAsia="Roboto Mono" w:cstheme="minorHAnsi"/>
@@ -12028,13 +14313,32 @@
         </w:rPr>
         <w:t>master_key</w:t>
       </w:r>
+      <w:proofErr w:type="spellEnd"/>
       <w:r>
         <w:rPr>
           <w:rFonts w:cstheme="minorHAnsi"/>
           <w:sz w:val="24"/>
           <w:szCs w:val="24"/>
         </w:rPr>
-        <w:t xml:space="preserve"> are assigned across a clock edge using non-blocking assignments (</w:t>
+        <w:t xml:space="preserve"> </w:t>
+      </w:r>
+      <w:proofErr w:type="gramStart"/>
+      <w:r>
+        <w:rPr>
+          <w:rFonts w:cstheme="minorHAnsi"/>
+          <w:sz w:val="24"/>
+          <w:szCs w:val="24"/>
+        </w:rPr>
+        <w:t>are</w:t>
+      </w:r>
+      <w:proofErr w:type="gramEnd"/>
+      <w:r>
+        <w:rPr>
+          <w:rFonts w:cstheme="minorHAnsi"/>
+          <w:sz w:val="24"/>
+          <w:szCs w:val="24"/>
+        </w:rPr>
+        <w:t xml:space="preserve"> assigned across a clock edge using non-blocking assignments (</w:t>
       </w:r>
       <w:r>
         <w:rPr>
@@ -12177,7 +14481,25 @@
           <w:sz w:val="24"/>
           <w:szCs w:val="24"/>
         </w:rPr>
-        <w:t xml:space="preserve">The testbench halts procedural execution using </w:t>
+        <w:t xml:space="preserve">The </w:t>
+      </w:r>
+      <w:proofErr w:type="spellStart"/>
+      <w:r>
+        <w:rPr>
+          <w:rFonts w:cstheme="minorHAnsi"/>
+          <w:sz w:val="24"/>
+          <w:szCs w:val="24"/>
+        </w:rPr>
+        <w:t>testbench</w:t>
+      </w:r>
+      <w:proofErr w:type="spellEnd"/>
+      <w:r>
+        <w:rPr>
+          <w:rFonts w:cstheme="minorHAnsi"/>
+          <w:sz w:val="24"/>
+          <w:szCs w:val="24"/>
+        </w:rPr>
+        <w:t xml:space="preserve"> halts procedural execution using </w:t>
       </w:r>
       <w:r>
         <w:rPr>
@@ -12701,6 +15023,46 @@
           <w:lang w:bidi="ar-EG"/>
         </w:rPr>
       </w:pPr>
+      <w:r>
+        <w:rPr>
+          <w:noProof/>
+        </w:rPr>
+        <w:drawing>
+          <wp:inline distT="0" distB="0" distL="0" distR="0" wp14:anchorId="72A41655" wp14:editId="1BF9BEE8">
+            <wp:extent cx="5943600" cy="1424940"/>
+            <wp:effectExtent l="0" t="0" r="0" b="3810"/>
+            <wp:docPr id="6" name="Picture 6"/>
+            <wp:cNvGraphicFramePr>
+              <a:graphicFrameLocks xmlns:a="http://schemas.openxmlformats.org/drawingml/2006/main" noChangeAspect="1"/>
+            </wp:cNvGraphicFramePr>
+            <a:graphic xmlns:a="http://schemas.openxmlformats.org/drawingml/2006/main">
+              <a:graphicData uri="http://schemas.openxmlformats.org/drawingml/2006/picture">
+                <pic:pic xmlns:pic="http://schemas.openxmlformats.org/drawingml/2006/picture">
+                  <pic:nvPicPr>
+                    <pic:cNvPr id="1" name=""/>
+                    <pic:cNvPicPr/>
+                  </pic:nvPicPr>
+                  <pic:blipFill>
+                    <a:blip r:embed="rId16"/>
+                    <a:stretch>
+                      <a:fillRect/>
+                    </a:stretch>
+                  </pic:blipFill>
+                  <pic:spPr>
+                    <a:xfrm>
+                      <a:off x="0" y="0"/>
+                      <a:ext cx="5943600" cy="1424940"/>
+                    </a:xfrm>
+                    <a:prstGeom prst="rect">
+                      <a:avLst/>
+                    </a:prstGeom>
+                  </pic:spPr>
+                </pic:pic>
+              </a:graphicData>
+            </a:graphic>
+          </wp:inline>
+        </w:drawing>
+      </w:r>
     </w:p>
     <w:p>
       <w:pPr>
@@ -12710,6 +15072,46 @@
           <w:lang w:bidi="ar-EG"/>
         </w:rPr>
       </w:pPr>
+      <w:r>
+        <w:rPr>
+          <w:noProof/>
+        </w:rPr>
+        <w:drawing>
+          <wp:inline distT="0" distB="0" distL="0" distR="0" wp14:anchorId="571D7FDB" wp14:editId="21BEC988">
+            <wp:extent cx="5943600" cy="1448435"/>
+            <wp:effectExtent l="0" t="0" r="0" b="0"/>
+            <wp:docPr id="7" name="Picture 7"/>
+            <wp:cNvGraphicFramePr>
+              <a:graphicFrameLocks xmlns:a="http://schemas.openxmlformats.org/drawingml/2006/main" noChangeAspect="1"/>
+            </wp:cNvGraphicFramePr>
+            <a:graphic xmlns:a="http://schemas.openxmlformats.org/drawingml/2006/main">
+              <a:graphicData uri="http://schemas.openxmlformats.org/drawingml/2006/picture">
+                <pic:pic xmlns:pic="http://schemas.openxmlformats.org/drawingml/2006/picture">
+                  <pic:nvPicPr>
+                    <pic:cNvPr id="1" name=""/>
+                    <pic:cNvPicPr/>
+                  </pic:nvPicPr>
+                  <pic:blipFill>
+                    <a:blip r:embed="rId17"/>
+                    <a:stretch>
+                      <a:fillRect/>
+                    </a:stretch>
+                  </pic:blipFill>
+                  <pic:spPr>
+                    <a:xfrm>
+                      <a:off x="0" y="0"/>
+                      <a:ext cx="5943600" cy="1448435"/>
+                    </a:xfrm>
+                    <a:prstGeom prst="rect">
+                      <a:avLst/>
+                    </a:prstGeom>
+                  </pic:spPr>
+                </pic:pic>
+              </a:graphicData>
+            </a:graphic>
+          </wp:inline>
+        </w:drawing>
+      </w:r>
     </w:p>
     <w:p>
       <w:pPr>
@@ -12719,96 +15121,46 @@
           <w:lang w:bidi="ar-EG"/>
         </w:rPr>
       </w:pPr>
-    </w:p>
-    <w:p>
-      <w:pPr>
-        <w:rPr>
-          <w:sz w:val="28"/>
-          <w:szCs w:val="28"/>
-          <w:lang w:bidi="ar-EG"/>
-        </w:rPr>
-      </w:pPr>
-    </w:p>
-    <w:p>
-      <w:pPr>
-        <w:rPr>
-          <w:sz w:val="28"/>
-          <w:szCs w:val="28"/>
-          <w:lang w:bidi="ar-EG"/>
-        </w:rPr>
-      </w:pPr>
-    </w:p>
-    <w:p>
-      <w:pPr>
-        <w:rPr>
-          <w:sz w:val="28"/>
-          <w:szCs w:val="28"/>
-          <w:lang w:bidi="ar-EG"/>
-        </w:rPr>
-      </w:pPr>
-    </w:p>
-    <w:p>
-      <w:pPr>
-        <w:rPr>
-          <w:sz w:val="28"/>
-          <w:szCs w:val="28"/>
-          <w:lang w:bidi="ar-EG"/>
-        </w:rPr>
-      </w:pPr>
-    </w:p>
-    <w:p>
-      <w:pPr>
-        <w:rPr>
-          <w:sz w:val="28"/>
-          <w:szCs w:val="28"/>
-          <w:lang w:bidi="ar-EG"/>
-        </w:rPr>
-      </w:pPr>
-    </w:p>
-    <w:p>
-      <w:pPr>
-        <w:rPr>
-          <w:sz w:val="28"/>
-          <w:szCs w:val="28"/>
-          <w:lang w:bidi="ar-EG"/>
-        </w:rPr>
-      </w:pPr>
-    </w:p>
-    <w:p>
-      <w:pPr>
-        <w:rPr>
-          <w:sz w:val="28"/>
-          <w:szCs w:val="28"/>
-          <w:lang w:bidi="ar-EG"/>
-        </w:rPr>
-      </w:pPr>
-    </w:p>
-    <w:p>
-      <w:pPr>
-        <w:rPr>
-          <w:sz w:val="28"/>
-          <w:szCs w:val="28"/>
-          <w:lang w:bidi="ar-EG"/>
-        </w:rPr>
-      </w:pPr>
-    </w:p>
-    <w:p>
-      <w:pPr>
-        <w:rPr>
-          <w:sz w:val="28"/>
-          <w:szCs w:val="28"/>
-          <w:lang w:bidi="ar-EG"/>
-        </w:rPr>
-      </w:pPr>
-    </w:p>
-    <w:p>
-      <w:pPr>
-        <w:rPr>
-          <w:sz w:val="28"/>
-          <w:szCs w:val="28"/>
-          <w:lang w:bidi="ar-EG"/>
-        </w:rPr>
-      </w:pPr>
+      <w:r>
+        <w:rPr>
+          <w:noProof/>
+        </w:rPr>
+        <w:drawing>
+          <wp:inline distT="0" distB="0" distL="0" distR="0" wp14:anchorId="2F461922" wp14:editId="2F3F0611">
+            <wp:extent cx="5943600" cy="1406525"/>
+            <wp:effectExtent l="0" t="0" r="0" b="3175"/>
+            <wp:docPr id="8" name="Picture 8"/>
+            <wp:cNvGraphicFramePr>
+              <a:graphicFrameLocks xmlns:a="http://schemas.openxmlformats.org/drawingml/2006/main" noChangeAspect="1"/>
+            </wp:cNvGraphicFramePr>
+            <a:graphic xmlns:a="http://schemas.openxmlformats.org/drawingml/2006/main">
+              <a:graphicData uri="http://schemas.openxmlformats.org/drawingml/2006/picture">
+                <pic:pic xmlns:pic="http://schemas.openxmlformats.org/drawingml/2006/picture">
+                  <pic:nvPicPr>
+                    <pic:cNvPr id="1" name=""/>
+                    <pic:cNvPicPr/>
+                  </pic:nvPicPr>
+                  <pic:blipFill>
+                    <a:blip r:embed="rId18"/>
+                    <a:stretch>
+                      <a:fillRect/>
+                    </a:stretch>
+                  </pic:blipFill>
+                  <pic:spPr>
+                    <a:xfrm>
+                      <a:off x="0" y="0"/>
+                      <a:ext cx="5943600" cy="1406525"/>
+                    </a:xfrm>
+                    <a:prstGeom prst="rect">
+                      <a:avLst/>
+                    </a:prstGeom>
+                  </pic:spPr>
+                </pic:pic>
+              </a:graphicData>
+            </a:graphic>
+          </wp:inline>
+        </w:drawing>
+      </w:r>
     </w:p>
     <w:p>
       <w:pPr>
@@ -12860,7 +15212,7 @@
           <w:lang w:bidi="ar-EG"/>
         </w:rPr>
       </w:pPr>
-      <w:bookmarkStart w:id="30" w:name="_Toc240196097"/>
+      <w:bookmarkStart w:id="30" w:name="_Toc240567386"/>
       <w:r>
         <w:rPr>
           <w:rFonts w:asciiTheme="majorBidi" w:hAnsiTheme="majorBidi" w:cstheme="majorBidi"/>
@@ -12877,6 +15229,63 @@
     </w:p>
     <w:p>
       <w:pPr>
+        <w:jc w:val="center"/>
+        <w:rPr>
+          <w:noProof/>
+        </w:rPr>
+      </w:pPr>
+    </w:p>
+    <w:p>
+      <w:pPr>
+        <w:jc w:val="center"/>
+        <w:rPr>
+          <w:sz w:val="24"/>
+          <w:szCs w:val="24"/>
+        </w:rPr>
+      </w:pPr>
+      <w:r>
+        <w:rPr>
+          <w:noProof/>
+        </w:rPr>
+        <w:drawing>
+          <wp:inline distT="0" distB="0" distL="0" distR="0" wp14:anchorId="0E80DA7E" wp14:editId="7B014DD9">
+            <wp:extent cx="4408936" cy="2212478"/>
+            <wp:effectExtent l="0" t="0" r="0" b="0"/>
+            <wp:docPr id="19" name="Picture 19"/>
+            <wp:cNvGraphicFramePr>
+              <a:graphicFrameLocks xmlns:a="http://schemas.openxmlformats.org/drawingml/2006/main" noChangeAspect="1"/>
+            </wp:cNvGraphicFramePr>
+            <a:graphic xmlns:a="http://schemas.openxmlformats.org/drawingml/2006/main">
+              <a:graphicData uri="http://schemas.openxmlformats.org/drawingml/2006/picture">
+                <pic:pic xmlns:pic="http://schemas.openxmlformats.org/drawingml/2006/picture">
+                  <pic:nvPicPr>
+                    <pic:cNvPr id="1" name=""/>
+                    <pic:cNvPicPr/>
+                  </pic:nvPicPr>
+                  <pic:blipFill>
+                    <a:blip r:embed="rId19"/>
+                    <a:stretch>
+                      <a:fillRect/>
+                    </a:stretch>
+                  </pic:blipFill>
+                  <pic:spPr>
+                    <a:xfrm>
+                      <a:off x="0" y="0"/>
+                      <a:ext cx="4432406" cy="2224256"/>
+                    </a:xfrm>
+                    <a:prstGeom prst="rect">
+                      <a:avLst/>
+                    </a:prstGeom>
+                  </pic:spPr>
+                </pic:pic>
+              </a:graphicData>
+            </a:graphic>
+          </wp:inline>
+        </w:drawing>
+      </w:r>
+    </w:p>
+    <w:p>
+      <w:pPr>
         <w:jc w:val="both"/>
         <w:rPr>
           <w:sz w:val="24"/>
@@ -12984,7 +15393,7 @@
           <w:lang w:bidi="ar-EG"/>
         </w:rPr>
       </w:pPr>
-      <w:bookmarkStart w:id="31" w:name="_Toc240196098"/>
+      <w:bookmarkStart w:id="31" w:name="_Toc240567387"/>
       <w:r>
         <w:rPr>
           <w:color w:val="0070C0"/>
@@ -13257,6 +15666,7 @@
             </w:tcMar>
           </w:tcPr>
           <w:p>
+            <w:proofErr w:type="spellStart"/>
             <w:r>
               <w:rPr>
                 <w:sz w:val="20"/>
@@ -13264,6 +15674,7 @@
               </w:rPr>
               <w:t>RefIn</w:t>
             </w:r>
+            <w:proofErr w:type="spellEnd"/>
           </w:p>
         </w:tc>
         <w:tc>
@@ -13301,6 +15712,7 @@
             </w:tcMar>
           </w:tcPr>
           <w:p>
+            <w:proofErr w:type="spellStart"/>
             <w:r>
               <w:rPr>
                 <w:sz w:val="20"/>
@@ -13308,6 +15720,7 @@
               </w:rPr>
               <w:t>RefOut</w:t>
             </w:r>
+            <w:proofErr w:type="spellEnd"/>
           </w:p>
         </w:tc>
         <w:tc>
@@ -13345,6 +15758,7 @@
             </w:tcMar>
           </w:tcPr>
           <w:p>
+            <w:proofErr w:type="spellStart"/>
             <w:r>
               <w:rPr>
                 <w:sz w:val="20"/>
@@ -13352,6 +15766,7 @@
               </w:rPr>
               <w:t>XorOut</w:t>
             </w:r>
+            <w:proofErr w:type="spellEnd"/>
           </w:p>
         </w:tc>
         <w:tc>
@@ -13421,16 +15836,6 @@
         </w:tc>
       </w:tr>
     </w:tbl>
-    <w:p>
-      <w:pPr>
-        <w:rPr>
-          <w:rFonts w:asciiTheme="majorBidi" w:hAnsiTheme="majorBidi" w:cstheme="majorBidi"/>
-          <w:sz w:val="28"/>
-          <w:szCs w:val="28"/>
-          <w:lang w:bidi="ar-EG"/>
-        </w:rPr>
-      </w:pPr>
-    </w:p>
     <w:p>
       <w:pPr>
         <w:outlineLvl w:val="1"/>
@@ -13443,7 +15848,7 @@
           <w:lang w:bidi="ar-EG"/>
         </w:rPr>
       </w:pPr>
-      <w:bookmarkStart w:id="32" w:name="_Toc240196099"/>
+      <w:bookmarkStart w:id="32" w:name="_Toc240567388"/>
       <w:r>
         <w:rPr>
           <w:rFonts w:asciiTheme="majorBidi" w:hAnsiTheme="majorBidi" w:cstheme="majorBidi"/>
@@ -13452,6 +15857,7 @@
           <w:szCs w:val="28"/>
           <w:lang w:bidi="ar-EG"/>
         </w:rPr>
+        <w:lastRenderedPageBreak/>
         <w:t>7.2 CRC Calculation Concept:</w:t>
       </w:r>
       <w:bookmarkEnd w:id="32"/>
@@ -13470,48 +15876,15 @@
           <w:sz w:val="24"/>
           <w:szCs w:val="24"/>
         </w:rPr>
-        <w:t>The CRC engine treats the input as a sequence of bits/bytes and updates a 16-bit register using polynomial division. For a non-reflected CRC-16/XMODEM implementation, each input byte is processed from the most significant bit toward the least significant bit.</w:t>
-      </w:r>
-    </w:p>
-    <w:p>
-      <w:pPr>
-        <w:rPr>
-          <w:rFonts w:asciiTheme="majorBidi" w:hAnsiTheme="majorBidi" w:cstheme="majorBidi"/>
-          <w:sz w:val="28"/>
-          <w:szCs w:val="28"/>
-          <w:lang w:bidi="ar-EG"/>
-        </w:rPr>
-      </w:pPr>
-    </w:p>
-    <w:p>
-      <w:pPr>
-        <w:rPr>
-          <w:rFonts w:asciiTheme="majorBidi" w:hAnsiTheme="majorBidi" w:cstheme="majorBidi"/>
-          <w:sz w:val="28"/>
-          <w:szCs w:val="28"/>
-          <w:lang w:bidi="ar-EG"/>
-        </w:rPr>
-      </w:pPr>
-    </w:p>
-    <w:p>
-      <w:pPr>
-        <w:rPr>
-          <w:rFonts w:asciiTheme="majorBidi" w:hAnsiTheme="majorBidi" w:cstheme="majorBidi"/>
-          <w:sz w:val="28"/>
-          <w:szCs w:val="28"/>
-          <w:lang w:bidi="ar-EG"/>
-        </w:rPr>
-      </w:pPr>
-    </w:p>
-    <w:p>
-      <w:pPr>
-        <w:rPr>
-          <w:rFonts w:asciiTheme="majorBidi" w:hAnsiTheme="majorBidi" w:cstheme="majorBidi"/>
-          <w:sz w:val="28"/>
-          <w:szCs w:val="28"/>
-          <w:lang w:bidi="ar-EG"/>
-        </w:rPr>
-      </w:pPr>
+        <w:t>The CRC engine treats the input as a sequence of bits/bytes and updates a 16-bit register using polynomial division. For a non-reflected CRC-16/XMODEM implementation, each input byte is processed from the most significant bit to</w:t>
+      </w:r>
+      <w:r>
+        <w:rPr>
+          <w:sz w:val="24"/>
+          <w:szCs w:val="24"/>
+        </w:rPr>
+        <w:t>ward the least significant bit.</w:t>
+      </w:r>
     </w:p>
     <w:p>
       <w:pPr>
@@ -13525,7 +15898,7 @@
           <w:lang w:bidi="ar-EG"/>
         </w:rPr>
       </w:pPr>
-      <w:bookmarkStart w:id="33" w:name="_Toc240196100"/>
+      <w:bookmarkStart w:id="33" w:name="_Toc240567389"/>
       <w:r>
         <w:rPr>
           <w:rFonts w:asciiTheme="majorBidi" w:hAnsiTheme="majorBidi" w:cstheme="majorBidi"/>
@@ -13534,7 +15907,6 @@
           <w:szCs w:val="28"/>
           <w:lang w:bidi="ar-EG"/>
         </w:rPr>
-        <w:lastRenderedPageBreak/>
         <w:t>7.3 CRC Interface:</w:t>
       </w:r>
       <w:bookmarkEnd w:id="33"/>
@@ -13625,6 +15997,7 @@
             </w:tcMar>
           </w:tcPr>
           <w:p>
+            <w:proofErr w:type="spellStart"/>
             <w:r>
               <w:rPr>
                 <w:sz w:val="20"/>
@@ -13632,6 +16005,7 @@
               </w:rPr>
               <w:t>clk</w:t>
             </w:r>
+            <w:proofErr w:type="spellEnd"/>
           </w:p>
         </w:tc>
         <w:tc>
@@ -13674,8 +16048,17 @@
                 <w:sz w:val="20"/>
                 <w:szCs w:val="20"/>
               </w:rPr>
-              <w:t xml:space="preserve"> rst_n</w:t>
-            </w:r>
+              <w:t xml:space="preserve"> </w:t>
+            </w:r>
+            <w:proofErr w:type="spellStart"/>
+            <w:r>
+              <w:rPr>
+                <w:sz w:val="20"/>
+                <w:szCs w:val="20"/>
+              </w:rPr>
+              <w:t>rst_n</w:t>
+            </w:r>
+            <w:proofErr w:type="spellEnd"/>
           </w:p>
         </w:tc>
         <w:tc>
@@ -13713,6 +16096,7 @@
             </w:tcMar>
           </w:tcPr>
           <w:p>
+            <w:proofErr w:type="spellStart"/>
             <w:r>
               <w:rPr>
                 <w:sz w:val="20"/>
@@ -13720,6 +16104,7 @@
               </w:rPr>
               <w:t>data_in</w:t>
             </w:r>
+            <w:proofErr w:type="spellEnd"/>
           </w:p>
         </w:tc>
         <w:tc>
@@ -13845,6 +16230,7 @@
             </w:tcMar>
           </w:tcPr>
           <w:p>
+            <w:proofErr w:type="spellStart"/>
             <w:r>
               <w:rPr>
                 <w:sz w:val="20"/>
@@ -13852,6 +16238,7 @@
               </w:rPr>
               <w:t>data_with_crc</w:t>
             </w:r>
+            <w:proofErr w:type="spellEnd"/>
           </w:p>
         </w:tc>
         <w:tc>
@@ -13899,7 +16286,7 @@
           <w:lang w:bidi="ar-EG"/>
         </w:rPr>
       </w:pPr>
-      <w:bookmarkStart w:id="34" w:name="_Toc240196101"/>
+      <w:bookmarkStart w:id="34" w:name="_Toc240567390"/>
       <w:r>
         <w:rPr>
           <w:rFonts w:asciiTheme="majorBidi" w:hAnsiTheme="majorBidi" w:cstheme="majorBidi"/>
@@ -14003,6 +16390,7 @@
         </w:rPr>
         <w:t xml:space="preserve">, starting from </w:t>
       </w:r>
+      <w:proofErr w:type="spellStart"/>
       <w:r>
         <w:rPr>
           <w:rFonts w:eastAsia="Roboto Mono" w:cstheme="minorHAnsi"/>
@@ -14010,7 +16398,37 @@
           <w:sz w:val="24"/>
           <w:szCs w:val="24"/>
         </w:rPr>
-        <w:t>data_in[127]</w:t>
+        <w:t>data_</w:t>
+      </w:r>
+      <w:proofErr w:type="gramStart"/>
+      <w:r>
+        <w:rPr>
+          <w:rFonts w:eastAsia="Roboto Mono" w:cstheme="minorHAnsi"/>
+          <w:color w:val="E69138"/>
+          <w:sz w:val="24"/>
+          <w:szCs w:val="24"/>
+        </w:rPr>
+        <w:t>in</w:t>
+      </w:r>
+      <w:proofErr w:type="spellEnd"/>
+      <w:r>
+        <w:rPr>
+          <w:rFonts w:eastAsia="Roboto Mono" w:cstheme="minorHAnsi"/>
+          <w:color w:val="E69138"/>
+          <w:sz w:val="24"/>
+          <w:szCs w:val="24"/>
+        </w:rPr>
+        <w:t>[</w:t>
+      </w:r>
+      <w:proofErr w:type="gramEnd"/>
+      <w:r>
+        <w:rPr>
+          <w:rFonts w:eastAsia="Roboto Mono" w:cstheme="minorHAnsi"/>
+          <w:color w:val="E69138"/>
+          <w:sz w:val="24"/>
+          <w:szCs w:val="24"/>
+        </w:rPr>
+        <w:t>127]</w:t>
       </w:r>
       <w:r>
         <w:rPr>
@@ -14029,6 +16447,7 @@
         </w:rPr>
         <w:t xml:space="preserve"> </w:t>
       </w:r>
+      <w:proofErr w:type="spellStart"/>
       <w:r>
         <w:rPr>
           <w:rFonts w:eastAsia="Roboto Mono" w:cstheme="minorHAnsi"/>
@@ -14036,7 +16455,17 @@
           <w:sz w:val="24"/>
           <w:szCs w:val="24"/>
         </w:rPr>
-        <w:t>data_in[0</w:t>
+        <w:t>data_in</w:t>
+      </w:r>
+      <w:proofErr w:type="spellEnd"/>
+      <w:r>
+        <w:rPr>
+          <w:rFonts w:eastAsia="Roboto Mono" w:cstheme="minorHAnsi"/>
+          <w:color w:val="E69138"/>
+          <w:sz w:val="24"/>
+          <w:szCs w:val="24"/>
+        </w:rPr>
+        <w:t>[0</w:t>
       </w:r>
       <w:r>
         <w:rPr>
@@ -14053,7 +16482,25 @@
           <w:sz w:val="24"/>
           <w:szCs w:val="24"/>
         </w:rPr>
-        <w:t xml:space="preserve">. One input bit is processed per clock cycle. For each bit, the feedback value is obtained by XORing the current MSB of the CRC register with the input bit. The CRC register is then shifted left, and the generator polynomial </w:t>
+        <w:t xml:space="preserve">. One input bit is processed per clock cycle. For each bit, the feedback value is obtained by </w:t>
+      </w:r>
+      <w:proofErr w:type="spellStart"/>
+      <w:r>
+        <w:rPr>
+          <w:rFonts w:cstheme="minorHAnsi"/>
+          <w:sz w:val="24"/>
+          <w:szCs w:val="24"/>
+        </w:rPr>
+        <w:t>XORing</w:t>
+      </w:r>
+      <w:proofErr w:type="spellEnd"/>
+      <w:r>
+        <w:rPr>
+          <w:rFonts w:cstheme="minorHAnsi"/>
+          <w:sz w:val="24"/>
+          <w:szCs w:val="24"/>
+        </w:rPr>
+        <w:t xml:space="preserve"> the current MSB of the CRC register with the input bit. The CRC register is then shifted left, and the generator polynomial </w:t>
       </w:r>
       <w:r>
         <w:rPr>
@@ -14071,7 +16518,25 @@
           <w:sz w:val="24"/>
           <w:szCs w:val="24"/>
         </w:rPr>
-        <w:t xml:space="preserve"> is XORed with the result when the feedback value is logic </w:t>
+        <w:t xml:space="preserve"> is </w:t>
+      </w:r>
+      <w:proofErr w:type="spellStart"/>
+      <w:r>
+        <w:rPr>
+          <w:rFonts w:cstheme="minorHAnsi"/>
+          <w:sz w:val="24"/>
+          <w:szCs w:val="24"/>
+        </w:rPr>
+        <w:t>XORed</w:t>
+      </w:r>
+      <w:proofErr w:type="spellEnd"/>
+      <w:r>
+        <w:rPr>
+          <w:rFonts w:cstheme="minorHAnsi"/>
+          <w:sz w:val="24"/>
+          <w:szCs w:val="24"/>
+        </w:rPr>
+        <w:t xml:space="preserve"> with the result when the feedback value is logic </w:t>
       </w:r>
       <w:r>
         <w:rPr>
@@ -14195,7 +16660,16 @@
           <w:sz w:val="24"/>
           <w:szCs w:val="24"/>
         </w:rPr>
-        <w:t xml:space="preserve">, with the data occupying the upper 128 bits and the CRC occupying the lower 16 bits. The </w:t>
+        <w:t xml:space="preserve">, with the data occupying the upper 128 bits </w:t>
+      </w:r>
+      <w:r>
+        <w:rPr>
+          <w:rFonts w:cstheme="minorHAnsi"/>
+          <w:sz w:val="24"/>
+          <w:szCs w:val="24"/>
+        </w:rPr>
+        <w:lastRenderedPageBreak/>
+        <w:t xml:space="preserve">and the CRC occupying the lower 16 bits. The </w:t>
       </w:r>
       <w:r>
         <w:rPr>
@@ -14238,38 +16712,16 @@
           <w:sz w:val="24"/>
           <w:szCs w:val="24"/>
         </w:rPr>
-        <w:t>indicates that the CRC engine is actively processing a data block.</w:t>
-      </w:r>
-    </w:p>
-    <w:p>
-      <w:pPr>
-        <w:rPr>
-          <w:rFonts w:asciiTheme="majorBidi" w:hAnsiTheme="majorBidi" w:cstheme="majorBidi"/>
-          <w:sz w:val="28"/>
-          <w:szCs w:val="28"/>
-          <w:lang w:bidi="ar-EG"/>
-        </w:rPr>
-      </w:pPr>
-    </w:p>
-    <w:p>
-      <w:pPr>
-        <w:rPr>
-          <w:rFonts w:asciiTheme="majorBidi" w:hAnsiTheme="majorBidi" w:cstheme="majorBidi"/>
-          <w:sz w:val="28"/>
-          <w:szCs w:val="28"/>
-          <w:lang w:bidi="ar-EG"/>
-        </w:rPr>
-      </w:pPr>
-    </w:p>
-    <w:p>
-      <w:pPr>
-        <w:rPr>
-          <w:rFonts w:asciiTheme="majorBidi" w:hAnsiTheme="majorBidi" w:cstheme="majorBidi"/>
-          <w:sz w:val="28"/>
-          <w:szCs w:val="28"/>
-          <w:lang w:bidi="ar-EG"/>
-        </w:rPr>
-      </w:pPr>
+        <w:t>indicates that the CRC engine is ac</w:t>
+      </w:r>
+      <w:r>
+        <w:rPr>
+          <w:rFonts w:cstheme="minorHAnsi"/>
+          <w:sz w:val="24"/>
+          <w:szCs w:val="24"/>
+        </w:rPr>
+        <w:t>tively processing a data block.</w:t>
+      </w:r>
     </w:p>
     <w:p>
       <w:pPr>
@@ -14283,7 +16735,7 @@
           <w:lang w:bidi="ar-EG"/>
         </w:rPr>
       </w:pPr>
-      <w:bookmarkStart w:id="35" w:name="_Toc240196102"/>
+      <w:bookmarkStart w:id="35" w:name="_Toc240567391"/>
       <w:r>
         <w:rPr>
           <w:rFonts w:asciiTheme="majorBidi" w:hAnsiTheme="majorBidi" w:cstheme="majorBidi"/>
@@ -14292,8 +16744,29 @@
           <w:szCs w:val="28"/>
           <w:lang w:bidi="ar-EG"/>
         </w:rPr>
-        <w:lastRenderedPageBreak/>
-        <w:t>7.5 CRC Testbench:</w:t>
+        <w:t xml:space="preserve">7.5 CRC </w:t>
+      </w:r>
+      <w:proofErr w:type="spellStart"/>
+      <w:r>
+        <w:rPr>
+          <w:rFonts w:asciiTheme="majorBidi" w:hAnsiTheme="majorBidi" w:cstheme="majorBidi"/>
+          <w:color w:val="0070C0"/>
+          <w:sz w:val="28"/>
+          <w:szCs w:val="28"/>
+          <w:lang w:bidi="ar-EG"/>
+        </w:rPr>
+        <w:t>Testbench</w:t>
+      </w:r>
+      <w:proofErr w:type="spellEnd"/>
+      <w:r>
+        <w:rPr>
+          <w:rFonts w:asciiTheme="majorBidi" w:hAnsiTheme="majorBidi" w:cstheme="majorBidi"/>
+          <w:color w:val="0070C0"/>
+          <w:sz w:val="28"/>
+          <w:szCs w:val="28"/>
+          <w:lang w:bidi="ar-EG"/>
+        </w:rPr>
+        <w:t>:</w:t>
       </w:r>
       <w:bookmarkEnd w:id="35"/>
     </w:p>
@@ -14313,7 +16786,25 @@
           <w:sz w:val="24"/>
           <w:szCs w:val="24"/>
         </w:rPr>
-        <w:t>The provided testbench verifies the RTL using three independent 128-bit input vectors.</w:t>
+        <w:t xml:space="preserve">The provided </w:t>
+      </w:r>
+      <w:proofErr w:type="spellStart"/>
+      <w:r>
+        <w:rPr>
+          <w:rFonts w:cstheme="minorHAnsi"/>
+          <w:sz w:val="24"/>
+          <w:szCs w:val="24"/>
+        </w:rPr>
+        <w:t>testbench</w:t>
+      </w:r>
+      <w:proofErr w:type="spellEnd"/>
+      <w:r>
+        <w:rPr>
+          <w:rFonts w:cstheme="minorHAnsi"/>
+          <w:sz w:val="24"/>
+          <w:szCs w:val="24"/>
+        </w:rPr>
+        <w:t xml:space="preserve"> verifies the RTL using three independent 128-bit input vectors.</w:t>
       </w:r>
     </w:p>
     <w:p>
@@ -14332,7 +16823,25 @@
           <w:sz w:val="24"/>
           <w:szCs w:val="24"/>
         </w:rPr>
-        <w:t>The testbench first applies reset:</w:t>
+        <w:t xml:space="preserve">The </w:t>
+      </w:r>
+      <w:proofErr w:type="spellStart"/>
+      <w:r>
+        <w:rPr>
+          <w:rFonts w:cstheme="minorHAnsi"/>
+          <w:sz w:val="24"/>
+          <w:szCs w:val="24"/>
+        </w:rPr>
+        <w:t>testbench</w:t>
+      </w:r>
+      <w:proofErr w:type="spellEnd"/>
+      <w:r>
+        <w:rPr>
+          <w:rFonts w:cstheme="minorHAnsi"/>
+          <w:sz w:val="24"/>
+          <w:szCs w:val="24"/>
+        </w:rPr>
+        <w:t xml:space="preserve"> first applies reset:</w:t>
       </w:r>
     </w:p>
     <w:p>
@@ -14388,7 +16897,25 @@
           <w:sz w:val="24"/>
           <w:szCs w:val="24"/>
         </w:rPr>
-        <w:t xml:space="preserve">The testbench then waits for the </w:t>
+        <w:t xml:space="preserve">The </w:t>
+      </w:r>
+      <w:proofErr w:type="spellStart"/>
+      <w:r>
+        <w:rPr>
+          <w:rFonts w:cstheme="minorHAnsi"/>
+          <w:sz w:val="24"/>
+          <w:szCs w:val="24"/>
+        </w:rPr>
+        <w:t>testbench</w:t>
+      </w:r>
+      <w:proofErr w:type="spellEnd"/>
+      <w:r>
+        <w:rPr>
+          <w:rFonts w:cstheme="minorHAnsi"/>
+          <w:sz w:val="24"/>
+          <w:szCs w:val="24"/>
+        </w:rPr>
+        <w:t xml:space="preserve"> then waits for the </w:t>
       </w:r>
       <w:r>
         <w:rPr>
@@ -14441,8 +16968,27 @@
           <w:sz w:val="24"/>
           <w:szCs w:val="24"/>
         </w:rPr>
-        <w:t xml:space="preserve"> is asserted, the testbench compares: </w:t>
-      </w:r>
+        <w:t xml:space="preserve"> is asserted, the </w:t>
+      </w:r>
+      <w:proofErr w:type="spellStart"/>
+      <w:r>
+        <w:rPr>
+          <w:rFonts w:cstheme="minorHAnsi"/>
+          <w:sz w:val="24"/>
+          <w:szCs w:val="24"/>
+        </w:rPr>
+        <w:t>testbench</w:t>
+      </w:r>
+      <w:proofErr w:type="spellEnd"/>
+      <w:r>
+        <w:rPr>
+          <w:rFonts w:cstheme="minorHAnsi"/>
+          <w:sz w:val="24"/>
+          <w:szCs w:val="24"/>
+        </w:rPr>
+        <w:t xml:space="preserve"> compares: </w:t>
+      </w:r>
+      <w:proofErr w:type="spellStart"/>
       <w:r>
         <w:rPr>
           <w:rFonts w:cstheme="minorHAnsi"/>
@@ -14450,7 +16996,37 @@
           <w:sz w:val="24"/>
           <w:szCs w:val="24"/>
         </w:rPr>
-        <w:t xml:space="preserve">data_with_crc[15:0 ] </w:t>
+        <w:t>data_with_</w:t>
+      </w:r>
+      <w:proofErr w:type="gramStart"/>
+      <w:r>
+        <w:rPr>
+          <w:rFonts w:cstheme="minorHAnsi"/>
+          <w:color w:val="E69138"/>
+          <w:sz w:val="24"/>
+          <w:szCs w:val="24"/>
+        </w:rPr>
+        <w:t>crc</w:t>
+      </w:r>
+      <w:proofErr w:type="spellEnd"/>
+      <w:r>
+        <w:rPr>
+          <w:rFonts w:cstheme="minorHAnsi"/>
+          <w:color w:val="E69138"/>
+          <w:sz w:val="24"/>
+          <w:szCs w:val="24"/>
+        </w:rPr>
+        <w:t>[</w:t>
+      </w:r>
+      <w:proofErr w:type="gramEnd"/>
+      <w:r>
+        <w:rPr>
+          <w:rFonts w:cstheme="minorHAnsi"/>
+          <w:color w:val="E69138"/>
+          <w:sz w:val="24"/>
+          <w:szCs w:val="24"/>
+        </w:rPr>
+        <w:t xml:space="preserve">15:0 ] </w:t>
       </w:r>
       <w:r>
         <w:rPr>
@@ -14973,19 +17549,8 @@
           <w:lang w:bidi="ar-EG"/>
         </w:rPr>
       </w:pPr>
-    </w:p>
-    <w:p>
-      <w:pPr>
-        <w:tabs>
-          <w:tab w:val="left" w:pos="3067"/>
-        </w:tabs>
-        <w:rPr>
-          <w:rFonts w:asciiTheme="majorBidi" w:hAnsiTheme="majorBidi" w:cstheme="majorBidi"/>
-          <w:sz w:val="28"/>
-          <w:szCs w:val="28"/>
-          <w:lang w:bidi="ar-EG"/>
-        </w:rPr>
-      </w:pPr>
+      <w:bookmarkStart w:id="36" w:name="_GoBack"/>
+      <w:bookmarkEnd w:id="36"/>
     </w:p>
     <w:p>
       <w:pPr>
@@ -15004,7 +17569,7 @@
           <w:lang w:bidi="ar-EG"/>
         </w:rPr>
       </w:pPr>
-      <w:bookmarkStart w:id="36" w:name="_Toc240196103"/>
+      <w:bookmarkStart w:id="37" w:name="_Toc240567392"/>
       <w:r>
         <w:rPr>
           <w:rFonts w:asciiTheme="majorBidi" w:hAnsiTheme="majorBidi" w:cstheme="majorBidi"/>
@@ -15017,7 +17582,7 @@
         <w:lastRenderedPageBreak/>
         <w:t>End-to-End Data Path and Integration</w:t>
       </w:r>
-      <w:bookmarkEnd w:id="36"/>
+      <w:bookmarkEnd w:id="37"/>
     </w:p>
     <w:p>
       <w:pPr>
@@ -15057,7 +17622,7 @@
           <w:lang w:bidi="ar-EG"/>
         </w:rPr>
       </w:pPr>
-      <w:bookmarkStart w:id="37" w:name="_Toc240196104"/>
+      <w:bookmarkStart w:id="38" w:name="_Toc240567393"/>
       <w:r>
         <w:rPr>
           <w:color w:val="0070C0"/>
@@ -15066,7 +17631,7 @@
         </w:rPr>
         <w:t>8.1 Recommended Transmission Sequence:</w:t>
       </w:r>
-      <w:bookmarkEnd w:id="37"/>
+      <w:bookmarkEnd w:id="38"/>
     </w:p>
     <w:p>
       <w:pPr>
@@ -15146,7 +17711,27 @@
           <w:szCs w:val="24"/>
           <w:lang w:bidi="ar-EG"/>
         </w:rPr>
-        <w:t xml:space="preserve">Wait until AES asserts done and ciphertext is valid. </w:t>
+        <w:t xml:space="preserve">Wait until AES asserts done and </w:t>
+      </w:r>
+      <w:proofErr w:type="spellStart"/>
+      <w:r>
+        <w:rPr>
+          <w:rFonts w:cstheme="minorHAnsi"/>
+          <w:sz w:val="24"/>
+          <w:szCs w:val="24"/>
+          <w:lang w:bidi="ar-EG"/>
+        </w:rPr>
+        <w:t>ciphertext</w:t>
+      </w:r>
+      <w:proofErr w:type="spellEnd"/>
+      <w:r>
+        <w:rPr>
+          <w:rFonts w:cstheme="minorHAnsi"/>
+          <w:sz w:val="24"/>
+          <w:szCs w:val="24"/>
+          <w:lang w:bidi="ar-EG"/>
+        </w:rPr>
+        <w:t xml:space="preserve"> is valid. </w:t>
       </w:r>
     </w:p>
     <w:p>
@@ -15227,7 +17812,27 @@
           <w:szCs w:val="24"/>
           <w:lang w:bidi="ar-EG"/>
         </w:rPr>
-        <w:t xml:space="preserve">Wait until CRC asserts done and crc_out is valid. </w:t>
+        <w:t xml:space="preserve">Wait until CRC asserts done and </w:t>
+      </w:r>
+      <w:proofErr w:type="spellStart"/>
+      <w:r>
+        <w:rPr>
+          <w:rFonts w:cstheme="minorHAnsi"/>
+          <w:sz w:val="24"/>
+          <w:szCs w:val="24"/>
+          <w:lang w:bidi="ar-EG"/>
+        </w:rPr>
+        <w:t>crc_out</w:t>
+      </w:r>
+      <w:proofErr w:type="spellEnd"/>
+      <w:r>
+        <w:rPr>
+          <w:rFonts w:cstheme="minorHAnsi"/>
+          <w:sz w:val="24"/>
+          <w:szCs w:val="24"/>
+          <w:lang w:bidi="ar-EG"/>
+        </w:rPr>
+        <w:t xml:space="preserve"> is valid. </w:t>
       </w:r>
     </w:p>
     <w:p>
@@ -15254,7 +17859,27 @@
           <w:szCs w:val="24"/>
           <w:lang w:bidi="ar-EG"/>
         </w:rPr>
-        <w:t>Build the transmission sequence from ciphertext bytes and CRC bytes.</w:t>
+        <w:t xml:space="preserve">Build the transmission sequence from </w:t>
+      </w:r>
+      <w:proofErr w:type="spellStart"/>
+      <w:r>
+        <w:rPr>
+          <w:rFonts w:cstheme="minorHAnsi"/>
+          <w:sz w:val="24"/>
+          <w:szCs w:val="24"/>
+          <w:lang w:bidi="ar-EG"/>
+        </w:rPr>
+        <w:t>ciphertext</w:t>
+      </w:r>
+      <w:proofErr w:type="spellEnd"/>
+      <w:r>
+        <w:rPr>
+          <w:rFonts w:cstheme="minorHAnsi"/>
+          <w:sz w:val="24"/>
+          <w:szCs w:val="24"/>
+          <w:lang w:bidi="ar-EG"/>
+        </w:rPr>
+        <w:t xml:space="preserve"> bytes and CRC bytes.</w:t>
       </w:r>
     </w:p>
     <w:p>
@@ -15350,7 +17975,7 @@
           <w:lang w:bidi="ar-EG"/>
         </w:rPr>
       </w:pPr>
-      <w:bookmarkStart w:id="38" w:name="_Toc240196105"/>
+      <w:bookmarkStart w:id="39" w:name="_Toc240567394"/>
       <w:r>
         <w:rPr>
           <w:color w:val="0070C0"/>
@@ -15360,7 +17985,7 @@
         </w:rPr>
         <w:t>8.2 Integrated State Machine:</w:t>
       </w:r>
-      <w:bookmarkEnd w:id="38"/>
+      <w:bookmarkEnd w:id="39"/>
     </w:p>
     <w:tbl>
       <w:tblPr>
@@ -15630,8 +18255,17 @@
                 <w:sz w:val="20"/>
                 <w:szCs w:val="20"/>
               </w:rPr>
-              <w:t>Wait for ciphertext</w:t>
-            </w:r>
+              <w:t xml:space="preserve">Wait for </w:t>
+            </w:r>
+            <w:proofErr w:type="spellStart"/>
+            <w:r>
+              <w:rPr>
+                <w:sz w:val="20"/>
+                <w:szCs w:val="20"/>
+              </w:rPr>
+              <w:t>ciphertext</w:t>
+            </w:r>
+            <w:proofErr w:type="spellEnd"/>
           </w:p>
         </w:tc>
         <w:tc>
@@ -16060,7 +18694,7 @@
           <w:lang w:bidi="ar-EG"/>
         </w:rPr>
       </w:pPr>
-      <w:bookmarkStart w:id="39" w:name="_Toc240196106"/>
+      <w:bookmarkStart w:id="40" w:name="_Toc240567395"/>
       <w:r>
         <w:rPr>
           <w:b/>
@@ -16072,7 +18706,7 @@
         <w:lastRenderedPageBreak/>
         <w:t>Control and Handshake Strategy</w:t>
       </w:r>
-      <w:bookmarkEnd w:id="39"/>
+      <w:bookmarkEnd w:id="40"/>
     </w:p>
     <w:p>
       <w:pPr>
@@ -16540,6 +19174,7 @@
           <w:lang w:bidi="ar-EG"/>
         </w:rPr>
       </w:pPr>
+      <w:bookmarkStart w:id="41" w:name="_Toc240567396"/>
       <w:r>
         <w:rPr>
           <w:color w:val="0070C0"/>
@@ -16549,6 +19184,7 @@
         </w:rPr>
         <w:t>9.1 Busy Protection:</w:t>
       </w:r>
+      <w:bookmarkEnd w:id="41"/>
     </w:p>
     <w:p>
       <w:pPr>
@@ -16577,6 +19213,7 @@
           <w:lang w:bidi="ar-EG"/>
         </w:rPr>
       </w:pPr>
+      <w:bookmarkStart w:id="42" w:name="_Toc240567397"/>
       <w:r>
         <w:rPr>
           <w:color w:val="0070C0"/>
@@ -16586,6 +19223,7 @@
         </w:rPr>
         <w:t>9.2 Done Pulse Handling:</w:t>
       </w:r>
+      <w:bookmarkEnd w:id="42"/>
     </w:p>
     <w:p>
       <w:pPr>
@@ -16656,6 +19294,7 @@
           <w:szCs w:val="32"/>
         </w:rPr>
       </w:pPr>
+      <w:bookmarkStart w:id="43" w:name="_Toc240567398"/>
       <w:r>
         <w:rPr>
           <w:b/>
@@ -16664,8 +19303,329 @@
           <w:szCs w:val="32"/>
         </w:rPr>
         <w:lastRenderedPageBreak/>
+        <w:t>AES Integration with CRC</w:t>
+      </w:r>
+      <w:bookmarkEnd w:id="43"/>
+    </w:p>
+    <w:p>
+      <w:pPr>
+        <w:spacing w:line="276" w:lineRule="auto"/>
+        <w:jc w:val="both"/>
+        <w:rPr>
+          <w:sz w:val="24"/>
+          <w:szCs w:val="24"/>
+        </w:rPr>
+      </w:pPr>
+      <w:r>
+        <w:rPr>
+          <w:sz w:val="24"/>
+          <w:szCs w:val="24"/>
+        </w:rPr>
+        <w:t xml:space="preserve">In order to integrate the two blocks together in a wrapper, we need to use a </w:t>
+      </w:r>
+      <w:r>
+        <w:rPr>
+          <w:sz w:val="24"/>
+          <w:szCs w:val="24"/>
+        </w:rPr>
+        <w:t xml:space="preserve">signal which is considered as a handshake signal so when the encryption is already done, cyclic redundancy check is ready for its process. </w:t>
+      </w:r>
+    </w:p>
+    <w:p>
+      <w:pPr>
+        <w:spacing w:line="276" w:lineRule="auto"/>
+        <w:jc w:val="both"/>
+        <w:rPr>
+          <w:sz w:val="24"/>
+          <w:szCs w:val="24"/>
+        </w:rPr>
+      </w:pPr>
+      <w:r>
+        <w:rPr>
+          <w:noProof/>
+        </w:rPr>
+        <w:drawing>
+          <wp:inline distT="0" distB="0" distL="0" distR="0" wp14:anchorId="1FD8966A" wp14:editId="530F2AFC">
+            <wp:extent cx="5943600" cy="1778635"/>
+            <wp:effectExtent l="0" t="0" r="0" b="0"/>
+            <wp:docPr id="9" name="Picture 9"/>
+            <wp:cNvGraphicFramePr>
+              <a:graphicFrameLocks xmlns:a="http://schemas.openxmlformats.org/drawingml/2006/main" noChangeAspect="1"/>
+            </wp:cNvGraphicFramePr>
+            <a:graphic xmlns:a="http://schemas.openxmlformats.org/drawingml/2006/main">
+              <a:graphicData uri="http://schemas.openxmlformats.org/drawingml/2006/picture">
+                <pic:pic xmlns:pic="http://schemas.openxmlformats.org/drawingml/2006/picture">
+                  <pic:nvPicPr>
+                    <pic:cNvPr id="1" name=""/>
+                    <pic:cNvPicPr/>
+                  </pic:nvPicPr>
+                  <pic:blipFill>
+                    <a:blip r:embed="rId20"/>
+                    <a:stretch>
+                      <a:fillRect/>
+                    </a:stretch>
+                  </pic:blipFill>
+                  <pic:spPr>
+                    <a:xfrm>
+                      <a:off x="0" y="0"/>
+                      <a:ext cx="5943600" cy="1778635"/>
+                    </a:xfrm>
+                    <a:prstGeom prst="rect">
+                      <a:avLst/>
+                    </a:prstGeom>
+                  </pic:spPr>
+                </pic:pic>
+              </a:graphicData>
+            </a:graphic>
+          </wp:inline>
+        </w:drawing>
+      </w:r>
+    </w:p>
+    <w:p>
+      <w:pPr>
+        <w:spacing w:line="276" w:lineRule="auto"/>
+        <w:jc w:val="both"/>
+        <w:rPr>
+          <w:sz w:val="24"/>
+          <w:szCs w:val="24"/>
+        </w:rPr>
+      </w:pPr>
+      <w:r>
+        <w:rPr>
+          <w:noProof/>
+        </w:rPr>
+        <w:drawing>
+          <wp:inline distT="0" distB="0" distL="0" distR="0" wp14:anchorId="07F0F485" wp14:editId="41E1462B">
+            <wp:extent cx="5943600" cy="1293495"/>
+            <wp:effectExtent l="0" t="0" r="0" b="1905"/>
+            <wp:docPr id="10" name="Picture 10"/>
+            <wp:cNvGraphicFramePr>
+              <a:graphicFrameLocks xmlns:a="http://schemas.openxmlformats.org/drawingml/2006/main" noChangeAspect="1"/>
+            </wp:cNvGraphicFramePr>
+            <a:graphic xmlns:a="http://schemas.openxmlformats.org/drawingml/2006/main">
+              <a:graphicData uri="http://schemas.openxmlformats.org/drawingml/2006/picture">
+                <pic:pic xmlns:pic="http://schemas.openxmlformats.org/drawingml/2006/picture">
+                  <pic:nvPicPr>
+                    <pic:cNvPr id="1" name=""/>
+                    <pic:cNvPicPr/>
+                  </pic:nvPicPr>
+                  <pic:blipFill>
+                    <a:blip r:embed="rId21"/>
+                    <a:stretch>
+                      <a:fillRect/>
+                    </a:stretch>
+                  </pic:blipFill>
+                  <pic:spPr>
+                    <a:xfrm>
+                      <a:off x="0" y="0"/>
+                      <a:ext cx="5943600" cy="1293495"/>
+                    </a:xfrm>
+                    <a:prstGeom prst="rect">
+                      <a:avLst/>
+                    </a:prstGeom>
+                  </pic:spPr>
+                </pic:pic>
+              </a:graphicData>
+            </a:graphic>
+          </wp:inline>
+        </w:drawing>
+      </w:r>
+    </w:p>
+    <w:p>
+      <w:pPr>
+        <w:spacing w:line="276" w:lineRule="auto"/>
+        <w:jc w:val="center"/>
+        <w:rPr>
+          <w:sz w:val="24"/>
+          <w:szCs w:val="24"/>
+        </w:rPr>
+      </w:pPr>
+      <w:r>
+        <w:rPr>
+          <w:noProof/>
+        </w:rPr>
+        <w:drawing>
+          <wp:inline distT="0" distB="0" distL="0" distR="0" wp14:anchorId="7A4DADC5" wp14:editId="111049B8">
+            <wp:extent cx="4124814" cy="3691467"/>
+            <wp:effectExtent l="0" t="0" r="9525" b="4445"/>
+            <wp:docPr id="11" name="Picture 11"/>
+            <wp:cNvGraphicFramePr>
+              <a:graphicFrameLocks xmlns:a="http://schemas.openxmlformats.org/drawingml/2006/main" noChangeAspect="1"/>
+            </wp:cNvGraphicFramePr>
+            <a:graphic xmlns:a="http://schemas.openxmlformats.org/drawingml/2006/main">
+              <a:graphicData uri="http://schemas.openxmlformats.org/drawingml/2006/picture">
+                <pic:pic xmlns:pic="http://schemas.openxmlformats.org/drawingml/2006/picture">
+                  <pic:nvPicPr>
+                    <pic:cNvPr id="1" name=""/>
+                    <pic:cNvPicPr/>
+                  </pic:nvPicPr>
+                  <pic:blipFill>
+                    <a:blip r:embed="rId22"/>
+                    <a:stretch>
+                      <a:fillRect/>
+                    </a:stretch>
+                  </pic:blipFill>
+                  <pic:spPr>
+                    <a:xfrm>
+                      <a:off x="0" y="0"/>
+                      <a:ext cx="4148463" cy="3712631"/>
+                    </a:xfrm>
+                    <a:prstGeom prst="rect">
+                      <a:avLst/>
+                    </a:prstGeom>
+                  </pic:spPr>
+                </pic:pic>
+              </a:graphicData>
+            </a:graphic>
+          </wp:inline>
+        </w:drawing>
+      </w:r>
+    </w:p>
+    <w:p>
+      <w:pPr>
+        <w:spacing w:line="276" w:lineRule="auto"/>
+        <w:jc w:val="center"/>
+        <w:rPr>
+          <w:sz w:val="24"/>
+          <w:szCs w:val="24"/>
+        </w:rPr>
+      </w:pPr>
+      <w:r>
+        <w:rPr>
+          <w:noProof/>
+        </w:rPr>
+        <w:lastRenderedPageBreak/>
+        <w:drawing>
+          <wp:inline distT="0" distB="0" distL="0" distR="0" wp14:anchorId="38E8C1BB" wp14:editId="545CEB04">
+            <wp:extent cx="4318212" cy="4352282"/>
+            <wp:effectExtent l="0" t="0" r="6350" b="0"/>
+            <wp:docPr id="12" name="Picture 12"/>
+            <wp:cNvGraphicFramePr>
+              <a:graphicFrameLocks xmlns:a="http://schemas.openxmlformats.org/drawingml/2006/main" noChangeAspect="1"/>
+            </wp:cNvGraphicFramePr>
+            <a:graphic xmlns:a="http://schemas.openxmlformats.org/drawingml/2006/main">
+              <a:graphicData uri="http://schemas.openxmlformats.org/drawingml/2006/picture">
+                <pic:pic xmlns:pic="http://schemas.openxmlformats.org/drawingml/2006/picture">
+                  <pic:nvPicPr>
+                    <pic:cNvPr id="1" name=""/>
+                    <pic:cNvPicPr/>
+                  </pic:nvPicPr>
+                  <pic:blipFill>
+                    <a:blip r:embed="rId23"/>
+                    <a:stretch>
+                      <a:fillRect/>
+                    </a:stretch>
+                  </pic:blipFill>
+                  <pic:spPr>
+                    <a:xfrm>
+                      <a:off x="0" y="0"/>
+                      <a:ext cx="4325346" cy="4359473"/>
+                    </a:xfrm>
+                    <a:prstGeom prst="rect">
+                      <a:avLst/>
+                    </a:prstGeom>
+                  </pic:spPr>
+                </pic:pic>
+              </a:graphicData>
+            </a:graphic>
+          </wp:inline>
+        </w:drawing>
+      </w:r>
+    </w:p>
+    <w:p>
+      <w:pPr>
+        <w:spacing w:line="276" w:lineRule="auto"/>
+        <w:jc w:val="center"/>
+        <w:rPr>
+          <w:sz w:val="24"/>
+          <w:szCs w:val="24"/>
+        </w:rPr>
+      </w:pPr>
+      <w:r>
+        <w:rPr>
+          <w:noProof/>
+        </w:rPr>
+        <w:drawing>
+          <wp:inline distT="0" distB="0" distL="0" distR="0" wp14:anchorId="0BB0C841" wp14:editId="17FF2A40">
+            <wp:extent cx="5943600" cy="2789555"/>
+            <wp:effectExtent l="0" t="0" r="0" b="0"/>
+            <wp:docPr id="13" name="Picture 13"/>
+            <wp:cNvGraphicFramePr>
+              <a:graphicFrameLocks xmlns:a="http://schemas.openxmlformats.org/drawingml/2006/main" noChangeAspect="1"/>
+            </wp:cNvGraphicFramePr>
+            <a:graphic xmlns:a="http://schemas.openxmlformats.org/drawingml/2006/main">
+              <a:graphicData uri="http://schemas.openxmlformats.org/drawingml/2006/picture">
+                <pic:pic xmlns:pic="http://schemas.openxmlformats.org/drawingml/2006/picture">
+                  <pic:nvPicPr>
+                    <pic:cNvPr id="1" name=""/>
+                    <pic:cNvPicPr/>
+                  </pic:nvPicPr>
+                  <pic:blipFill>
+                    <a:blip r:embed="rId24"/>
+                    <a:stretch>
+                      <a:fillRect/>
+                    </a:stretch>
+                  </pic:blipFill>
+                  <pic:spPr>
+                    <a:xfrm>
+                      <a:off x="0" y="0"/>
+                      <a:ext cx="5943600" cy="2789555"/>
+                    </a:xfrm>
+                    <a:prstGeom prst="rect">
+                      <a:avLst/>
+                    </a:prstGeom>
+                  </pic:spPr>
+                </pic:pic>
+              </a:graphicData>
+            </a:graphic>
+          </wp:inline>
+        </w:drawing>
+      </w:r>
+    </w:p>
+    <w:p>
+      <w:pPr>
+        <w:spacing w:line="276" w:lineRule="auto"/>
+        <w:jc w:val="center"/>
+        <w:rPr>
+          <w:sz w:val="24"/>
+          <w:szCs w:val="24"/>
+        </w:rPr>
+      </w:pPr>
+    </w:p>
+    <w:p>
+      <w:pPr>
+        <w:spacing w:line="276" w:lineRule="auto"/>
+        <w:jc w:val="center"/>
+        <w:rPr>
+          <w:sz w:val="24"/>
+          <w:szCs w:val="24"/>
+        </w:rPr>
+      </w:pPr>
+    </w:p>
+    <w:p>
+      <w:pPr>
+        <w:spacing w:line="276" w:lineRule="auto"/>
+        <w:jc w:val="center"/>
+        <w:outlineLvl w:val="0"/>
+        <w:rPr>
+          <w:b/>
+          <w:bCs/>
+          <w:sz w:val="32"/>
+          <w:szCs w:val="32"/>
+        </w:rPr>
+      </w:pPr>
+      <w:bookmarkStart w:id="44" w:name="_Toc240567399"/>
+      <w:r>
+        <w:rPr>
+          <w:b/>
+          <w:bCs/>
+          <w:sz w:val="32"/>
+          <w:szCs w:val="32"/>
+        </w:rPr>
+        <w:lastRenderedPageBreak/>
         <w:t>Timing and Synthesizability Considerations</w:t>
       </w:r>
+      <w:bookmarkEnd w:id="44"/>
     </w:p>
     <w:p>
       <w:pPr>
@@ -16697,6 +19657,7 @@
           <w:lang w:bidi="ar-EG"/>
         </w:rPr>
       </w:pPr>
+      <w:bookmarkStart w:id="45" w:name="_Toc240567400"/>
       <w:r>
         <w:rPr>
           <w:color w:val="0070C0"/>
@@ -16706,6 +19667,7 @@
         </w:rPr>
         <w:t>10.1 AES Timing:</w:t>
       </w:r>
+      <w:bookmarkEnd w:id="45"/>
     </w:p>
     <w:p>
       <w:pPr>
@@ -16734,7 +19696,27 @@
           <w:sz w:val="24"/>
           <w:szCs w:val="24"/>
         </w:rPr>
-        <w:t>An iterative AES architecture reduces hardware area by reusing the round datapath.</w:t>
+        <w:t xml:space="preserve">An iterative AES architecture reduces hardware area by reusing the round </w:t>
+      </w:r>
+      <w:proofErr w:type="spellStart"/>
+      <w:r>
+        <w:rPr>
+          <w:rFonts w:ascii="Calibri" w:eastAsia="Calibri" w:hAnsi="Calibri" w:cs="Calibri"/>
+          <w:color w:val="000000"/>
+          <w:sz w:val="24"/>
+          <w:szCs w:val="24"/>
+        </w:rPr>
+        <w:t>datapath</w:t>
+      </w:r>
+      <w:proofErr w:type="spellEnd"/>
+      <w:r>
+        <w:rPr>
+          <w:rFonts w:ascii="Calibri" w:eastAsia="Calibri" w:hAnsi="Calibri" w:cs="Calibri"/>
+          <w:color w:val="000000"/>
+          <w:sz w:val="24"/>
+          <w:szCs w:val="24"/>
+        </w:rPr>
+        <w:t>.</w:t>
       </w:r>
     </w:p>
     <w:p>
@@ -16764,7 +19746,27 @@
           <w:sz w:val="24"/>
           <w:szCs w:val="24"/>
         </w:rPr>
-        <w:t>The critical path can be influenced by the S-box implementation, MixColumns logic, and key-expansion logic.</w:t>
+        <w:t xml:space="preserve">The critical path can be influenced by the S-box implementation, </w:t>
+      </w:r>
+      <w:proofErr w:type="spellStart"/>
+      <w:r>
+        <w:rPr>
+          <w:rFonts w:ascii="Calibri" w:eastAsia="Calibri" w:hAnsi="Calibri" w:cs="Calibri"/>
+          <w:color w:val="000000"/>
+          <w:sz w:val="24"/>
+          <w:szCs w:val="24"/>
+        </w:rPr>
+        <w:t>MixColumns</w:t>
+      </w:r>
+      <w:proofErr w:type="spellEnd"/>
+      <w:r>
+        <w:rPr>
+          <w:rFonts w:ascii="Calibri" w:eastAsia="Calibri" w:hAnsi="Calibri" w:cs="Calibri"/>
+          <w:color w:val="000000"/>
+          <w:sz w:val="24"/>
+          <w:szCs w:val="24"/>
+        </w:rPr>
+        <w:t xml:space="preserve"> logic, and key-expansion logic.</w:t>
       </w:r>
     </w:p>
     <w:p>
@@ -16837,6 +19839,7 @@
           <w:lang w:bidi="ar-EG"/>
         </w:rPr>
       </w:pPr>
+      <w:bookmarkStart w:id="46" w:name="_Toc240567401"/>
       <w:r>
         <w:rPr>
           <w:color w:val="0070C0"/>
@@ -16846,6 +19849,7 @@
         </w:rPr>
         <w:t>10.2 CRC Timing:</w:t>
       </w:r>
+      <w:bookmarkEnd w:id="46"/>
     </w:p>
     <w:p>
       <w:pPr>
@@ -16963,6 +19967,7 @@
           <w:lang w:bidi="ar-EG"/>
         </w:rPr>
       </w:pPr>
+      <w:bookmarkStart w:id="47" w:name="_Toc240567402"/>
       <w:r>
         <w:rPr>
           <w:color w:val="0070C0"/>
@@ -16972,6 +19977,7 @@
         </w:rPr>
         <w:t>10.3 UART Timing:</w:t>
       </w:r>
+      <w:bookmarkEnd w:id="47"/>
     </w:p>
     <w:p>
       <w:pPr>
@@ -17073,6 +20079,7 @@
           <w:lang w:bidi="ar-EG"/>
         </w:rPr>
       </w:pPr>
+      <w:bookmarkStart w:id="48" w:name="_Toc240567403"/>
       <w:r>
         <w:rPr>
           <w:color w:val="0070C0"/>
@@ -17082,6 +20089,7 @@
         </w:rPr>
         <w:t>10.4 Reset Strategy:</w:t>
       </w:r>
+      <w:bookmarkEnd w:id="48"/>
     </w:p>
     <w:p>
       <w:pPr>
@@ -17148,6 +20156,7 @@
           <w:lang w:bidi="ar-EG"/>
         </w:rPr>
       </w:pPr>
+      <w:bookmarkStart w:id="49" w:name="_Toc240567404"/>
       <w:r>
         <w:rPr>
           <w:b/>
@@ -17159,6 +20168,7 @@
         <w:lastRenderedPageBreak/>
         <w:t>Design Decisions and Engineering Rationale</w:t>
       </w:r>
+      <w:bookmarkEnd w:id="49"/>
     </w:p>
     <w:tbl>
       <w:tblPr>
@@ -17517,6 +20527,7 @@
           <w:lang w:bidi="ar-EG"/>
         </w:rPr>
       </w:pPr>
+      <w:bookmarkStart w:id="50" w:name="_Toc240567405"/>
       <w:r>
         <w:rPr>
           <w:color w:val="0070C0"/>
@@ -17526,6 +20537,7 @@
         </w:rPr>
         <w:t>11.1 Security and Integrity:</w:t>
       </w:r>
+      <w:bookmarkEnd w:id="50"/>
     </w:p>
     <w:p>
       <w:pPr>
@@ -17554,6 +20566,7 @@
           <w:lang w:bidi="ar-EG"/>
         </w:rPr>
       </w:pPr>
+      <w:bookmarkStart w:id="51" w:name="_Toc240567406"/>
       <w:r>
         <w:rPr>
           <w:color w:val="0070C0"/>
@@ -17563,6 +20576,7 @@
         </w:rPr>
         <w:t>11.2 CRC After Encryption:</w:t>
       </w:r>
+      <w:bookmarkEnd w:id="51"/>
     </w:p>
     <w:p>
       <w:pPr>
@@ -17578,7 +20592,23 @@
           <w:sz w:val="24"/>
           <w:szCs w:val="24"/>
         </w:rPr>
-        <w:t xml:space="preserve">A communication link can corrupt ciphertext bits just as it can corrupt plaintext bits. Computing CRC over the defined transmitted protected data allows the receiver to detect many accidental bit errors before accepting the data as valid. </w:t>
+        <w:t xml:space="preserve">A communication link can corrupt </w:t>
+      </w:r>
+      <w:proofErr w:type="spellStart"/>
+      <w:r>
+        <w:rPr>
+          <w:sz w:val="24"/>
+          <w:szCs w:val="24"/>
+        </w:rPr>
+        <w:t>ciphertext</w:t>
+      </w:r>
+      <w:proofErr w:type="spellEnd"/>
+      <w:r>
+        <w:rPr>
+          <w:sz w:val="24"/>
+          <w:szCs w:val="24"/>
+        </w:rPr>
+        <w:t xml:space="preserve"> bits just as it can corrupt plaintext bits. Computing CRC over the defined transmitted protected data allows the receiver to detect many accidental bit errors before accepting the data as valid. </w:t>
       </w:r>
     </w:p>
     <w:p>
@@ -17632,6 +20662,7 @@
           <w:lang w:bidi="ar-EG"/>
         </w:rPr>
       </w:pPr>
+      <w:bookmarkStart w:id="52" w:name="_Toc240567407"/>
       <w:r>
         <w:rPr>
           <w:b/>
@@ -17643,6 +20674,7 @@
         <w:lastRenderedPageBreak/>
         <w:t>Limitations and Future Improvements</w:t>
       </w:r>
+      <w:bookmarkEnd w:id="52"/>
     </w:p>
     <w:p>
       <w:pPr>
@@ -17866,6 +20898,7 @@
           <w:lang w:bidi="ar-EG"/>
         </w:rPr>
       </w:pPr>
+      <w:bookmarkStart w:id="53" w:name="_Toc240567408"/>
       <w:r>
         <w:rPr>
           <w:b/>
@@ -17876,6 +20909,7 @@
         </w:rPr>
         <w:t>Final Specifications</w:t>
       </w:r>
+      <w:bookmarkEnd w:id="53"/>
     </w:p>
     <w:tbl>
       <w:tblPr>
@@ -18077,7 +21111,55 @@
                 <w:sz w:val="20"/>
                 <w:szCs w:val="20"/>
               </w:rPr>
-              <w:t>CRC-16/XMODEM, polynomial 0x1021, initial value 0x0000, RefIn/RefOut false, XorOut 0x0000</w:t>
+              <w:t xml:space="preserve">CRC-16/XMODEM, polynomial 0x1021, initial value 0x0000, </w:t>
+            </w:r>
+            <w:proofErr w:type="spellStart"/>
+            <w:r>
+              <w:rPr>
+                <w:sz w:val="20"/>
+                <w:szCs w:val="20"/>
+              </w:rPr>
+              <w:t>RefIn</w:t>
+            </w:r>
+            <w:proofErr w:type="spellEnd"/>
+            <w:r>
+              <w:rPr>
+                <w:sz w:val="20"/>
+                <w:szCs w:val="20"/>
+              </w:rPr>
+              <w:t>/</w:t>
+            </w:r>
+            <w:proofErr w:type="spellStart"/>
+            <w:r>
+              <w:rPr>
+                <w:sz w:val="20"/>
+                <w:szCs w:val="20"/>
+              </w:rPr>
+              <w:t>RefOut</w:t>
+            </w:r>
+            <w:proofErr w:type="spellEnd"/>
+            <w:r>
+              <w:rPr>
+                <w:sz w:val="20"/>
+                <w:szCs w:val="20"/>
+              </w:rPr>
+              <w:t xml:space="preserve"> false, </w:t>
+            </w:r>
+            <w:proofErr w:type="spellStart"/>
+            <w:r>
+              <w:rPr>
+                <w:sz w:val="20"/>
+                <w:szCs w:val="20"/>
+              </w:rPr>
+              <w:t>XorOut</w:t>
+            </w:r>
+            <w:proofErr w:type="spellEnd"/>
+            <w:r>
+              <w:rPr>
+                <w:sz w:val="20"/>
+                <w:szCs w:val="20"/>
+              </w:rPr>
+              <w:t xml:space="preserve"> 0x0000</w:t>
             </w:r>
           </w:p>
         </w:tc>
@@ -18121,7 +21203,23 @@
                 <w:sz w:val="20"/>
                 <w:szCs w:val="20"/>
               </w:rPr>
-              <w:t>18 bytes (16-byte ciphertext + 2-byte CRC)</w:t>
+              <w:t xml:space="preserve">18 bytes (16-byte </w:t>
+            </w:r>
+            <w:proofErr w:type="spellStart"/>
+            <w:r>
+              <w:rPr>
+                <w:sz w:val="20"/>
+                <w:szCs w:val="20"/>
+              </w:rPr>
+              <w:t>ciphertext</w:t>
+            </w:r>
+            <w:proofErr w:type="spellEnd"/>
+            <w:r>
+              <w:rPr>
+                <w:sz w:val="20"/>
+                <w:szCs w:val="20"/>
+              </w:rPr>
+              <w:t xml:space="preserve"> + 2-byte CRC)</w:t>
             </w:r>
           </w:p>
         </w:tc>
@@ -18322,6 +21420,7 @@
           <w:lang w:bidi="ar-EG"/>
         </w:rPr>
       </w:pPr>
+      <w:bookmarkStart w:id="54" w:name="_Toc240567409"/>
       <w:r>
         <w:rPr>
           <w:b/>
@@ -18333,8 +21432,7 @@
         <w:lastRenderedPageBreak/>
         <w:t>Conclusion</w:t>
       </w:r>
-      <w:bookmarkStart w:id="40" w:name="_GoBack"/>
-      <w:bookmarkEnd w:id="40"/>
+      <w:bookmarkEnd w:id="54"/>
     </w:p>
     <w:p>
       <w:pPr>
@@ -18375,6 +21473,7 @@
           <w:szCs w:val="32"/>
         </w:rPr>
       </w:pPr>
+      <w:bookmarkStart w:id="55" w:name="_Toc240567410"/>
       <w:r>
         <w:rPr>
           <w:b/>
@@ -18384,6 +21483,7 @@
         </w:rPr>
         <w:t>References</w:t>
       </w:r>
+      <w:bookmarkEnd w:id="55"/>
     </w:p>
     <w:p>
       <w:pPr>
@@ -18398,7 +21498,55 @@
           <w:sz w:val="24"/>
           <w:szCs w:val="24"/>
         </w:rPr>
-        <w:t>[1] Basu, D., Kole, D. K., Rahaman, H.: “Implementation of AES algorithm in UART module for secured data transfer.” International Conference on Advances in Computing and Communications (2012), pp. 142–145.</w:t>
+        <w:t xml:space="preserve">[1] </w:t>
+      </w:r>
+      <w:proofErr w:type="spellStart"/>
+      <w:r>
+        <w:rPr>
+          <w:sz w:val="24"/>
+          <w:szCs w:val="24"/>
+        </w:rPr>
+        <w:t>Basu</w:t>
+      </w:r>
+      <w:proofErr w:type="spellEnd"/>
+      <w:r>
+        <w:rPr>
+          <w:sz w:val="24"/>
+          <w:szCs w:val="24"/>
+        </w:rPr>
+        <w:t xml:space="preserve">, D., </w:t>
+      </w:r>
+      <w:proofErr w:type="spellStart"/>
+      <w:r>
+        <w:rPr>
+          <w:sz w:val="24"/>
+          <w:szCs w:val="24"/>
+        </w:rPr>
+        <w:t>Kole</w:t>
+      </w:r>
+      <w:proofErr w:type="spellEnd"/>
+      <w:r>
+        <w:rPr>
+          <w:sz w:val="24"/>
+          <w:szCs w:val="24"/>
+        </w:rPr>
+        <w:t xml:space="preserve">, D. K., </w:t>
+      </w:r>
+      <w:proofErr w:type="spellStart"/>
+      <w:r>
+        <w:rPr>
+          <w:sz w:val="24"/>
+          <w:szCs w:val="24"/>
+        </w:rPr>
+        <w:t>Rahaman</w:t>
+      </w:r>
+      <w:proofErr w:type="spellEnd"/>
+      <w:r>
+        <w:rPr>
+          <w:sz w:val="24"/>
+          <w:szCs w:val="24"/>
+        </w:rPr>
+        <w:t>, H.: “Implementation of AES algorithm in UART module for secured data transfer.” International Conference on Advances in Computing and Communications (2012), pp. 142–145.</w:t>
       </w:r>
     </w:p>
     <w:p>
@@ -18414,7 +21562,39 @@
           <w:sz w:val="24"/>
           <w:szCs w:val="24"/>
         </w:rPr>
-        <w:t>[2] Katkade, P., Phade, G.: “Application of AES algorithm for data security in serial communication.” International Conference on Inventive Computation Technologies (2016), pp. 1–5.</w:t>
+        <w:t xml:space="preserve">[2] </w:t>
+      </w:r>
+      <w:proofErr w:type="spellStart"/>
+      <w:r>
+        <w:rPr>
+          <w:sz w:val="24"/>
+          <w:szCs w:val="24"/>
+        </w:rPr>
+        <w:t>Katkade</w:t>
+      </w:r>
+      <w:proofErr w:type="spellEnd"/>
+      <w:r>
+        <w:rPr>
+          <w:sz w:val="24"/>
+          <w:szCs w:val="24"/>
+        </w:rPr>
+        <w:t xml:space="preserve">, P., </w:t>
+      </w:r>
+      <w:proofErr w:type="spellStart"/>
+      <w:r>
+        <w:rPr>
+          <w:sz w:val="24"/>
+          <w:szCs w:val="24"/>
+        </w:rPr>
+        <w:t>Phade</w:t>
+      </w:r>
+      <w:proofErr w:type="spellEnd"/>
+      <w:r>
+        <w:rPr>
+          <w:sz w:val="24"/>
+          <w:szCs w:val="24"/>
+        </w:rPr>
+        <w:t>, G.: “Application of AES algorithm for data security in serial communication.” International Conference on Inventive Computation Technologies (2016), pp. 1–5.</w:t>
       </w:r>
     </w:p>
     <w:p>
@@ -18430,7 +21610,23 @@
           <w:sz w:val="24"/>
           <w:szCs w:val="24"/>
         </w:rPr>
-        <w:t>[3] Kala, J., Panda, J., Tanwar, L.: “FPGA implementation of a high throughput Low Power Advanced Encryption Standard (AES-128) Cipher.” 10th International Conference on Signal Processing and Integrated Networks (SPIN) (2023), pp. 367–372.</w:t>
+        <w:t xml:space="preserve">[3] Kala, J., Panda, J., </w:t>
+      </w:r>
+      <w:proofErr w:type="spellStart"/>
+      <w:r>
+        <w:rPr>
+          <w:sz w:val="24"/>
+          <w:szCs w:val="24"/>
+        </w:rPr>
+        <w:t>Tanwar</w:t>
+      </w:r>
+      <w:proofErr w:type="spellEnd"/>
+      <w:r>
+        <w:rPr>
+          <w:sz w:val="24"/>
+          <w:szCs w:val="24"/>
+        </w:rPr>
+        <w:t>, L.: “FPGA implementation of a high throughput Low Power Advanced Encryption Standard (AES-128) Cipher.” 10th International Conference on Signal Processing and Integrated Networks (SPIN) (2023), pp. 367–372.</w:t>
       </w:r>
     </w:p>
     <w:p>
@@ -18446,7 +21642,23 @@
           <w:sz w:val="24"/>
           <w:szCs w:val="24"/>
         </w:rPr>
-        <w:t>[4] Kinshuk et al.: “Promoting Sustainable Security by Implementing AES Algorithm for Enhanced Confidentiality in UART Serial Communication.” Springer Nature Link.</w:t>
+        <w:t xml:space="preserve">[4] </w:t>
+      </w:r>
+      <w:proofErr w:type="spellStart"/>
+      <w:r>
+        <w:rPr>
+          <w:sz w:val="24"/>
+          <w:szCs w:val="24"/>
+        </w:rPr>
+        <w:t>Kinshuk</w:t>
+      </w:r>
+      <w:proofErr w:type="spellEnd"/>
+      <w:r>
+        <w:rPr>
+          <w:sz w:val="24"/>
+          <w:szCs w:val="24"/>
+        </w:rPr>
+        <w:t xml:space="preserve"> et al.: “Promoting Sustainable Security by Implementing AES Algorithm for Enhanced Confidentiality in UART Serial Communication.” Springer Nature Link.</w:t>
       </w:r>
     </w:p>
     <w:p>
@@ -18478,7 +21690,71 @@
           <w:sz w:val="24"/>
           <w:szCs w:val="24"/>
         </w:rPr>
-        <w:t>[6] CRC-16/XMODEM parameterization: polynomial 0x1021, init 0x0000, RefIn/RefOut false, XorOut 0x0000, check value 0x31C3, as catalogued in standard CRC parameter registries.</w:t>
+        <w:t xml:space="preserve">[6] CRC-16/XMODEM parameterization: polynomial 0x1021, </w:t>
+      </w:r>
+      <w:proofErr w:type="spellStart"/>
+      <w:r>
+        <w:rPr>
+          <w:sz w:val="24"/>
+          <w:szCs w:val="24"/>
+        </w:rPr>
+        <w:t>init</w:t>
+      </w:r>
+      <w:proofErr w:type="spellEnd"/>
+      <w:r>
+        <w:rPr>
+          <w:sz w:val="24"/>
+          <w:szCs w:val="24"/>
+        </w:rPr>
+        <w:t xml:space="preserve"> 0x0000, </w:t>
+      </w:r>
+      <w:proofErr w:type="spellStart"/>
+      <w:r>
+        <w:rPr>
+          <w:sz w:val="24"/>
+          <w:szCs w:val="24"/>
+        </w:rPr>
+        <w:t>RefIn</w:t>
+      </w:r>
+      <w:proofErr w:type="spellEnd"/>
+      <w:r>
+        <w:rPr>
+          <w:sz w:val="24"/>
+          <w:szCs w:val="24"/>
+        </w:rPr>
+        <w:t>/</w:t>
+      </w:r>
+      <w:proofErr w:type="spellStart"/>
+      <w:r>
+        <w:rPr>
+          <w:sz w:val="24"/>
+          <w:szCs w:val="24"/>
+        </w:rPr>
+        <w:t>RefOut</w:t>
+      </w:r>
+      <w:proofErr w:type="spellEnd"/>
+      <w:r>
+        <w:rPr>
+          <w:sz w:val="24"/>
+          <w:szCs w:val="24"/>
+        </w:rPr>
+        <w:t xml:space="preserve"> false, </w:t>
+      </w:r>
+      <w:proofErr w:type="spellStart"/>
+      <w:r>
+        <w:rPr>
+          <w:sz w:val="24"/>
+          <w:szCs w:val="24"/>
+        </w:rPr>
+        <w:t>XorOut</w:t>
+      </w:r>
+      <w:proofErr w:type="spellEnd"/>
+      <w:r>
+        <w:rPr>
+          <w:sz w:val="24"/>
+          <w:szCs w:val="24"/>
+        </w:rPr>
+        <w:t xml:space="preserve"> 0x0000, check value 0x31C3, as catalogued in standard CRC parameter registries.</w:t>
       </w:r>
     </w:p>
     <w:p>
@@ -20521,7 +23797,7 @@
 </file>
 
 <file path=customXml/itemProps1.xml><?xml version="1.0" encoding="utf-8"?>
-<ds:datastoreItem xmlns:ds="http://schemas.openxmlformats.org/officeDocument/2006/customXml" ds:itemID="{8CF5469C-2F81-489C-AF06-BE1F5DE6CFF8}">
+<ds:datastoreItem xmlns:ds="http://schemas.openxmlformats.org/officeDocument/2006/customXml" ds:itemID="{5D232526-DE0B-431B-8566-932828392253}">
   <ds:schemaRefs>
     <ds:schemaRef ds:uri="http://schemas.openxmlformats.org/officeDocument/2006/bibliography"/>
   </ds:schemaRefs>
